--- a/Abramenkov_12-25_RT2.docx
+++ b/Abramenkov_12-25_RT2.docx
@@ -749,53 +749,28 @@
               <w:t>согласующие принимают решение по зафиксированному составу и общей сумме заявки, и правка позиций после отправки подменила бы предмет согласования. Система блокирует добавление, удаление и изменение позиций, если статус заявки не «Черновик» и не «Возвращена на доработку».</w:t>
             </w:r>
           </w:p>
-        </w:tc>
-      </w:tr>
-      <w:tr>
-        <w:trPr>
-          <w:jc w:val="center"/>
-        </w:trPr>
-        <w:tc>
-          <w:tcPr>
-            <w:tcW w:w="5128" w:type="dxa"/>
-            <w:tcMar>
-              <w:top w:w="90" w:type="dxa"/>
-              <w:left w:w="90" w:type="dxa"/>
-              <w:bottom w:w="90" w:type="dxa"/>
-              <w:right w:w="90" w:type="dxa"/>
-            </w:tcMar>
-          </w:tcPr>
-          <w:p>
-            <w:r>
-              <w:rPr>
-                <w:sz w:val="20"/>
-              </w:rPr>
-              <w:t>При возврате заявки на доработку система обязана сохранить ...</w:t>
-            </w:r>
-          </w:p>
-        </w:tc>
-        <w:tc>
-          <w:tcPr>
-            <w:tcW w:w="5128" w:type="dxa"/>
-            <w:shd w:val="clear" w:color="auto" w:fill="FFF2CC"/>
-            <w:tcMar>
-              <w:top w:w="90" w:type="dxa"/>
-              <w:left w:w="90" w:type="dxa"/>
-              <w:bottom w:w="90" w:type="dxa"/>
-              <w:right w:w="90" w:type="dxa"/>
-            </w:tcMar>
-          </w:tcPr>
           <w:p>
             <w:pPr>
+              <w:spacing w:before="40"/>
               <w:jc w:val="left"/>
             </w:pPr>
             <w:r>
               <w:rPr>
                 <w:rFonts w:ascii="Times New Roman" w:hAnsi="Times New Roman" w:eastAsia="Times New Roman"/>
+                <w:b/>
+                <w:color w:val="595959"/>
+                <w:sz w:val="16"/>
+              </w:rPr>
+              <w:t xml:space="preserve">Откуда это в тексте: </w:t>
+            </w:r>
+            <w:r>
+              <w:rPr>
+                <w:rFonts w:ascii="Times New Roman" w:hAnsi="Times New Roman" w:eastAsia="Times New Roman"/>
                 <w:b w:val="0"/>
-                <w:sz w:val="22"/>
-              </w:rPr>
-              <w:t>комментарий согласующего и запись решения (кто, когда, результат «возврат») отдельной записью Approval, а ранее принятые решения остаются в истории без изменений. Заявка получает статус «Возвращена на доработку», и автор снова может редактировать позиции.</w:t>
+                <w:color w:val="595959"/>
+                <w:sz w:val="16"/>
+              </w:rPr>
+              <w:t>в разделе 1 прямо сказано: «до отправки заявка является рабочим документом автора и может изменяться. После отправки начинается последовательное согласование». Значит, после отправки менять позиции нельзя, иначе согласуют уже не то, что отправили.</w:t>
             </w:r>
           </w:p>
         </w:tc>
@@ -819,7 +794,7 @@
               <w:rPr>
                 <w:sz w:val="20"/>
               </w:rPr>
-              <w:t>После согласования заявки специалист по закупкам получает право ... только при условии ...</w:t>
+              <w:t>При возврате заявки на доработку система обязана сохранить ...</w:t>
             </w:r>
           </w:p>
         </w:tc>
@@ -844,7 +819,31 @@
                 <w:b w:val="0"/>
                 <w:sz w:val="22"/>
               </w:rPr>
-              <w:t>сформировать заказ (выбрать поставщика и создать PurchaseOrder) только при условии, что заявка находится в статусе «Согласована» (есть положительные решения руководителя и финансового контролёра), выбранный поставщик имеет действующий статус и по заявке нет действующего заказа.</w:t>
+              <w:t>комментарий согласующего и запись решения (кто, когда, результат «возврат») отдельной записью Approval, а ранее принятые решения остаются в истории без изменений. Заявка получает статус «Возвращена на доработку», и автор снова может редактировать позиции.</w:t>
+            </w:r>
+          </w:p>
+          <w:p>
+            <w:pPr>
+              <w:spacing w:before="40"/>
+              <w:jc w:val="left"/>
+            </w:pPr>
+            <w:r>
+              <w:rPr>
+                <w:rFonts w:ascii="Times New Roman" w:hAnsi="Times New Roman" w:eastAsia="Times New Roman"/>
+                <w:b/>
+                <w:color w:val="595959"/>
+                <w:sz w:val="16"/>
+              </w:rPr>
+              <w:t xml:space="preserve">Откуда это в тексте: </w:t>
+            </w:r>
+            <w:r>
+              <w:rPr>
+                <w:rFonts w:ascii="Times New Roman" w:hAnsi="Times New Roman" w:eastAsia="Times New Roman"/>
+                <w:b w:val="0"/>
+                <w:color w:val="595959"/>
+                <w:sz w:val="16"/>
+              </w:rPr>
+              <w:t>в разделе 1: «решение об отклонении либо возврате заявки не должно существовать без поясняющего комментария» и «для существенных операций необходимо однозначно определить пользователя, время действия и результат». Отсюда комментарий и запись «кто, когда, результат».</w:t>
             </w:r>
           </w:p>
         </w:tc>
@@ -868,7 +867,7 @@
               <w:rPr>
                 <w:sz w:val="20"/>
               </w:rPr>
-              <w:t>Если поставщик переведён в неактивное состояние, система должна ...</w:t>
+              <w:t>После согласования заявки специалист по закупкам получает право ... только при условии ...</w:t>
             </w:r>
           </w:p>
         </w:tc>
@@ -893,7 +892,31 @@
                 <w:b w:val="0"/>
                 <w:sz w:val="22"/>
               </w:rPr>
-              <w:t>исключить его из списка выбора для новых заказов и отказать в формировании заказа с этим поставщиком (статус проверяется в момент создания заказа), не изменяя и не удаляя ранее созданные заказы и историю согласований.</w:t>
+              <w:t>сформировать заказ (выбрать поставщика и создать PurchaseOrder) только при условии, что заявка находится в статусе «Согласована» (есть положительные решения руководителя и финансового контролёра), выбранный поставщик имеет действующий статус и по заявке нет действующего заказа.</w:t>
+            </w:r>
+          </w:p>
+          <w:p>
+            <w:pPr>
+              <w:spacing w:before="40"/>
+              <w:jc w:val="left"/>
+            </w:pPr>
+            <w:r>
+              <w:rPr>
+                <w:rFonts w:ascii="Times New Roman" w:hAnsi="Times New Roman" w:eastAsia="Times New Roman"/>
+                <w:b/>
+                <w:color w:val="595959"/>
+                <w:sz w:val="16"/>
+              </w:rPr>
+              <w:t xml:space="preserve">Откуда это в тексте: </w:t>
+            </w:r>
+            <w:r>
+              <w:rPr>
+                <w:rFonts w:ascii="Times New Roman" w:hAnsi="Times New Roman" w:eastAsia="Times New Roman"/>
+                <w:b w:val="0"/>
+                <w:color w:val="595959"/>
+                <w:sz w:val="16"/>
+              </w:rPr>
+              <w:t>в разделе 1: «заказ не может быть сформирован раньше завершения обязательных согласований», и в условиях: «поставщик может участвовать в формировании заказа только тогда, когда он имеет действующий статус» и «не более одного действующего заказа».</w:t>
             </w:r>
           </w:p>
         </w:tc>
@@ -917,7 +940,7 @@
               <w:rPr>
                 <w:sz w:val="20"/>
               </w:rPr>
-              <w:t>История согласования должна быть неизменяемой для обычного пользователя, поскольку ...</w:t>
+              <w:t>Если поставщик переведён в неактивное состояние, система должна ...</w:t>
             </w:r>
           </w:p>
         </w:tc>
@@ -942,7 +965,31 @@
                 <w:b w:val="0"/>
                 <w:sz w:val="22"/>
               </w:rPr>
-              <w:t>она подтверждает, кто, когда и какое решение принял, и правка задним числом позволила бы подменить результат согласования. Обычная роль имеет только чтение и добавление записей, операции UPDATE и DELETE запрещены; ошибочное решение исправляется новой записью, а не перезаписью.</w:t>
+              <w:t>исключить его из списка выбора для новых заказов и отказать в формировании заказа с этим поставщиком (статус проверяется в момент создания заказа), не изменяя и не удаляя ранее созданные заказы и историю согласований.</w:t>
+            </w:r>
+          </w:p>
+          <w:p>
+            <w:pPr>
+              <w:spacing w:before="40"/>
+              <w:jc w:val="left"/>
+            </w:pPr>
+            <w:r>
+              <w:rPr>
+                <w:rFonts w:ascii="Times New Roman" w:hAnsi="Times New Roman" w:eastAsia="Times New Roman"/>
+                <w:b/>
+                <w:color w:val="595959"/>
+                <w:sz w:val="16"/>
+              </w:rPr>
+              <w:t xml:space="preserve">Откуда это в тексте: </w:t>
+            </w:r>
+            <w:r>
+              <w:rPr>
+                <w:rFonts w:ascii="Times New Roman" w:hAnsi="Times New Roman" w:eastAsia="Times New Roman"/>
+                <w:b w:val="0"/>
+                <w:color w:val="595959"/>
+                <w:sz w:val="16"/>
+              </w:rPr>
+              <w:t>условие из раздела 1: «поставщик может участвовать в формировании заказа только тогда, когда он имеет действующий статус». Про старые заказы и историю: система «должна хранить не только текущее состояние заявки, но и историю действий».</w:t>
             </w:r>
           </w:p>
         </w:tc>
@@ -966,7 +1013,7 @@
               <w:rPr>
                 <w:sz w:val="20"/>
               </w:rPr>
-              <w:t>Для предотвращения повторного формирования заказа необходимо ...</w:t>
+              <w:t>История согласования должна быть неизменяемой для обычного пользователя, поскольку ...</w:t>
             </w:r>
           </w:p>
         </w:tc>
@@ -991,7 +1038,104 @@
                 <w:b w:val="0"/>
                 <w:sz w:val="22"/>
               </w:rPr>
+              <w:t>она подтверждает, кто, когда и какое решение принял, и правка задним числом позволила бы подменить результат согласования. Обычная роль имеет только чтение и добавление записей, операции UPDATE и DELETE запрещены; ошибочное решение исправляется новой записью, а не перезаписью.</w:t>
+            </w:r>
+          </w:p>
+          <w:p>
+            <w:pPr>
+              <w:spacing w:before="40"/>
+              <w:jc w:val="left"/>
+            </w:pPr>
+            <w:r>
+              <w:rPr>
+                <w:rFonts w:ascii="Times New Roman" w:hAnsi="Times New Roman" w:eastAsia="Times New Roman"/>
+                <w:b/>
+                <w:color w:val="595959"/>
+                <w:sz w:val="16"/>
+              </w:rPr>
+              <w:t xml:space="preserve">Откуда это в тексте: </w:t>
+            </w:r>
+            <w:r>
+              <w:rPr>
+                <w:rFonts w:ascii="Times New Roman" w:hAnsi="Times New Roman" w:eastAsia="Times New Roman"/>
+                <w:b w:val="0"/>
+                <w:color w:val="595959"/>
+                <w:sz w:val="16"/>
+              </w:rPr>
+              <w:t>в условиях: «решение согласующего должно сохраняться отдельной записью и не должно перезаписываться новым значением без сохранения истории», плюс требование хранить историю действий (раздел 1).</w:t>
+            </w:r>
+          </w:p>
+        </w:tc>
+      </w:tr>
+      <w:tr>
+        <w:trPr>
+          <w:jc w:val="center"/>
+        </w:trPr>
+        <w:tc>
+          <w:tcPr>
+            <w:tcW w:w="5128" w:type="dxa"/>
+            <w:tcMar>
+              <w:top w:w="90" w:type="dxa"/>
+              <w:left w:w="90" w:type="dxa"/>
+              <w:bottom w:w="90" w:type="dxa"/>
+              <w:right w:w="90" w:type="dxa"/>
+            </w:tcMar>
+          </w:tcPr>
+          <w:p>
+            <w:r>
+              <w:rPr>
+                <w:sz w:val="20"/>
+              </w:rPr>
+              <w:t>Для предотвращения повторного формирования заказа необходимо ...</w:t>
+            </w:r>
+          </w:p>
+        </w:tc>
+        <w:tc>
+          <w:tcPr>
+            <w:tcW w:w="5128" w:type="dxa"/>
+            <w:shd w:val="clear" w:color="auto" w:fill="FFF2CC"/>
+            <w:tcMar>
+              <w:top w:w="90" w:type="dxa"/>
+              <w:left w:w="90" w:type="dxa"/>
+              <w:bottom w:w="90" w:type="dxa"/>
+              <w:right w:w="90" w:type="dxa"/>
+            </w:tcMar>
+          </w:tcPr>
+          <w:p>
+            <w:pPr>
+              <w:jc w:val="left"/>
+            </w:pPr>
+            <w:r>
+              <w:rPr>
+                <w:rFonts w:ascii="Times New Roman" w:hAnsi="Times New Roman" w:eastAsia="Times New Roman"/>
+                <w:b w:val="0"/>
+                <w:sz w:val="22"/>
+              </w:rPr>
               <w:t>в одной транзакции блокировать заявку (SELECT … FOR UPDATE), проверять отсутствие действующего заказа и создавать заказ, а на уровне БД добавить уникальный частичный индекс по request_id для заказов в статусе, отличном от «Отменён». Тогда параллельный второй запрос завершится ошибкой и откатится.</w:t>
+            </w:r>
+          </w:p>
+          <w:p>
+            <w:pPr>
+              <w:spacing w:before="40"/>
+              <w:jc w:val="left"/>
+            </w:pPr>
+            <w:r>
+              <w:rPr>
+                <w:rFonts w:ascii="Times New Roman" w:hAnsi="Times New Roman" w:eastAsia="Times New Roman"/>
+                <w:b/>
+                <w:color w:val="595959"/>
+                <w:sz w:val="16"/>
+              </w:rPr>
+              <w:t xml:space="preserve">Откуда это в тексте: </w:t>
+            </w:r>
+            <w:r>
+              <w:rPr>
+                <w:rFonts w:ascii="Times New Roman" w:hAnsi="Times New Roman" w:eastAsia="Times New Roman"/>
+                <w:b w:val="0"/>
+                <w:color w:val="595959"/>
+                <w:sz w:val="16"/>
+              </w:rPr>
+              <w:t>в условиях: «для одной согласованной заявки в базовом варианте формируется не более одного действующего заказа». Остальное (транзакция и индекс) моё решение, как это обеспечить.</w:t>
             </w:r>
           </w:p>
         </w:tc>
@@ -1441,6 +1585,30 @@
               <w:t>Решение руководителя сохраняется отдельной записью Approval (пользователь, время, результат). Статус заявки не меняется, согласование переходит к финансовому контролёру.</w:t>
             </w:r>
           </w:p>
+          <w:p>
+            <w:pPr>
+              <w:spacing w:before="40"/>
+              <w:jc w:val="left"/>
+            </w:pPr>
+            <w:r>
+              <w:rPr>
+                <w:rFonts w:ascii="Times New Roman" w:hAnsi="Times New Roman" w:eastAsia="Times New Roman"/>
+                <w:b/>
+                <w:color w:val="595959"/>
+                <w:sz w:val="16"/>
+              </w:rPr>
+              <w:t xml:space="preserve">Откуда это в тексте: </w:t>
+            </w:r>
+            <w:r>
+              <w:rPr>
+                <w:rFonts w:ascii="Times New Roman" w:hAnsi="Times New Roman" w:eastAsia="Times New Roman"/>
+                <w:b w:val="0"/>
+                <w:color w:val="595959"/>
+                <w:sz w:val="16"/>
+              </w:rPr>
+              <w:t>по тексту раздела 1 руководитель проверяет необходимость закупки, потом финансовый контролёр проверяет финансирование, то есть согласование идёт по очереди. Решение сохраняется отдельной записью (условие про Approval).</w:t>
+            </w:r>
+          </w:p>
         </w:tc>
       </w:tr>
       <w:tr>
@@ -1544,85 +1712,28 @@
               <w:t>Положительное решение руководителя уже есть. Решение финансового контролёра сохраняется отдельной записью. Возврат или отклонение финконтролёром — с обязательным комментарием.</w:t>
             </w:r>
           </w:p>
-        </w:tc>
-      </w:tr>
-      <w:tr>
-        <w:trPr>
-          <w:jc w:val="center"/>
-        </w:trPr>
-        <w:tc>
-          <w:tcPr>
-            <w:tcW w:w="2564" w:type="dxa"/>
-            <w:tcMar>
-              <w:top w:w="90" w:type="dxa"/>
-              <w:left w:w="90" w:type="dxa"/>
-              <w:bottom w:w="90" w:type="dxa"/>
-              <w:right w:w="90" w:type="dxa"/>
-            </w:tcMar>
-          </w:tcPr>
           <w:p>
-            <w:r>
-              <w:rPr>
-                <w:sz w:val="20"/>
-              </w:rPr>
-              <w:t>На согласовании</w:t>
-            </w:r>
-          </w:p>
-        </w:tc>
-        <w:tc>
-          <w:tcPr>
-            <w:tcW w:w="2564" w:type="dxa"/>
-            <w:tcMar>
-              <w:top w:w="90" w:type="dxa"/>
-              <w:left w:w="90" w:type="dxa"/>
-              <w:bottom w:w="90" w:type="dxa"/>
-              <w:right w:w="90" w:type="dxa"/>
-            </w:tcMar>
-          </w:tcPr>
-          <w:p>
-            <w:r>
-              <w:rPr>
-                <w:sz w:val="20"/>
-              </w:rPr>
-              <w:t>Возврат на доработку</w:t>
-            </w:r>
-          </w:p>
-        </w:tc>
-        <w:tc>
-          <w:tcPr>
-            <w:tcW w:w="2564" w:type="dxa"/>
-            <w:tcMar>
-              <w:top w:w="90" w:type="dxa"/>
-              <w:left w:w="90" w:type="dxa"/>
-              <w:bottom w:w="90" w:type="dxa"/>
-              <w:right w:w="90" w:type="dxa"/>
-            </w:tcMar>
-          </w:tcPr>
-          <w:p>
-            <w:r>
-              <w:rPr>
-                <w:sz w:val="20"/>
-              </w:rPr>
-              <w:t>Возвращена на доработку</w:t>
-            </w:r>
-          </w:p>
-        </w:tc>
-        <w:tc>
-          <w:tcPr>
-            <w:tcW w:w="2564" w:type="dxa"/>
-            <w:tcMar>
-              <w:top w:w="90" w:type="dxa"/>
-              <w:left w:w="90" w:type="dxa"/>
-              <w:bottom w:w="90" w:type="dxa"/>
-              <w:right w:w="90" w:type="dxa"/>
-            </w:tcMar>
-          </w:tcPr>
-          <w:p>
-            <w:r>
-              <w:rPr>
-                <w:sz w:val="20"/>
-              </w:rPr>
-              <w:t>Комментарий обязателен</w:t>
+            <w:pPr>
+              <w:spacing w:before="40"/>
+              <w:jc w:val="left"/>
+            </w:pPr>
+            <w:r>
+              <w:rPr>
+                <w:rFonts w:ascii="Times New Roman" w:hAnsi="Times New Roman" w:eastAsia="Times New Roman"/>
+                <w:b/>
+                <w:color w:val="595959"/>
+                <w:sz w:val="16"/>
+              </w:rPr>
+              <w:t xml:space="preserve">Откуда это в тексте: </w:t>
+            </w:r>
+            <w:r>
+              <w:rPr>
+                <w:rFonts w:ascii="Times New Roman" w:hAnsi="Times New Roman" w:eastAsia="Times New Roman"/>
+                <w:b w:val="0"/>
+                <w:color w:val="595959"/>
+                <w:sz w:val="16"/>
+              </w:rPr>
+              <w:t>раздел 1: «после завершения обязательных согласований» заказ можно формировать. Обязательных согласований два (руководитель и финконтролёр), значит заявка становится «Согласована» после второго.</w:t>
             </w:r>
           </w:p>
         </w:tc>
@@ -1646,7 +1757,7 @@
               <w:rPr>
                 <w:sz w:val="20"/>
               </w:rPr>
-              <w:t>Возвращена на доработку</w:t>
+              <w:t>На согласовании</w:t>
             </w:r>
           </w:p>
         </w:tc>
@@ -1665,14 +1776,13 @@
               <w:rPr>
                 <w:sz w:val="20"/>
               </w:rPr>
-              <w:t>Повторная отправка</w:t>
+              <w:t>Возврат на доработку</w:t>
             </w:r>
           </w:p>
         </w:tc>
         <w:tc>
           <w:tcPr>
             <w:tcW w:w="2564" w:type="dxa"/>
-            <w:shd w:val="clear" w:color="auto" w:fill="FFF2CC"/>
             <w:tcMar>
               <w:top w:w="90" w:type="dxa"/>
               <w:left w:w="90" w:type="dxa"/>
@@ -1681,23 +1791,17 @@
             </w:tcMar>
           </w:tcPr>
           <w:p>
-            <w:pPr>
-              <w:jc w:val="left"/>
-            </w:pPr>
-            <w:r>
-              <w:rPr>
-                <w:rFonts w:ascii="Times New Roman" w:hAnsi="Times New Roman" w:eastAsia="Times New Roman"/>
-                <w:b w:val="0"/>
-                <w:sz w:val="22"/>
-              </w:rPr>
-              <w:t>На согласовании</w:t>
+            <w:r>
+              <w:rPr>
+                <w:sz w:val="20"/>
+              </w:rPr>
+              <w:t>Возвращена на доработку</w:t>
             </w:r>
           </w:p>
         </w:tc>
         <w:tc>
           <w:tcPr>
             <w:tcW w:w="2564" w:type="dxa"/>
-            <w:shd w:val="clear" w:color="auto" w:fill="FFF2CC"/>
             <w:tcMar>
               <w:top w:w="90" w:type="dxa"/>
               <w:left w:w="90" w:type="dxa"/>
@@ -1706,16 +1810,11 @@
             </w:tcMar>
           </w:tcPr>
           <w:p>
-            <w:pPr>
-              <w:jc w:val="left"/>
-            </w:pPr>
-            <w:r>
-              <w:rPr>
-                <w:rFonts w:ascii="Times New Roman" w:hAnsi="Times New Roman" w:eastAsia="Times New Roman"/>
-                <w:b w:val="0"/>
-                <w:sz w:val="22"/>
-              </w:rPr>
-              <w:t>В заявке есть хотя бы одна позиция. Согласование начинается заново с руководителя, прежние решения остаются в истории.</w:t>
+            <w:r>
+              <w:rPr>
+                <w:sz w:val="20"/>
+              </w:rPr>
+              <w:t>Комментарий обязателен</w:t>
             </w:r>
           </w:p>
         </w:tc>
@@ -1739,7 +1838,7 @@
               <w:rPr>
                 <w:sz w:val="20"/>
               </w:rPr>
-              <w:t>На согласовании</w:t>
+              <w:t>Возвращена на доработку</w:t>
             </w:r>
           </w:p>
         </w:tc>
@@ -1758,26 +1857,7 @@
               <w:rPr>
                 <w:sz w:val="20"/>
               </w:rPr>
-              <w:t>Отрицательное решение</w:t>
-            </w:r>
-          </w:p>
-        </w:tc>
-        <w:tc>
-          <w:tcPr>
-            <w:tcW w:w="2564" w:type="dxa"/>
-            <w:tcMar>
-              <w:top w:w="90" w:type="dxa"/>
-              <w:left w:w="90" w:type="dxa"/>
-              <w:bottom w:w="90" w:type="dxa"/>
-              <w:right w:w="90" w:type="dxa"/>
-            </w:tcMar>
-          </w:tcPr>
-          <w:p>
-            <w:r>
-              <w:rPr>
-                <w:sz w:val="20"/>
-              </w:rPr>
-              <w:t>Отклонена</w:t>
+              <w:t>Повторная отправка</w:t>
             </w:r>
           </w:p>
         </w:tc>
@@ -1802,7 +1882,56 @@
                 <w:b w:val="0"/>
                 <w:sz w:val="22"/>
               </w:rPr>
-              <w:t>Комментарий обязателен. Решение сохраняется записью Approval, дальнейшие переходы из «Отклонена» запрещены.</w:t>
+              <w:t>На согласовании</w:t>
+            </w:r>
+          </w:p>
+        </w:tc>
+        <w:tc>
+          <w:tcPr>
+            <w:tcW w:w="2564" w:type="dxa"/>
+            <w:shd w:val="clear" w:color="auto" w:fill="FFF2CC"/>
+            <w:tcMar>
+              <w:top w:w="90" w:type="dxa"/>
+              <w:left w:w="90" w:type="dxa"/>
+              <w:bottom w:w="90" w:type="dxa"/>
+              <w:right w:w="90" w:type="dxa"/>
+            </w:tcMar>
+          </w:tcPr>
+          <w:p>
+            <w:pPr>
+              <w:jc w:val="left"/>
+            </w:pPr>
+            <w:r>
+              <w:rPr>
+                <w:rFonts w:ascii="Times New Roman" w:hAnsi="Times New Roman" w:eastAsia="Times New Roman"/>
+                <w:b w:val="0"/>
+                <w:sz w:val="22"/>
+              </w:rPr>
+              <w:t>В заявке есть хотя бы одна позиция. Согласование начинается заново с руководителя, прежние решения остаются в истории.</w:t>
+            </w:r>
+          </w:p>
+          <w:p>
+            <w:pPr>
+              <w:spacing w:before="40"/>
+              <w:jc w:val="left"/>
+            </w:pPr>
+            <w:r>
+              <w:rPr>
+                <w:rFonts w:ascii="Times New Roman" w:hAnsi="Times New Roman" w:eastAsia="Times New Roman"/>
+                <w:b/>
+                <w:color w:val="595959"/>
+                <w:sz w:val="16"/>
+              </w:rPr>
+              <w:t xml:space="preserve">Откуда это в тексте: </w:t>
+            </w:r>
+            <w:r>
+              <w:rPr>
+                <w:rFonts w:ascii="Times New Roman" w:hAnsi="Times New Roman" w:eastAsia="Times New Roman"/>
+                <w:b w:val="0"/>
+                <w:color w:val="595959"/>
+                <w:sz w:val="16"/>
+              </w:rPr>
+              <w:t>раздел 1: после отправки «начинается последовательное согласование», а прежние решения не перезаписываются (условие про отдельную запись). Поэтому согласование идёт заново, а история остаётся.</w:t>
             </w:r>
           </w:p>
         </w:tc>
@@ -1826,7 +1955,7 @@
               <w:rPr>
                 <w:sz w:val="20"/>
               </w:rPr>
-              <w:t>Согласована</w:t>
+              <w:t>На согласовании</w:t>
             </w:r>
           </w:p>
         </w:tc>
@@ -1845,7 +1974,7 @@
               <w:rPr>
                 <w:sz w:val="20"/>
               </w:rPr>
-              <w:t>Формирование заказа</w:t>
+              <w:t>Отрицательное решение</w:t>
             </w:r>
           </w:p>
         </w:tc>
@@ -1864,7 +1993,7 @@
               <w:rPr>
                 <w:sz w:val="20"/>
               </w:rPr>
-              <w:t>Заказ сформирован</w:t>
+              <w:t>Отклонена</w:t>
             </w:r>
           </w:p>
         </w:tc>
@@ -1889,7 +2018,142 @@
                 <w:b w:val="0"/>
                 <w:sz w:val="22"/>
               </w:rPr>
+              <w:t>Комментарий обязателен. Решение сохраняется записью Approval, дальнейшие переходы из «Отклонена» запрещены.</w:t>
+            </w:r>
+          </w:p>
+          <w:p>
+            <w:pPr>
+              <w:spacing w:before="40"/>
+              <w:jc w:val="left"/>
+            </w:pPr>
+            <w:r>
+              <w:rPr>
+                <w:rFonts w:ascii="Times New Roman" w:hAnsi="Times New Roman" w:eastAsia="Times New Roman"/>
+                <w:b/>
+                <w:color w:val="595959"/>
+                <w:sz w:val="16"/>
+              </w:rPr>
+              <w:t xml:space="preserve">Откуда это в тексте: </w:t>
+            </w:r>
+            <w:r>
+              <w:rPr>
+                <w:rFonts w:ascii="Times New Roman" w:hAnsi="Times New Roman" w:eastAsia="Times New Roman"/>
+                <w:b w:val="0"/>
+                <w:color w:val="595959"/>
+                <w:sz w:val="16"/>
+              </w:rPr>
+              <w:t>раздел 1: решение об отклонении не может быть без комментария. Про Approval: решение сохраняется отдельной записью. Что из «Отклонена» нет выхода, это моё допущение, ниже оно оформлено как правило.</w:t>
+            </w:r>
+          </w:p>
+        </w:tc>
+      </w:tr>
+      <w:tr>
+        <w:trPr>
+          <w:jc w:val="center"/>
+        </w:trPr>
+        <w:tc>
+          <w:tcPr>
+            <w:tcW w:w="2564" w:type="dxa"/>
+            <w:tcMar>
+              <w:top w:w="90" w:type="dxa"/>
+              <w:left w:w="90" w:type="dxa"/>
+              <w:bottom w:w="90" w:type="dxa"/>
+              <w:right w:w="90" w:type="dxa"/>
+            </w:tcMar>
+          </w:tcPr>
+          <w:p>
+            <w:r>
+              <w:rPr>
+                <w:sz w:val="20"/>
+              </w:rPr>
+              <w:t>Согласована</w:t>
+            </w:r>
+          </w:p>
+        </w:tc>
+        <w:tc>
+          <w:tcPr>
+            <w:tcW w:w="2564" w:type="dxa"/>
+            <w:tcMar>
+              <w:top w:w="90" w:type="dxa"/>
+              <w:left w:w="90" w:type="dxa"/>
+              <w:bottom w:w="90" w:type="dxa"/>
+              <w:right w:w="90" w:type="dxa"/>
+            </w:tcMar>
+          </w:tcPr>
+          <w:p>
+            <w:r>
+              <w:rPr>
+                <w:sz w:val="20"/>
+              </w:rPr>
+              <w:t>Формирование заказа</w:t>
+            </w:r>
+          </w:p>
+        </w:tc>
+        <w:tc>
+          <w:tcPr>
+            <w:tcW w:w="2564" w:type="dxa"/>
+            <w:tcMar>
+              <w:top w:w="90" w:type="dxa"/>
+              <w:left w:w="90" w:type="dxa"/>
+              <w:bottom w:w="90" w:type="dxa"/>
+              <w:right w:w="90" w:type="dxa"/>
+            </w:tcMar>
+          </w:tcPr>
+          <w:p>
+            <w:r>
+              <w:rPr>
+                <w:sz w:val="20"/>
+              </w:rPr>
+              <w:t>Заказ сформирован</w:t>
+            </w:r>
+          </w:p>
+        </w:tc>
+        <w:tc>
+          <w:tcPr>
+            <w:tcW w:w="2564" w:type="dxa"/>
+            <w:shd w:val="clear" w:color="auto" w:fill="FFF2CC"/>
+            <w:tcMar>
+              <w:top w:w="90" w:type="dxa"/>
+              <w:left w:w="90" w:type="dxa"/>
+              <w:bottom w:w="90" w:type="dxa"/>
+              <w:right w:w="90" w:type="dxa"/>
+            </w:tcMar>
+          </w:tcPr>
+          <w:p>
+            <w:pPr>
+              <w:jc w:val="left"/>
+            </w:pPr>
+            <w:r>
+              <w:rPr>
+                <w:rFonts w:ascii="Times New Roman" w:hAnsi="Times New Roman" w:eastAsia="Times New Roman"/>
+                <w:b w:val="0"/>
+                <w:sz w:val="22"/>
+              </w:rPr>
               <w:t>Заявка «Согласована», поставщик действующий, действующего заказа по заявке ещё нет. Операция выполняется специалистом по закупкам в одной транзакции.</w:t>
+            </w:r>
+          </w:p>
+          <w:p>
+            <w:pPr>
+              <w:spacing w:before="40"/>
+              <w:jc w:val="left"/>
+            </w:pPr>
+            <w:r>
+              <w:rPr>
+                <w:rFonts w:ascii="Times New Roman" w:hAnsi="Times New Roman" w:eastAsia="Times New Roman"/>
+                <w:b/>
+                <w:color w:val="595959"/>
+                <w:sz w:val="16"/>
+              </w:rPr>
+              <w:t xml:space="preserve">Откуда это в тексте: </w:t>
+            </w:r>
+            <w:r>
+              <w:rPr>
+                <w:rFonts w:ascii="Times New Roman" w:hAnsi="Times New Roman" w:eastAsia="Times New Roman"/>
+                <w:b w:val="0"/>
+                <w:color w:val="595959"/>
+                <w:sz w:val="16"/>
+              </w:rPr>
+              <w:t>раздел 1: заказ только после согласований, в условиях: поставщик должен быть действующим и действующий заказ по заявке не более одного.</w:t>
             </w:r>
           </w:p>
         </w:tc>
@@ -1979,6 +2243,30 @@
                 <w:sz w:val="22"/>
               </w:rPr>
               <w:t>Достаточность набора: шести состояний достаточно, если этап согласования (руководитель или финансовый контролёр) определяется по записям Approval, а не по отдельным статусам. Иначе пришлось бы делить «На согласовании» на два состояния.</w:t>
+            </w:r>
+          </w:p>
+          <w:p>
+            <w:pPr>
+              <w:spacing w:before="40"/>
+              <w:jc w:val="left"/>
+            </w:pPr>
+            <w:r>
+              <w:rPr>
+                <w:rFonts w:ascii="Times New Roman" w:hAnsi="Times New Roman" w:eastAsia="Times New Roman"/>
+                <w:b/>
+                <w:color w:val="595959"/>
+                <w:sz w:val="16"/>
+              </w:rPr>
+              <w:t xml:space="preserve">Откуда это в тексте: </w:t>
+            </w:r>
+            <w:r>
+              <w:rPr>
+                <w:rFonts w:ascii="Times New Roman" w:hAnsi="Times New Roman" w:eastAsia="Times New Roman"/>
+                <w:b w:val="0"/>
+                <w:color w:val="595959"/>
+                <w:sz w:val="16"/>
+              </w:rPr>
+              <w:t>вывод из раздела 1: после отклонения и после формирования заказа процесс по тексту заканчивается (дальше идёт только поставка и оплата вне системы), а решения и заказ не должны терять историю.</w:t>
             </w:r>
           </w:p>
         </w:tc>
@@ -2364,6 +2652,29 @@
     <w:p>
       <w:pPr>
         <w:spacing w:after="80"/>
+      </w:pPr>
+      <w:r>
+        <w:rPr>
+          <w:rFonts w:ascii="Times New Roman" w:hAnsi="Times New Roman" w:eastAsia="Times New Roman"/>
+          <w:b/>
+          <w:color w:val="595959"/>
+          <w:sz w:val="16"/>
+        </w:rPr>
+        <w:t xml:space="preserve">Откуда это в тексте: </w:t>
+      </w:r>
+      <w:r>
+        <w:rPr>
+          <w:rFonts w:ascii="Times New Roman" w:hAnsi="Times New Roman" w:eastAsia="Times New Roman"/>
+          <w:b w:val="0"/>
+          <w:color w:val="595959"/>
+          <w:sz w:val="16"/>
+        </w:rPr>
+        <w:t>раздел 1: заказ формирует специалист по закупкам (не сотрудник), решение принимают руководитель и финконтролёр; пунктир между актором и вариантом использования это уже правило UML, а не текст.</w:t>
+      </w:r>
+    </w:p>
+    <w:p>
+      <w:pPr>
+        <w:spacing w:after="80"/>
         <w:jc w:val="both"/>
       </w:pPr>
       <w:r>
@@ -2386,6 +2697,29 @@
     <w:p>
       <w:pPr>
         <w:spacing w:after="80"/>
+      </w:pPr>
+      <w:r>
+        <w:rPr>
+          <w:rFonts w:ascii="Times New Roman" w:hAnsi="Times New Roman" w:eastAsia="Times New Roman"/>
+          <w:b/>
+          <w:color w:val="595959"/>
+          <w:sz w:val="16"/>
+        </w:rPr>
+        <w:t xml:space="preserve">Откуда это в тексте: </w:t>
+      </w:r>
+      <w:r>
+        <w:rPr>
+          <w:rFonts w:ascii="Times New Roman" w:hAnsi="Times New Roman" w:eastAsia="Times New Roman"/>
+          <w:b w:val="0"/>
+          <w:color w:val="595959"/>
+          <w:sz w:val="16"/>
+        </w:rPr>
+        <w:t>условия: поставщик участвует «только когда он имеет действующий статус», а блокировка пользователя не должна разрушать историю. Кто-то эти статусы меняет, в тексте такой роли нет, поэтому добавлен Администратор.</w:t>
+      </w:r>
+    </w:p>
+    <w:p>
+      <w:pPr>
+        <w:spacing w:after="80"/>
         <w:jc w:val="both"/>
       </w:pPr>
       <w:r>
@@ -2403,6 +2737,29 @@
           <w:sz w:val="22"/>
         </w:rPr>
         <w:t xml:space="preserve"> «Вернуть на доработку» и «Отклонить заявку» («extend» к «Принять решение», комментарий обязателен), «Изменить статус поставщика» (Администратор). Без первых двух процесс не может завершиться возвратом или отказом, без третьего поставщик никогда не станет неактивным. Подробно описан вариант «Сформировать заказ» (карточка в разделе 5).</w:t>
+      </w:r>
+    </w:p>
+    <w:p>
+      <w:pPr>
+        <w:spacing w:after="80"/>
+      </w:pPr>
+      <w:r>
+        <w:rPr>
+          <w:rFonts w:ascii="Times New Roman" w:hAnsi="Times New Roman" w:eastAsia="Times New Roman"/>
+          <w:b/>
+          <w:color w:val="595959"/>
+          <w:sz w:val="16"/>
+        </w:rPr>
+        <w:t xml:space="preserve">Откуда это в тексте: </w:t>
+      </w:r>
+      <w:r>
+        <w:rPr>
+          <w:rFonts w:ascii="Times New Roman" w:hAnsi="Times New Roman" w:eastAsia="Times New Roman"/>
+          <w:b w:val="0"/>
+          <w:color w:val="595959"/>
+          <w:sz w:val="16"/>
+        </w:rPr>
+        <w:t>раздел 1: решение может быть отклонением или возвратом (с комментарием), а смена статуса поставщика следует из условия про действующий статус.</w:t>
       </w:r>
     </w:p>
     <w:tbl>
@@ -2472,6 +2829,30 @@
               <w:t>Границей системы является прямоугольник на диаграмме. Внутри автоматизируются: создание, изменение и отправка заявки, фиксация решений, возврат и отклонение, выбор поставщика из справочника, формирование заказа, хранение и просмотр истории, смена статуса поставщика. Снаружи остаются сами люди-акторы и их управленческие суждения (руководитель решает, нужна ли закупка, контролёр оценивает бюджет), переговоры с поставщиком, фактическая поставка, оплата и бухгалтерский учёт. Поставщик сам с системой не работает и актором не является, это только объект справочника.</w:t>
             </w:r>
           </w:p>
+          <w:p>
+            <w:pPr>
+              <w:spacing w:before="40"/>
+              <w:jc w:val="left"/>
+            </w:pPr>
+            <w:r>
+              <w:rPr>
+                <w:rFonts w:ascii="Times New Roman" w:hAnsi="Times New Roman" w:eastAsia="Times New Roman"/>
+                <w:b/>
+                <w:color w:val="595959"/>
+                <w:sz w:val="16"/>
+              </w:rPr>
+              <w:t xml:space="preserve">Откуда это в тексте: </w:t>
+            </w:r>
+            <w:r>
+              <w:rPr>
+                <w:rFonts w:ascii="Times New Roman" w:hAnsi="Times New Roman" w:eastAsia="Times New Roman"/>
+                <w:b w:val="0"/>
+                <w:color w:val="595959"/>
+                <w:sz w:val="16"/>
+              </w:rPr>
+              <w:t>раздел 1 перечисляет, что делает система (хранит заявки, решения, историю, формирует заказ), а переговоры, поставку и оплату не упоминает вообще, поэтому они снаружи. Поставщик в тексте только «участвует в формировании заказа» по статусу, а не работает с системой.</w:t>
+            </w:r>
+          </w:p>
         </w:tc>
       </w:tr>
     </w:tbl>
@@ -2692,53 +3073,28 @@
               <w:t>Сформировать заказ</w:t>
             </w:r>
           </w:p>
-        </w:tc>
-      </w:tr>
-      <w:tr>
-        <w:trPr>
-          <w:jc w:val="center"/>
-        </w:trPr>
-        <w:tc>
-          <w:tcPr>
-            <w:tcW w:w="5128" w:type="dxa"/>
-            <w:tcMar>
-              <w:top w:w="90" w:type="dxa"/>
-              <w:left w:w="90" w:type="dxa"/>
-              <w:bottom w:w="90" w:type="dxa"/>
-              <w:right w:w="90" w:type="dxa"/>
-            </w:tcMar>
-          </w:tcPr>
-          <w:p>
-            <w:r>
-              <w:rPr>
-                <w:sz w:val="20"/>
-              </w:rPr>
-              <w:t>Основной актор</w:t>
-            </w:r>
-          </w:p>
-        </w:tc>
-        <w:tc>
-          <w:tcPr>
-            <w:tcW w:w="5128" w:type="dxa"/>
-            <w:shd w:val="clear" w:color="auto" w:fill="FFF2CC"/>
-            <w:tcMar>
-              <w:top w:w="90" w:type="dxa"/>
-              <w:left w:w="90" w:type="dxa"/>
-              <w:bottom w:w="90" w:type="dxa"/>
-              <w:right w:w="90" w:type="dxa"/>
-            </w:tcMar>
-          </w:tcPr>
           <w:p>
             <w:pPr>
+              <w:spacing w:before="40"/>
               <w:jc w:val="left"/>
             </w:pPr>
             <w:r>
               <w:rPr>
                 <w:rFonts w:ascii="Times New Roman" w:hAnsi="Times New Roman" w:eastAsia="Times New Roman"/>
+                <w:b/>
+                <w:color w:val="595959"/>
+                <w:sz w:val="16"/>
+              </w:rPr>
+              <w:t xml:space="preserve">Откуда это в тексте: </w:t>
+            </w:r>
+            <w:r>
+              <w:rPr>
+                <w:rFonts w:ascii="Times New Roman" w:hAnsi="Times New Roman" w:eastAsia="Times New Roman"/>
                 <w:b w:val="0"/>
-                <w:sz w:val="22"/>
-              </w:rPr>
-              <w:t>Специалист по закупкам</w:t>
+                <w:color w:val="595959"/>
+                <w:sz w:val="16"/>
+              </w:rPr>
+              <w:t>задание 3 про диаграмму; название взято из раздела 1: «специалист по закупкам выбирает поставщика и формирует заказ».</w:t>
             </w:r>
           </w:p>
         </w:tc>
@@ -2762,7 +3118,7 @@
               <w:rPr>
                 <w:sz w:val="20"/>
               </w:rPr>
-              <w:t>Цель актора</w:t>
+              <w:t>Основной актор</w:t>
             </w:r>
           </w:p>
         </w:tc>
@@ -2787,7 +3143,31 @@
                 <w:b w:val="0"/>
                 <w:sz w:val="22"/>
               </w:rPr>
-              <w:t>Оформить заказ поставщику по согласованной заявке так, чтобы он был создан один раз и только с действующим поставщиком.</w:t>
+              <w:t>Специалист по закупкам</w:t>
+            </w:r>
+          </w:p>
+          <w:p>
+            <w:pPr>
+              <w:spacing w:before="40"/>
+              <w:jc w:val="left"/>
+            </w:pPr>
+            <w:r>
+              <w:rPr>
+                <w:rFonts w:ascii="Times New Roman" w:hAnsi="Times New Roman" w:eastAsia="Times New Roman"/>
+                <w:b/>
+                <w:color w:val="595959"/>
+                <w:sz w:val="16"/>
+              </w:rPr>
+              <w:t xml:space="preserve">Откуда это в тексте: </w:t>
+            </w:r>
+            <w:r>
+              <w:rPr>
+                <w:rFonts w:ascii="Times New Roman" w:hAnsi="Times New Roman" w:eastAsia="Times New Roman"/>
+                <w:b w:val="0"/>
+                <w:color w:val="595959"/>
+                <w:sz w:val="16"/>
+              </w:rPr>
+              <w:t>раздел 1: заказ формирует специалист по закупкам.</w:t>
             </w:r>
           </w:p>
         </w:tc>
@@ -2811,7 +3191,7 @@
               <w:rPr>
                 <w:sz w:val="20"/>
               </w:rPr>
-              <w:t>Предусловия</w:t>
+              <w:t>Цель актора</w:t>
             </w:r>
           </w:p>
         </w:tc>
@@ -2836,7 +3216,31 @@
                 <w:b w:val="0"/>
                 <w:sz w:val="22"/>
               </w:rPr>
-              <w:t>Пользователь вошёл в систему с ролью «Специалист по закупкам». Заявка в статусе «Согласована» (положительные решения руководителя и финансового контролёра сохранены). Действующего заказа по заявке нет.</w:t>
+              <w:t>Оформить заказ поставщику по согласованной заявке так, чтобы он был создан один раз и только с действующим поставщиком.</w:t>
+            </w:r>
+          </w:p>
+          <w:p>
+            <w:pPr>
+              <w:spacing w:before="40"/>
+              <w:jc w:val="left"/>
+            </w:pPr>
+            <w:r>
+              <w:rPr>
+                <w:rFonts w:ascii="Times New Roman" w:hAnsi="Times New Roman" w:eastAsia="Times New Roman"/>
+                <w:b/>
+                <w:color w:val="595959"/>
+                <w:sz w:val="16"/>
+              </w:rPr>
+              <w:t xml:space="preserve">Откуда это в тексте: </w:t>
+            </w:r>
+            <w:r>
+              <w:rPr>
+                <w:rFonts w:ascii="Times New Roman" w:hAnsi="Times New Roman" w:eastAsia="Times New Roman"/>
+                <w:b w:val="0"/>
+                <w:color w:val="595959"/>
+                <w:sz w:val="16"/>
+              </w:rPr>
+              <w:t>раздел 1: «заказ не может быть сформирован раньше завершения обязательных согласований» и поставщик только действующий.</w:t>
             </w:r>
           </w:p>
         </w:tc>
@@ -2860,7 +3264,7 @@
               <w:rPr>
                 <w:sz w:val="20"/>
               </w:rPr>
-              <w:t>Триггер</w:t>
+              <w:t>Предусловия</w:t>
             </w:r>
           </w:p>
         </w:tc>
@@ -2885,7 +3289,31 @@
                 <w:b w:val="0"/>
                 <w:sz w:val="22"/>
               </w:rPr>
-              <w:t>Специалист открывает согласованную заявку и нажимает «Сформировать заказ».</w:t>
+              <w:t>Пользователь вошёл в систему с ролью «Специалист по закупкам». Заявка в статусе «Согласована» (положительные решения руководителя и финансового контролёра сохранены). Действующего заказа по заявке нет.</w:t>
+            </w:r>
+          </w:p>
+          <w:p>
+            <w:pPr>
+              <w:spacing w:before="40"/>
+              <w:jc w:val="left"/>
+            </w:pPr>
+            <w:r>
+              <w:rPr>
+                <w:rFonts w:ascii="Times New Roman" w:hAnsi="Times New Roman" w:eastAsia="Times New Roman"/>
+                <w:b/>
+                <w:color w:val="595959"/>
+                <w:sz w:val="16"/>
+              </w:rPr>
+              <w:t xml:space="preserve">Откуда это в тексте: </w:t>
+            </w:r>
+            <w:r>
+              <w:rPr>
+                <w:rFonts w:ascii="Times New Roman" w:hAnsi="Times New Roman" w:eastAsia="Times New Roman"/>
+                <w:b w:val="0"/>
+                <w:color w:val="595959"/>
+                <w:sz w:val="16"/>
+              </w:rPr>
+              <w:t>раздел 1 и условия: заявка «Согласована», поставщик действующий, не более одного действующего заказа.</w:t>
             </w:r>
           </w:p>
         </w:tc>
@@ -2909,13 +3337,14 @@
               <w:rPr>
                 <w:sz w:val="20"/>
               </w:rPr>
-              <w:t>Основной сценарий</w:t>
+              <w:t>Триггер</w:t>
             </w:r>
           </w:p>
         </w:tc>
         <w:tc>
           <w:tcPr>
             <w:tcW w:w="5128" w:type="dxa"/>
+            <w:shd w:val="clear" w:color="auto" w:fill="FFF2CC"/>
             <w:tcMar>
               <w:top w:w="90" w:type="dxa"/>
               <w:left w:w="90" w:type="dxa"/>
@@ -2933,72 +3362,31 @@
                 <w:b w:val="0"/>
                 <w:sz w:val="22"/>
               </w:rPr>
-              <w:t>1. Система показывает состав заявки и список поставщиков со статусом «Действующий» (включается вариант «Выбрать поставщика»).</w:t>
+              <w:t>Специалист открывает согласованную заявку и нажимает «Сформировать заказ».</w:t>
             </w:r>
           </w:p>
           <w:p>
             <w:pPr>
+              <w:spacing w:before="40"/>
               <w:jc w:val="left"/>
             </w:pPr>
             <w:r>
               <w:rPr>
                 <w:rFonts w:ascii="Times New Roman" w:hAnsi="Times New Roman" w:eastAsia="Times New Roman"/>
-                <w:b w:val="0"/>
-                <w:sz w:val="22"/>
-              </w:rPr>
-              <w:t>2. Специалист выбирает поставщика.</w:t>
-            </w:r>
-          </w:p>
-          <w:p>
-            <w:pPr>
-              <w:jc w:val="left"/>
-            </w:pPr>
+                <w:b/>
+                <w:color w:val="595959"/>
+                <w:sz w:val="16"/>
+              </w:rPr>
+              <w:t xml:space="preserve">Откуда это в тексте: </w:t>
+            </w:r>
             <w:r>
               <w:rPr>
                 <w:rFonts w:ascii="Times New Roman" w:hAnsi="Times New Roman" w:eastAsia="Times New Roman"/>
                 <w:b w:val="0"/>
-                <w:sz w:val="22"/>
-              </w:rPr>
-              <w:t>3. Система в одной транзакции блокирует заявку, повторно проверяет статус заявки, статус поставщика и отсутствие действующего заказа.</w:t>
-            </w:r>
-          </w:p>
-          <w:p>
-            <w:pPr>
-              <w:jc w:val="left"/>
-            </w:pPr>
-            <w:r>
-              <w:rPr>
-                <w:rFonts w:ascii="Times New Roman" w:hAnsi="Times New Roman" w:eastAsia="Times New Roman"/>
-                <w:b w:val="0"/>
-                <w:sz w:val="22"/>
-              </w:rPr>
-              <w:t>4. Система создаёт PurchaseOrder со ссылками на заявку и поставщика и присваивает номер.</w:t>
-            </w:r>
-          </w:p>
-          <w:p>
-            <w:pPr>
-              <w:jc w:val="left"/>
-            </w:pPr>
-            <w:r>
-              <w:rPr>
-                <w:rFonts w:ascii="Times New Roman" w:hAnsi="Times New Roman" w:eastAsia="Times New Roman"/>
-                <w:b w:val="0"/>
-                <w:sz w:val="22"/>
-              </w:rPr>
-              <w:t>5. Система переводит заявку в статус «Заказ сформирован» и записывает действие в историю (пользователь, время, результат).</w:t>
-            </w:r>
-          </w:p>
-          <w:p>
-            <w:pPr>
-              <w:jc w:val="left"/>
-            </w:pPr>
-            <w:r>
-              <w:rPr>
-                <w:rFonts w:ascii="Times New Roman" w:hAnsi="Times New Roman" w:eastAsia="Times New Roman"/>
-                <w:b w:val="0"/>
-                <w:sz w:val="22"/>
-              </w:rPr>
-              <w:t>6. Система показывает номер созданного заказа.</w:t>
+                <w:color w:val="595959"/>
+                <w:sz w:val="16"/>
+              </w:rPr>
+              <w:t>раздел 1: «после завершения обязательных согласований специалист по закупкам выбирает поставщика и формирует заказ».</w:t>
             </w:r>
           </w:p>
         </w:tc>
@@ -3022,7 +3410,7 @@
               <w:rPr>
                 <w:sz w:val="20"/>
               </w:rPr>
-              <w:t>Альтернативный сценарий</w:t>
+              <w:t>Основной сценарий</w:t>
             </w:r>
           </w:p>
         </w:tc>
@@ -3046,7 +3434,7 @@
                 <w:b w:val="0"/>
                 <w:sz w:val="22"/>
               </w:rPr>
-              <w:t>3а. Поставщик стал неактивным (или заявка перестала быть «Согласована», или заказ уже создан): система отменяет транзакцию, заказ не создаётся, пользователю выводится причина отказа, при неактивном поставщике предлагается выбрать другого.</w:t>
+              <w:t>1. Система показывает состав заявки и список поставщиков со статусом «Действующий» (включается вариант «Выбрать поставщика»).</w:t>
             </w:r>
           </w:p>
           <w:p>
@@ -3059,7 +3447,83 @@
                 <w:b w:val="0"/>
                 <w:sz w:val="22"/>
               </w:rPr>
-              <w:t>3б. Другой пользователь успел создать заказ: сработал уникальный индекс, транзакция откатывается, система сообщает, что заказ по заявке уже существует.</w:t>
+              <w:t>2. Специалист выбирает поставщика.</w:t>
+            </w:r>
+          </w:p>
+          <w:p>
+            <w:pPr>
+              <w:jc w:val="left"/>
+            </w:pPr>
+            <w:r>
+              <w:rPr>
+                <w:rFonts w:ascii="Times New Roman" w:hAnsi="Times New Roman" w:eastAsia="Times New Roman"/>
+                <w:b w:val="0"/>
+                <w:sz w:val="22"/>
+              </w:rPr>
+              <w:t>3. Система в одной транзакции блокирует заявку, повторно проверяет статус заявки, статус поставщика и отсутствие действующего заказа.</w:t>
+            </w:r>
+          </w:p>
+          <w:p>
+            <w:pPr>
+              <w:jc w:val="left"/>
+            </w:pPr>
+            <w:r>
+              <w:rPr>
+                <w:rFonts w:ascii="Times New Roman" w:hAnsi="Times New Roman" w:eastAsia="Times New Roman"/>
+                <w:b w:val="0"/>
+                <w:sz w:val="22"/>
+              </w:rPr>
+              <w:t>4. Система создаёт PurchaseOrder со ссылками на заявку и поставщика и присваивает номер.</w:t>
+            </w:r>
+          </w:p>
+          <w:p>
+            <w:pPr>
+              <w:jc w:val="left"/>
+            </w:pPr>
+            <w:r>
+              <w:rPr>
+                <w:rFonts w:ascii="Times New Roman" w:hAnsi="Times New Roman" w:eastAsia="Times New Roman"/>
+                <w:b w:val="0"/>
+                <w:sz w:val="22"/>
+              </w:rPr>
+              <w:t>5. Система переводит заявку в статус «Заказ сформирован» и записывает действие в историю (пользователь, время, результат).</w:t>
+            </w:r>
+          </w:p>
+          <w:p>
+            <w:pPr>
+              <w:jc w:val="left"/>
+            </w:pPr>
+            <w:r>
+              <w:rPr>
+                <w:rFonts w:ascii="Times New Roman" w:hAnsi="Times New Roman" w:eastAsia="Times New Roman"/>
+                <w:b w:val="0"/>
+                <w:sz w:val="22"/>
+              </w:rPr>
+              <w:t>6. Система показывает номер созданного заказа.</w:t>
+            </w:r>
+          </w:p>
+          <w:p>
+            <w:pPr>
+              <w:spacing w:before="40"/>
+              <w:jc w:val="left"/>
+            </w:pPr>
+            <w:r>
+              <w:rPr>
+                <w:rFonts w:ascii="Times New Roman" w:hAnsi="Times New Roman" w:eastAsia="Times New Roman"/>
+                <w:b/>
+                <w:color w:val="595959"/>
+                <w:sz w:val="16"/>
+              </w:rPr>
+              <w:t xml:space="preserve">Откуда это в тексте: </w:t>
+            </w:r>
+            <w:r>
+              <w:rPr>
+                <w:rFonts w:ascii="Times New Roman" w:hAnsi="Times New Roman" w:eastAsia="Times New Roman"/>
+                <w:b w:val="0"/>
+                <w:color w:val="595959"/>
+                <w:sz w:val="16"/>
+              </w:rPr>
+              <w:t>шаги следуют из условий: действующий статус поставщика, единственный заказ, история с пользователем, временем и результатом (раздел 1).</w:t>
             </w:r>
           </w:p>
         </w:tc>
@@ -3083,14 +3547,13 @@
               <w:rPr>
                 <w:sz w:val="20"/>
               </w:rPr>
-              <w:t>Постусловия</w:t>
+              <w:t>Альтернативный сценарий</w:t>
             </w:r>
           </w:p>
         </w:tc>
         <w:tc>
           <w:tcPr>
             <w:tcW w:w="5128" w:type="dxa"/>
-            <w:shd w:val="clear" w:color="auto" w:fill="FFF2CC"/>
             <w:tcMar>
               <w:top w:w="90" w:type="dxa"/>
               <w:left w:w="90" w:type="dxa"/>
@@ -3108,7 +3571,44 @@
                 <w:b w:val="0"/>
                 <w:sz w:val="22"/>
               </w:rPr>
-              <w:t>Создан ровно один действующий PurchaseOrder, заявка в статусе «Заказ сформирован», в истории есть запись о создании заказа. При отказе данные не изменены.</w:t>
+              <w:t>3а. Поставщик стал неактивным (или заявка перестала быть «Согласована», или заказ уже создан): система отменяет транзакцию, заказ не создаётся, пользователю выводится причина отказа, при неактивном поставщике предлагается выбрать другого.</w:t>
+            </w:r>
+          </w:p>
+          <w:p>
+            <w:pPr>
+              <w:jc w:val="left"/>
+            </w:pPr>
+            <w:r>
+              <w:rPr>
+                <w:rFonts w:ascii="Times New Roman" w:hAnsi="Times New Roman" w:eastAsia="Times New Roman"/>
+                <w:b w:val="0"/>
+                <w:sz w:val="22"/>
+              </w:rPr>
+              <w:t>3б. Другой пользователь успел создать заказ: сработал уникальный индекс, транзакция откатывается, система сообщает, что заказ по заявке уже существует.</w:t>
+            </w:r>
+          </w:p>
+          <w:p>
+            <w:pPr>
+              <w:spacing w:before="40"/>
+              <w:jc w:val="left"/>
+            </w:pPr>
+            <w:r>
+              <w:rPr>
+                <w:rFonts w:ascii="Times New Roman" w:hAnsi="Times New Roman" w:eastAsia="Times New Roman"/>
+                <w:b/>
+                <w:color w:val="595959"/>
+                <w:sz w:val="16"/>
+              </w:rPr>
+              <w:t xml:space="preserve">Откуда это в тексте: </w:t>
+            </w:r>
+            <w:r>
+              <w:rPr>
+                <w:rFonts w:ascii="Times New Roman" w:hAnsi="Times New Roman" w:eastAsia="Times New Roman"/>
+                <w:b w:val="0"/>
+                <w:color w:val="595959"/>
+                <w:sz w:val="16"/>
+              </w:rPr>
+              <w:t>то же: отказ при неактивном поставщике или уже созданном заказе (условия раздела 1).</w:t>
             </w:r>
           </w:p>
         </w:tc>
@@ -3132,7 +3632,7 @@
               <w:rPr>
                 <w:sz w:val="20"/>
               </w:rPr>
-              <w:t>Связанное бизнес-правило</w:t>
+              <w:t>Постусловия</w:t>
             </w:r>
           </w:p>
         </w:tc>
@@ -3157,7 +3657,104 @@
                 <w:b w:val="0"/>
                 <w:sz w:val="22"/>
               </w:rPr>
+              <w:t>Создан ровно один действующий PurchaseOrder, заявка в статусе «Заказ сформирован», в истории есть запись о создании заказа. При отказе данные не изменены.</w:t>
+            </w:r>
+          </w:p>
+          <w:p>
+            <w:pPr>
+              <w:spacing w:before="40"/>
+              <w:jc w:val="left"/>
+            </w:pPr>
+            <w:r>
+              <w:rPr>
+                <w:rFonts w:ascii="Times New Roman" w:hAnsi="Times New Roman" w:eastAsia="Times New Roman"/>
+                <w:b/>
+                <w:color w:val="595959"/>
+                <w:sz w:val="16"/>
+              </w:rPr>
+              <w:t xml:space="preserve">Откуда это в тексте: </w:t>
+            </w:r>
+            <w:r>
+              <w:rPr>
+                <w:rFonts w:ascii="Times New Roman" w:hAnsi="Times New Roman" w:eastAsia="Times New Roman"/>
+                <w:b w:val="0"/>
+                <w:color w:val="595959"/>
+                <w:sz w:val="16"/>
+              </w:rPr>
+              <w:t>условия: «не более одного действующего заказа», запись в историю (раздел 1).</w:t>
+            </w:r>
+          </w:p>
+        </w:tc>
+      </w:tr>
+      <w:tr>
+        <w:trPr>
+          <w:jc w:val="center"/>
+        </w:trPr>
+        <w:tc>
+          <w:tcPr>
+            <w:tcW w:w="5128" w:type="dxa"/>
+            <w:tcMar>
+              <w:top w:w="90" w:type="dxa"/>
+              <w:left w:w="90" w:type="dxa"/>
+              <w:bottom w:w="90" w:type="dxa"/>
+              <w:right w:w="90" w:type="dxa"/>
+            </w:tcMar>
+          </w:tcPr>
+          <w:p>
+            <w:r>
+              <w:rPr>
+                <w:sz w:val="20"/>
+              </w:rPr>
+              <w:t>Связанное бизнес-правило</w:t>
+            </w:r>
+          </w:p>
+        </w:tc>
+        <w:tc>
+          <w:tcPr>
+            <w:tcW w:w="5128" w:type="dxa"/>
+            <w:shd w:val="clear" w:color="auto" w:fill="FFF2CC"/>
+            <w:tcMar>
+              <w:top w:w="90" w:type="dxa"/>
+              <w:left w:w="90" w:type="dxa"/>
+              <w:bottom w:w="90" w:type="dxa"/>
+              <w:right w:w="90" w:type="dxa"/>
+            </w:tcMar>
+          </w:tcPr>
+          <w:p>
+            <w:pPr>
+              <w:jc w:val="left"/>
+            </w:pPr>
+            <w:r>
+              <w:rPr>
+                <w:rFonts w:ascii="Times New Roman" w:hAnsi="Times New Roman" w:eastAsia="Times New Roman"/>
+                <w:b w:val="0"/>
+                <w:sz w:val="22"/>
+              </w:rPr>
               <w:t>Заказ формируется только после завершения обязательных согласований и только с поставщиком в действующем статусе; по одной заявке — не более одного действующего заказа.</w:t>
+            </w:r>
+          </w:p>
+          <w:p>
+            <w:pPr>
+              <w:spacing w:before="40"/>
+              <w:jc w:val="left"/>
+            </w:pPr>
+            <w:r>
+              <w:rPr>
+                <w:rFonts w:ascii="Times New Roman" w:hAnsi="Times New Roman" w:eastAsia="Times New Roman"/>
+                <w:b/>
+                <w:color w:val="595959"/>
+                <w:sz w:val="16"/>
+              </w:rPr>
+              <w:t xml:space="preserve">Откуда это в тексте: </w:t>
+            </w:r>
+            <w:r>
+              <w:rPr>
+                <w:rFonts w:ascii="Times New Roman" w:hAnsi="Times New Roman" w:eastAsia="Times New Roman"/>
+                <w:b w:val="0"/>
+                <w:color w:val="595959"/>
+                <w:sz w:val="16"/>
+              </w:rPr>
+              <w:t>дословно близко к тексту раздела 1: заказ только после согласований и только с действующим поставщиком.</w:t>
             </w:r>
           </w:p>
         </w:tc>
@@ -3367,6 +3964,29 @@
     <w:p>
       <w:pPr>
         <w:spacing w:after="80"/>
+      </w:pPr>
+      <w:r>
+        <w:rPr>
+          <w:rFonts w:ascii="Times New Roman" w:hAnsi="Times New Roman" w:eastAsia="Times New Roman"/>
+          <w:b/>
+          <w:color w:val="595959"/>
+          <w:sz w:val="16"/>
+        </w:rPr>
+        <w:t xml:space="preserve">Откуда это в тексте: </w:t>
+      </w:r>
+      <w:r>
+        <w:rPr>
+          <w:rFonts w:ascii="Times New Roman" w:hAnsi="Times New Roman" w:eastAsia="Times New Roman"/>
+          <w:b w:val="0"/>
+          <w:color w:val="595959"/>
+          <w:sz w:val="16"/>
+        </w:rPr>
+        <w:t>условия: «каждая заявка имеет единственного автора», «не менее одной позиции до момента отправки» (то есть у черновика позиций может ещё не быть), итог получается из позиций.</w:t>
+      </w:r>
+    </w:p>
+    <w:p>
+      <w:pPr>
+        <w:spacing w:after="80"/>
         <w:jc w:val="both"/>
       </w:pPr>
       <w:r>
@@ -3389,6 +4009,29 @@
     <w:p>
       <w:pPr>
         <w:spacing w:after="80"/>
+      </w:pPr>
+      <w:r>
+        <w:rPr>
+          <w:rFonts w:ascii="Times New Roman" w:hAnsi="Times New Roman" w:eastAsia="Times New Roman"/>
+          <w:b/>
+          <w:color w:val="595959"/>
+          <w:sz w:val="16"/>
+        </w:rPr>
+        <w:t xml:space="preserve">Откуда это в тексте: </w:t>
+      </w:r>
+      <w:r>
+        <w:rPr>
+          <w:rFonts w:ascii="Times New Roman" w:hAnsi="Times New Roman" w:eastAsia="Times New Roman"/>
+          <w:b w:val="0"/>
+          <w:color w:val="595959"/>
+          <w:sz w:val="16"/>
+        </w:rPr>
+        <w:t>условия и раздел 1: решения принимают руководитель и финконтролёр, а не поставщик; поставщик участвует только в заказе; стоимость заявки получается из её позиций.</w:t>
+      </w:r>
+    </w:p>
+    <w:p>
+      <w:pPr>
+        <w:spacing w:after="80"/>
         <w:jc w:val="both"/>
       </w:pPr>
       <w:r>
@@ -3411,6 +4054,29 @@
     <w:p>
       <w:pPr>
         <w:spacing w:after="80"/>
+      </w:pPr>
+      <w:r>
+        <w:rPr>
+          <w:rFonts w:ascii="Times New Roman" w:hAnsi="Times New Roman" w:eastAsia="Times New Roman"/>
+          <w:b/>
+          <w:color w:val="595959"/>
+          <w:sz w:val="16"/>
+        </w:rPr>
+        <w:t xml:space="preserve">Откуда это в тексте: </w:t>
+      </w:r>
+      <w:r>
+        <w:rPr>
+          <w:rFonts w:ascii="Times New Roman" w:hAnsi="Times New Roman" w:eastAsia="Times New Roman"/>
+          <w:b w:val="0"/>
+          <w:color w:val="595959"/>
+          <w:sz w:val="16"/>
+        </w:rPr>
+        <w:t>раздел 1: сотрудник «указывает назначение закупки», заявка относится «к одному подразделению», нужны этапы руководителя и финконтролёра, возврат и отклонение с комментарием.</w:t>
+      </w:r>
+    </w:p>
+    <w:p>
+      <w:pPr>
+        <w:spacing w:after="80"/>
         <w:jc w:val="both"/>
       </w:pPr>
       <w:r>
@@ -3428,6 +4094,29 @@
           <w:sz w:val="22"/>
         </w:rPr>
         <w:t xml:space="preserve"> Композиция PurchaseRequest ◆ RequestItem: позиция не существует вне заявки и не переходит в другую заявку. Остальные связи обычные ассоциации. Approval — самостоятельный исторический факт, который должен сохраняться независимо от операций над заявкой, а User и Supplier существуют отдельно от заявок.</w:t>
+      </w:r>
+    </w:p>
+    <w:p>
+      <w:pPr>
+        <w:spacing w:after="80"/>
+      </w:pPr>
+      <w:r>
+        <w:rPr>
+          <w:rFonts w:ascii="Times New Roman" w:hAnsi="Times New Roman" w:eastAsia="Times New Roman"/>
+          <w:b/>
+          <w:color w:val="595959"/>
+          <w:sz w:val="16"/>
+        </w:rPr>
+        <w:t xml:space="preserve">Откуда это в тексте: </w:t>
+      </w:r>
+      <w:r>
+        <w:rPr>
+          <w:rFonts w:ascii="Times New Roman" w:hAnsi="Times New Roman" w:eastAsia="Times New Roman"/>
+          <w:b w:val="0"/>
+          <w:color w:val="595959"/>
+          <w:sz w:val="16"/>
+        </w:rPr>
+        <w:t>условия: стоимость позиции и итог заявки считаются из позиций (позиции живут внутри заявки), а решение «сохраняется отдельной записью» и не перезаписывается.</w:t>
       </w:r>
     </w:p>
     <w:tbl>
@@ -3495,6 +4184,30 @@
                 <w:sz w:val="22"/>
               </w:rPr>
               <w:t>Для любой заявки итоговая сумма totalAmount всегда равна сумме quantity × unitPrice по её позициям, а в любом статусе, кроме «Черновик» и «Возвращена на доработку», у заявки есть хотя бы одна позиция и состав позиций не меняется. Это верно независимо от интерфейса, потому что проверяется в самой модели и в БД.</w:t>
+            </w:r>
+          </w:p>
+          <w:p>
+            <w:pPr>
+              <w:spacing w:before="40"/>
+              <w:jc w:val="left"/>
+            </w:pPr>
+            <w:r>
+              <w:rPr>
+                <w:rFonts w:ascii="Times New Roman" w:hAnsi="Times New Roman" w:eastAsia="Times New Roman"/>
+                <w:b/>
+                <w:color w:val="595959"/>
+                <w:sz w:val="16"/>
+              </w:rPr>
+              <w:t xml:space="preserve">Откуда это в тексте: </w:t>
+            </w:r>
+            <w:r>
+              <w:rPr>
+                <w:rFonts w:ascii="Times New Roman" w:hAnsi="Times New Roman" w:eastAsia="Times New Roman"/>
+                <w:b w:val="0"/>
+                <w:color w:val="595959"/>
+                <w:sz w:val="16"/>
+              </w:rPr>
+              <w:t>условия: «итоговая стоимость заявки получается из её позиций» и «заявка должна содержать не менее одной позиции до момента отправки».</w:t>
             </w:r>
           </w:p>
         </w:tc>
@@ -3572,6 +4285,30 @@
               <w:t>Решений по одной заявке несколько: руководитель, финансовый контролёр, повторные после возврата. У каждого свой автор, время, результат и комментарий. Два поля внутри PurchaseRequest перезаписывались бы при повторном согласовании и теряли историю, не хранили бы автора и время и не позволили бы добавить этап. Отдельный объект соответствует условию «решение не перезаписывается» и даёт неизменяемую историю.</w:t>
             </w:r>
           </w:p>
+          <w:p>
+            <w:pPr>
+              <w:spacing w:before="40"/>
+              <w:jc w:val="left"/>
+            </w:pPr>
+            <w:r>
+              <w:rPr>
+                <w:rFonts w:ascii="Times New Roman" w:hAnsi="Times New Roman" w:eastAsia="Times New Roman"/>
+                <w:b/>
+                <w:color w:val="595959"/>
+                <w:sz w:val="16"/>
+              </w:rPr>
+              <w:t xml:space="preserve">Откуда это в тексте: </w:t>
+            </w:r>
+            <w:r>
+              <w:rPr>
+                <w:rFonts w:ascii="Times New Roman" w:hAnsi="Times New Roman" w:eastAsia="Times New Roman"/>
+                <w:b w:val="0"/>
+                <w:color w:val="595959"/>
+                <w:sz w:val="16"/>
+              </w:rPr>
+              <w:t>условия: «решение согласующего должно сохраняться отдельной записью и не должно перезаписываться».</w:t>
+            </w:r>
+          </w:p>
         </w:tc>
       </w:tr>
     </w:tbl>
@@ -3795,53 +4532,28 @@
               <w:t>Автор может изменять позиции и реквизиты заявки только в статусах «Черновик» и «Возвращена на доработку». В остальных статусах система отклоняет любое изменение автором с сообщением об ошибке.</w:t>
             </w:r>
           </w:p>
-        </w:tc>
-      </w:tr>
-      <w:tr>
-        <w:trPr>
-          <w:jc w:val="center"/>
-        </w:trPr>
-        <w:tc>
-          <w:tcPr>
-            <w:tcW w:w="5128" w:type="dxa"/>
-            <w:tcMar>
-              <w:top w:w="90" w:type="dxa"/>
-              <w:left w:w="90" w:type="dxa"/>
-              <w:bottom w:w="90" w:type="dxa"/>
-              <w:right w:w="90" w:type="dxa"/>
-            </w:tcMar>
-          </w:tcPr>
-          <w:p>
-            <w:r>
-              <w:rPr>
-                <w:sz w:val="20"/>
-              </w:rPr>
-              <w:t>Руководитель должен быстро согласовать заявку.</w:t>
-            </w:r>
-          </w:p>
-        </w:tc>
-        <w:tc>
-          <w:tcPr>
-            <w:tcW w:w="5128" w:type="dxa"/>
-            <w:shd w:val="clear" w:color="auto" w:fill="FFF2CC"/>
-            <w:tcMar>
-              <w:top w:w="90" w:type="dxa"/>
-              <w:left w:w="90" w:type="dxa"/>
-              <w:bottom w:w="90" w:type="dxa"/>
-              <w:right w:w="90" w:type="dxa"/>
-            </w:tcMar>
-          </w:tcPr>
           <w:p>
             <w:pPr>
+              <w:spacing w:before="40"/>
               <w:jc w:val="left"/>
             </w:pPr>
             <w:r>
               <w:rPr>
                 <w:rFonts w:ascii="Times New Roman" w:hAnsi="Times New Roman" w:eastAsia="Times New Roman"/>
+                <w:b/>
+                <w:color w:val="595959"/>
+                <w:sz w:val="16"/>
+              </w:rPr>
+              <w:t xml:space="preserve">Откуда это в тексте: </w:t>
+            </w:r>
+            <w:r>
+              <w:rPr>
+                <w:rFonts w:ascii="Times New Roman" w:hAnsi="Times New Roman" w:eastAsia="Times New Roman"/>
                 <w:b w:val="0"/>
-                <w:sz w:val="22"/>
-              </w:rPr>
-              <w:t>Руководитель принимает решение не позднее 3 рабочих дней после отправки заявки (срок задаётся в настройках). По истечении срока система отправляет напоминание, а заявка попадает в список просроченных.</w:t>
+                <w:color w:val="595959"/>
+                <w:sz w:val="16"/>
+              </w:rPr>
+              <w:t>раздел 1: «до отправки заявка является рабочим документом автора и может изменяться». Возврат на доработку тоже возвращает право правки (переход из таблицы в задании 2).</w:t>
             </w:r>
           </w:p>
         </w:tc>
@@ -3865,7 +4577,7 @@
               <w:rPr>
                 <w:sz w:val="20"/>
               </w:rPr>
-              <w:t>Система должна надёжно хранить историю.</w:t>
+              <w:t>Руководитель должен быстро согласовать заявку.</w:t>
             </w:r>
           </w:p>
         </w:tc>
@@ -3890,7 +4602,31 @@
                 <w:b w:val="0"/>
                 <w:sz w:val="22"/>
               </w:rPr>
-              <w:t>Каждое решение сохраняется в той же транзакции, что и смена статуса, с пользователем, датой и временем, результатом и комментарием. Записи нельзя изменить или удалить через интерфейс, API и роль приложения в БД (UPDATE и DELETE запрещены).</w:t>
+              <w:t>Руководитель принимает решение не позднее 3 рабочих дней после отправки заявки (срок задаётся в настройках). По истечении срока система отправляет напоминание, а заявка попадает в список просроченных.</w:t>
+            </w:r>
+          </w:p>
+          <w:p>
+            <w:pPr>
+              <w:spacing w:before="40"/>
+              <w:jc w:val="left"/>
+            </w:pPr>
+            <w:r>
+              <w:rPr>
+                <w:rFonts w:ascii="Times New Roman" w:hAnsi="Times New Roman" w:eastAsia="Times New Roman"/>
+                <w:b/>
+                <w:color w:val="595959"/>
+                <w:sz w:val="16"/>
+              </w:rPr>
+              <w:t xml:space="preserve">Откуда это в тексте: </w:t>
+            </w:r>
+            <w:r>
+              <w:rPr>
+                <w:rFonts w:ascii="Times New Roman" w:hAnsi="Times New Roman" w:eastAsia="Times New Roman"/>
+                <w:b w:val="0"/>
+                <w:color w:val="595959"/>
+                <w:sz w:val="16"/>
+              </w:rPr>
+              <w:t>срок в 3 дня в тексте не указан, это моё допущение. Из текста взято только, что руководитель проверяет необходимость закупки сразу после отправки.</w:t>
             </w:r>
           </w:p>
         </w:tc>
@@ -3914,7 +4650,7 @@
               <w:rPr>
                 <w:sz w:val="20"/>
               </w:rPr>
-              <w:t>Заказ создаётся после проверки заявки.</w:t>
+              <w:t>Система должна надёжно хранить историю.</w:t>
             </w:r>
           </w:p>
         </w:tc>
@@ -3939,7 +4675,31 @@
                 <w:b w:val="0"/>
                 <w:sz w:val="22"/>
               </w:rPr>
-              <w:t>Заказ создаётся только по заявке в статусе «Согласована», по которой есть положительные решения руководителя и финансового контролёра и нет действующего заказа. Иначе система отказывает и заказ не создаётся.</w:t>
+              <w:t>Каждое решение сохраняется в той же транзакции, что и смена статуса, с пользователем, датой и временем, результатом и комментарием. Записи нельзя изменить или удалить через интерфейс, API и роль приложения в БД (UPDATE и DELETE запрещены).</w:t>
+            </w:r>
+          </w:p>
+          <w:p>
+            <w:pPr>
+              <w:spacing w:before="40"/>
+              <w:jc w:val="left"/>
+            </w:pPr>
+            <w:r>
+              <w:rPr>
+                <w:rFonts w:ascii="Times New Roman" w:hAnsi="Times New Roman" w:eastAsia="Times New Roman"/>
+                <w:b/>
+                <w:color w:val="595959"/>
+                <w:sz w:val="16"/>
+              </w:rPr>
+              <w:t xml:space="preserve">Откуда это в тексте: </w:t>
+            </w:r>
+            <w:r>
+              <w:rPr>
+                <w:rFonts w:ascii="Times New Roman" w:hAnsi="Times New Roman" w:eastAsia="Times New Roman"/>
+                <w:b w:val="0"/>
+                <w:color w:val="595959"/>
+                <w:sz w:val="16"/>
+              </w:rPr>
+              <w:t>раздел 1: «хранить не только текущее состояние заявки, но и историю действий», для существенных операций пользователь, время и результат; условие про отдельную запись решения.</w:t>
             </w:r>
           </w:p>
         </w:tc>
@@ -3963,7 +4723,7 @@
               <w:rPr>
                 <w:sz w:val="20"/>
               </w:rPr>
-              <w:t>Поставщик выбирается из подходящих поставщиков.</w:t>
+              <w:t>Заказ создаётся после проверки заявки.</w:t>
             </w:r>
           </w:p>
         </w:tc>
@@ -3988,7 +4748,104 @@
                 <w:b w:val="0"/>
                 <w:sz w:val="22"/>
               </w:rPr>
+              <w:t>Заказ создаётся только по заявке в статусе «Согласована», по которой есть положительные решения руководителя и финансового контролёра и нет действующего заказа. Иначе система отказывает и заказ не создаётся.</w:t>
+            </w:r>
+          </w:p>
+          <w:p>
+            <w:pPr>
+              <w:spacing w:before="40"/>
+              <w:jc w:val="left"/>
+            </w:pPr>
+            <w:r>
+              <w:rPr>
+                <w:rFonts w:ascii="Times New Roman" w:hAnsi="Times New Roman" w:eastAsia="Times New Roman"/>
+                <w:b/>
+                <w:color w:val="595959"/>
+                <w:sz w:val="16"/>
+              </w:rPr>
+              <w:t xml:space="preserve">Откуда это в тексте: </w:t>
+            </w:r>
+            <w:r>
+              <w:rPr>
+                <w:rFonts w:ascii="Times New Roman" w:hAnsi="Times New Roman" w:eastAsia="Times New Roman"/>
+                <w:b w:val="0"/>
+                <w:color w:val="595959"/>
+                <w:sz w:val="16"/>
+              </w:rPr>
+              <w:t>раздел 1: «заказ не может быть сформирован раньше завершения обязательных согласований»; условия: не более одного действующего заказа.</w:t>
+            </w:r>
+          </w:p>
+        </w:tc>
+      </w:tr>
+      <w:tr>
+        <w:trPr>
+          <w:jc w:val="center"/>
+        </w:trPr>
+        <w:tc>
+          <w:tcPr>
+            <w:tcW w:w="5128" w:type="dxa"/>
+            <w:tcMar>
+              <w:top w:w="90" w:type="dxa"/>
+              <w:left w:w="90" w:type="dxa"/>
+              <w:bottom w:w="90" w:type="dxa"/>
+              <w:right w:w="90" w:type="dxa"/>
+            </w:tcMar>
+          </w:tcPr>
+          <w:p>
+            <w:r>
+              <w:rPr>
+                <w:sz w:val="20"/>
+              </w:rPr>
+              <w:t>Поставщик выбирается из подходящих поставщиков.</w:t>
+            </w:r>
+          </w:p>
+        </w:tc>
+        <w:tc>
+          <w:tcPr>
+            <w:tcW w:w="5128" w:type="dxa"/>
+            <w:shd w:val="clear" w:color="auto" w:fill="FFF2CC"/>
+            <w:tcMar>
+              <w:top w:w="90" w:type="dxa"/>
+              <w:left w:w="90" w:type="dxa"/>
+              <w:bottom w:w="90" w:type="dxa"/>
+              <w:right w:w="90" w:type="dxa"/>
+            </w:tcMar>
+          </w:tcPr>
+          <w:p>
+            <w:pPr>
+              <w:jc w:val="left"/>
+            </w:pPr>
+            <w:r>
+              <w:rPr>
+                <w:rFonts w:ascii="Times New Roman" w:hAnsi="Times New Roman" w:eastAsia="Times New Roman"/>
+                <w:b w:val="0"/>
+                <w:sz w:val="22"/>
+              </w:rPr>
               <w:t>Специалист выбирает поставщика из справочника только со статусом «Действующий». Неактивные поставщики не показываются в списке, а статус повторно проверяется в момент формирования заказа.</w:t>
+            </w:r>
+          </w:p>
+          <w:p>
+            <w:pPr>
+              <w:spacing w:before="40"/>
+              <w:jc w:val="left"/>
+            </w:pPr>
+            <w:r>
+              <w:rPr>
+                <w:rFonts w:ascii="Times New Roman" w:hAnsi="Times New Roman" w:eastAsia="Times New Roman"/>
+                <w:b/>
+                <w:color w:val="595959"/>
+                <w:sz w:val="16"/>
+              </w:rPr>
+              <w:t xml:space="preserve">Откуда это в тексте: </w:t>
+            </w:r>
+            <w:r>
+              <w:rPr>
+                <w:rFonts w:ascii="Times New Roman" w:hAnsi="Times New Roman" w:eastAsia="Times New Roman"/>
+                <w:b w:val="0"/>
+                <w:color w:val="595959"/>
+                <w:sz w:val="16"/>
+              </w:rPr>
+              <w:t>условие: «поставщик может участвовать в формировании заказа только тогда, когда он имеет действующий статус».</w:t>
             </w:r>
           </w:p>
         </w:tc>
@@ -4364,97 +5221,28 @@
               <w:t>Автор единственный, заявка относится к одному подразделению, totalAmount = сумма quantity × unitPrice</w:t>
             </w:r>
           </w:p>
-        </w:tc>
-      </w:tr>
-      <w:tr>
-        <w:trPr>
-          <w:jc w:val="center"/>
-        </w:trPr>
-        <w:tc>
-          <w:tcPr>
-            <w:tcW w:w="1811" w:type="dxa"/>
-            <w:tcMar>
-              <w:top w:w="90" w:type="dxa"/>
-              <w:left w:w="90" w:type="dxa"/>
-              <w:bottom w:w="90" w:type="dxa"/>
-              <w:right w:w="90" w:type="dxa"/>
-            </w:tcMar>
-          </w:tcPr>
-          <w:p>
-            <w:r>
-              <w:rPr>
-                <w:sz w:val="20"/>
-              </w:rPr>
-              <w:t>Согласование</w:t>
-            </w:r>
-          </w:p>
-        </w:tc>
-        <w:tc>
-          <w:tcPr>
-            <w:tcW w:w="2362" w:type="dxa"/>
-            <w:shd w:val="clear" w:color="auto" w:fill="FFF2CC"/>
-            <w:tcMar>
-              <w:top w:w="90" w:type="dxa"/>
-              <w:left w:w="90" w:type="dxa"/>
-              <w:bottom w:w="90" w:type="dxa"/>
-              <w:right w:w="90" w:type="dxa"/>
-            </w:tcMar>
-          </w:tcPr>
           <w:p>
             <w:pPr>
+              <w:spacing w:before="40"/>
               <w:jc w:val="left"/>
             </w:pPr>
             <w:r>
               <w:rPr>
                 <w:rFonts w:ascii="Times New Roman" w:hAnsi="Times New Roman" w:eastAsia="Times New Roman"/>
-                <w:b w:val="0"/>
-                <w:sz w:val="22"/>
-              </w:rPr>
-              <w:t>Принять решение по заявке</w:t>
-            </w:r>
-          </w:p>
-        </w:tc>
-        <w:tc>
-          <w:tcPr>
-            <w:tcW w:w="2362" w:type="dxa"/>
-            <w:tcMar>
-              <w:top w:w="90" w:type="dxa"/>
-              <w:left w:w="90" w:type="dxa"/>
-              <w:bottom w:w="90" w:type="dxa"/>
-              <w:right w:w="90" w:type="dxa"/>
-            </w:tcMar>
-          </w:tcPr>
-          <w:p>
-            <w:r>
-              <w:rPr>
-                <w:sz w:val="20"/>
-              </w:rPr>
-              <w:t>Approval, PurchaseRequest</w:t>
-            </w:r>
-          </w:p>
-        </w:tc>
-        <w:tc>
-          <w:tcPr>
-            <w:tcW w:w="3717" w:type="dxa"/>
-            <w:shd w:val="clear" w:color="auto" w:fill="FFF2CC"/>
-            <w:tcMar>
-              <w:top w:w="90" w:type="dxa"/>
-              <w:left w:w="90" w:type="dxa"/>
-              <w:bottom w:w="90" w:type="dxa"/>
-              <w:right w:w="90" w:type="dxa"/>
-            </w:tcMar>
-          </w:tcPr>
-          <w:p>
-            <w:pPr>
-              <w:jc w:val="left"/>
-            </w:pPr>
+                <w:b/>
+                <w:color w:val="595959"/>
+                <w:sz w:val="16"/>
+              </w:rPr>
+              <w:t xml:space="preserve">Откуда это в тексте: </w:t>
+            </w:r>
             <w:r>
               <w:rPr>
                 <w:rFonts w:ascii="Times New Roman" w:hAnsi="Times New Roman" w:eastAsia="Times New Roman"/>
                 <w:b w:val="0"/>
-                <w:sz w:val="22"/>
-              </w:rPr>
-              <w:t>Решение сохраняется отдельной записью Approval и не перезаписывается, возврат и отклонение только с комментарием</w:t>
+                <w:color w:val="595959"/>
+                <w:sz w:val="16"/>
+              </w:rPr>
+              <w:t>условия: единственный автор, одно подразделение, итог из позиций.</w:t>
             </w:r>
           </w:p>
         </w:tc>
@@ -4478,7 +5266,7 @@
               <w:rPr>
                 <w:sz w:val="20"/>
               </w:rPr>
-              <w:t>Формирование заказа</w:t>
+              <w:t>Согласование</w:t>
             </w:r>
           </w:p>
         </w:tc>
@@ -4503,7 +5291,99 @@
                 <w:b w:val="0"/>
                 <w:sz w:val="22"/>
               </w:rPr>
-              <w:t>Сформировать заказ</w:t>
+              <w:t>Принять решение по заявке</w:t>
+            </w:r>
+          </w:p>
+        </w:tc>
+        <w:tc>
+          <w:tcPr>
+            <w:tcW w:w="2362" w:type="dxa"/>
+            <w:tcMar>
+              <w:top w:w="90" w:type="dxa"/>
+              <w:left w:w="90" w:type="dxa"/>
+              <w:bottom w:w="90" w:type="dxa"/>
+              <w:right w:w="90" w:type="dxa"/>
+            </w:tcMar>
+          </w:tcPr>
+          <w:p>
+            <w:r>
+              <w:rPr>
+                <w:sz w:val="20"/>
+              </w:rPr>
+              <w:t>Approval, PurchaseRequest</w:t>
+            </w:r>
+          </w:p>
+        </w:tc>
+        <w:tc>
+          <w:tcPr>
+            <w:tcW w:w="3717" w:type="dxa"/>
+            <w:shd w:val="clear" w:color="auto" w:fill="FFF2CC"/>
+            <w:tcMar>
+              <w:top w:w="90" w:type="dxa"/>
+              <w:left w:w="90" w:type="dxa"/>
+              <w:bottom w:w="90" w:type="dxa"/>
+              <w:right w:w="90" w:type="dxa"/>
+            </w:tcMar>
+          </w:tcPr>
+          <w:p>
+            <w:pPr>
+              <w:jc w:val="left"/>
+            </w:pPr>
+            <w:r>
+              <w:rPr>
+                <w:rFonts w:ascii="Times New Roman" w:hAnsi="Times New Roman" w:eastAsia="Times New Roman"/>
+                <w:b w:val="0"/>
+                <w:sz w:val="22"/>
+              </w:rPr>
+              <w:t>Решение сохраняется отдельной записью Approval и не перезаписывается, возврат и отклонение только с комментарием</w:t>
+            </w:r>
+          </w:p>
+          <w:p>
+            <w:pPr>
+              <w:spacing w:before="40"/>
+              <w:jc w:val="left"/>
+            </w:pPr>
+            <w:r>
+              <w:rPr>
+                <w:rFonts w:ascii="Times New Roman" w:hAnsi="Times New Roman" w:eastAsia="Times New Roman"/>
+                <w:b/>
+                <w:color w:val="595959"/>
+                <w:sz w:val="16"/>
+              </w:rPr>
+              <w:t xml:space="preserve">Откуда это в тексте: </w:t>
+            </w:r>
+            <w:r>
+              <w:rPr>
+                <w:rFonts w:ascii="Times New Roman" w:hAnsi="Times New Roman" w:eastAsia="Times New Roman"/>
+                <w:b w:val="0"/>
+                <w:color w:val="595959"/>
+                <w:sz w:val="16"/>
+              </w:rPr>
+              <w:t>условия: решение отдельной записью без перезаписи; раздел 1: комментарий при возврате и отклонении.</w:t>
+            </w:r>
+          </w:p>
+        </w:tc>
+      </w:tr>
+      <w:tr>
+        <w:trPr>
+          <w:jc w:val="center"/>
+        </w:trPr>
+        <w:tc>
+          <w:tcPr>
+            <w:tcW w:w="1811" w:type="dxa"/>
+            <w:tcMar>
+              <w:top w:w="90" w:type="dxa"/>
+              <w:left w:w="90" w:type="dxa"/>
+              <w:bottom w:w="90" w:type="dxa"/>
+              <w:right w:w="90" w:type="dxa"/>
+            </w:tcMar>
+          </w:tcPr>
+          <w:p>
+            <w:r>
+              <w:rPr>
+                <w:sz w:val="20"/>
+              </w:rPr>
+              <w:t>Формирование заказа</w:t>
             </w:r>
           </w:p>
         </w:tc>
@@ -4528,6 +5408,31 @@
                 <w:b w:val="0"/>
                 <w:sz w:val="22"/>
               </w:rPr>
+              <w:t>Сформировать заказ</w:t>
+            </w:r>
+          </w:p>
+        </w:tc>
+        <w:tc>
+          <w:tcPr>
+            <w:tcW w:w="2362" w:type="dxa"/>
+            <w:shd w:val="clear" w:color="auto" w:fill="FFF2CC"/>
+            <w:tcMar>
+              <w:top w:w="90" w:type="dxa"/>
+              <w:left w:w="90" w:type="dxa"/>
+              <w:bottom w:w="90" w:type="dxa"/>
+              <w:right w:w="90" w:type="dxa"/>
+            </w:tcMar>
+          </w:tcPr>
+          <w:p>
+            <w:pPr>
+              <w:jc w:val="left"/>
+            </w:pPr>
+            <w:r>
+              <w:rPr>
+                <w:rFonts w:ascii="Times New Roman" w:hAnsi="Times New Roman" w:eastAsia="Times New Roman"/>
+                <w:b w:val="0"/>
+                <w:sz w:val="22"/>
+              </w:rPr>
               <w:t>PurchaseOrder, PurchaseRequest, Supplier</w:t>
             </w:r>
           </w:p>
@@ -4554,6 +5459,30 @@
                 <w:sz w:val="22"/>
               </w:rPr>
               <w:t>Заказ только по заявке «Согласована», с действующим поставщиком, не более одного действующего заказа (уникальный индекс)</w:t>
+            </w:r>
+          </w:p>
+          <w:p>
+            <w:pPr>
+              <w:spacing w:before="40"/>
+              <w:jc w:val="left"/>
+            </w:pPr>
+            <w:r>
+              <w:rPr>
+                <w:rFonts w:ascii="Times New Roman" w:hAnsi="Times New Roman" w:eastAsia="Times New Roman"/>
+                <w:b/>
+                <w:color w:val="595959"/>
+                <w:sz w:val="16"/>
+              </w:rPr>
+              <w:t xml:space="preserve">Откуда это в тексте: </w:t>
+            </w:r>
+            <w:r>
+              <w:rPr>
+                <w:rFonts w:ascii="Times New Roman" w:hAnsi="Times New Roman" w:eastAsia="Times New Roman"/>
+                <w:b w:val="0"/>
+                <w:color w:val="595959"/>
+                <w:sz w:val="16"/>
+              </w:rPr>
+              <w:t>раздел 1 и условия: после согласований, действующий поставщик, не более одного действующего заказа.</w:t>
             </w:r>
           </w:p>
         </w:tc>
@@ -4659,6 +5588,30 @@
                 <w:sz w:val="22"/>
               </w:rPr>
               <w:t>История неизменяема: для пользователей только чтение и добавление, UPDATE и DELETE запрещены</w:t>
+            </w:r>
+          </w:p>
+          <w:p>
+            <w:pPr>
+              <w:spacing w:before="40"/>
+              <w:jc w:val="left"/>
+            </w:pPr>
+            <w:r>
+              <w:rPr>
+                <w:rFonts w:ascii="Times New Roman" w:hAnsi="Times New Roman" w:eastAsia="Times New Roman"/>
+                <w:b/>
+                <w:color w:val="595959"/>
+                <w:sz w:val="16"/>
+              </w:rPr>
+              <w:t xml:space="preserve">Откуда это в тексте: </w:t>
+            </w:r>
+            <w:r>
+              <w:rPr>
+                <w:rFonts w:ascii="Times New Roman" w:hAnsi="Times New Roman" w:eastAsia="Times New Roman"/>
+                <w:b w:val="0"/>
+                <w:color w:val="595959"/>
+                <w:sz w:val="16"/>
+              </w:rPr>
+              <w:t>раздел 1: хранить историю действий; условие про неперезаписываемое решение.</w:t>
             </w:r>
           </w:p>
         </w:tc>
@@ -4822,6 +5775,30 @@
               <w:t>Ситуация 5: два пользователя одновременно формируют два заказа по одной заявке. Это решается транзакцией и ограничением БД. Транзакция блокирует заявку (SELECT … FOR UPDATE), проверяет, что действующего заказа нет, и создаёт заказ. Уникальный частичный индекс по request_id для заказов не в статусе «Отменён» гарантирует, что при любом сбое в логике второй заказ не будет записан: второй запрос получит отказ и откатится. Одной прикладной проверки здесь мало, потому что между проверкой и записью второй запрос успевает вклиниться.</w:t>
             </w:r>
           </w:p>
+          <w:p>
+            <w:pPr>
+              <w:spacing w:before="40"/>
+              <w:jc w:val="left"/>
+            </w:pPr>
+            <w:r>
+              <w:rPr>
+                <w:rFonts w:ascii="Times New Roman" w:hAnsi="Times New Roman" w:eastAsia="Times New Roman"/>
+                <w:b/>
+                <w:color w:val="595959"/>
+                <w:sz w:val="16"/>
+              </w:rPr>
+              <w:t xml:space="preserve">Откуда это в тексте: </w:t>
+            </w:r>
+            <w:r>
+              <w:rPr>
+                <w:rFonts w:ascii="Times New Roman" w:hAnsi="Times New Roman" w:eastAsia="Times New Roman"/>
+                <w:b w:val="0"/>
+                <w:color w:val="595959"/>
+                <w:sz w:val="16"/>
+              </w:rPr>
+              <w:t>ситуации 2 и 5 перечислены в самом разделе 9; правила к ним: комментарий обязателен (раздел 1) и «не более одного действующего заказа» (условия).</w:t>
+            </w:r>
+          </w:p>
         </w:tc>
       </w:tr>
     </w:tbl>
@@ -4930,6 +5907,30 @@
                 <w:sz w:val="22"/>
               </w:rPr>
               <w:t>Центральная сущность — PurchaseRequest. Вокруг неё строятся позиции (RequestItem), история решений (Approval) и заказ (PurchaseOrder), у неё же хранится статус жизненного цикла, и каждый вариант использования читает или меняет именно заявку.</w:t>
+            </w:r>
+          </w:p>
+          <w:p>
+            <w:pPr>
+              <w:spacing w:before="40"/>
+              <w:jc w:val="left"/>
+            </w:pPr>
+            <w:r>
+              <w:rPr>
+                <w:rFonts w:ascii="Times New Roman" w:hAnsi="Times New Roman" w:eastAsia="Times New Roman"/>
+                <w:b/>
+                <w:color w:val="595959"/>
+                <w:sz w:val="16"/>
+              </w:rPr>
+              <w:t xml:space="preserve">Откуда это в тексте: </w:t>
+            </w:r>
+            <w:r>
+              <w:rPr>
+                <w:rFonts w:ascii="Times New Roman" w:hAnsi="Times New Roman" w:eastAsia="Times New Roman"/>
+                <w:b w:val="0"/>
+                <w:color w:val="595959"/>
+                <w:sz w:val="16"/>
+              </w:rPr>
+              <w:t>почти все условия раздела 1 и таблица переходов сходятся на заявке: позиции, решения, заказ и статус привязаны к ней.</w:t>
             </w:r>
           </w:p>
         </w:tc>
@@ -5007,79 +6008,28 @@
               <w:t>Самое важное правило — «по согласованной заявке не более одного действующего заказа и только после обязательных согласований». Оно защищает от двойной закупки и обеспечивается транзакцией с блокировкой заявки и уникальным частичным индексом в БД, то есть двумя механизмами сразу.</w:t>
             </w:r>
           </w:p>
-        </w:tc>
-      </w:tr>
-    </w:tbl>
-    <w:p>
-      <w:pPr>
-        <w:spacing w:after="20"/>
-      </w:pPr>
-    </w:p>
-    <w:tbl>
-      <w:tblPr>
-        <w:tblW w:w="0" w:type="auto"/>
-        <w:jc w:val="center"/>
-        <w:tblLook w:val="04A0" w:firstRow="1" w:lastRow="0" w:firstColumn="1" w:lastColumn="0" w:noHBand="0" w:noVBand="1"/>
-      </w:tblPr>
-      <w:tblGrid>
-        <w:gridCol w:w="10256"/>
-      </w:tblGrid>
-      <w:tr>
-        <w:trPr>
-          <w:jc w:val="center"/>
-        </w:trPr>
-        <w:tc>
-          <w:tcPr>
-            <w:tcW w:w="10256" w:type="dxa"/>
-            <w:shd w:val="clear" w:color="auto" w:fill="D9EAF7"/>
-            <w:tcMar>
-              <w:top w:w="90" w:type="dxa"/>
-              <w:left w:w="90" w:type="dxa"/>
-              <w:bottom w:w="90" w:type="dxa"/>
-              <w:right w:w="90" w:type="dxa"/>
-            </w:tcMar>
-          </w:tcPr>
           <w:p>
             <w:pPr>
-              <w:spacing w:after="0"/>
-            </w:pPr>
-            <w:r>
-              <w:rPr>
-                <w:b/>
-                <w:sz w:val="22"/>
-              </w:rPr>
-              <w:t>Какое исходное решение в неполной модели вы изменили сильнее всего и по какой причине</w:t>
-            </w:r>
-          </w:p>
-        </w:tc>
-      </w:tr>
-      <w:tr>
-        <w:trPr>
-          <w:jc w:val="center"/>
-        </w:trPr>
-        <w:tc>
-          <w:tcPr>
-            <w:tcW w:w="10256" w:type="dxa"/>
-            <w:shd w:val="clear" w:color="auto" w:fill="F7F7F7"/>
-            <w:tcMar>
-              <w:top w:w="120" w:type="dxa"/>
-              <w:left w:w="120" w:type="dxa"/>
-              <w:bottom w:w="120" w:type="dxa"/>
-              <w:right w:w="120" w:type="dxa"/>
-            </w:tcMar>
-          </w:tcPr>
-          <w:p>
-            <w:pPr>
-              <w:spacing w:after="0"/>
+              <w:spacing w:before="40"/>
               <w:jc w:val="left"/>
             </w:pPr>
             <w:r>
               <w:rPr>
                 <w:rFonts w:ascii="Times New Roman" w:hAnsi="Times New Roman" w:eastAsia="Times New Roman"/>
+                <w:b/>
+                <w:color w:val="595959"/>
+                <w:sz w:val="16"/>
+              </w:rPr>
+              <w:t xml:space="preserve">Откуда это в тексте: </w:t>
+            </w:r>
+            <w:r>
+              <w:rPr>
+                <w:rFonts w:ascii="Times New Roman" w:hAnsi="Times New Roman" w:eastAsia="Times New Roman"/>
                 <w:b w:val="0"/>
-                <w:sz w:val="22"/>
-              </w:rPr>
-              <w:t>Сильнее всего изменена связь «PurchaseOrder – RequestItem» («заказ содержит позиции напрямую»): я её убрал и связал заказ с заявкой. Позиции принадлежат заявке, а прямая связь дублировала бы состав и допускала расхождение сумм. Вместе с ней заменена связь «Supplier – Approval»: решения принимают пользователи, а поставщик связан с заказом.</w:t>
+                <w:color w:val="595959"/>
+                <w:sz w:val="16"/>
+              </w:rPr>
+              <w:t>условие: «для одной согласованной заявки в базовом варианте формируется не более одного действующего заказа» и раздел 1 про заказ только после согласований.</w:t>
             </w:r>
           </w:p>
         </w:tc>
@@ -5123,7 +6073,7 @@
                 <w:b/>
                 <w:sz w:val="22"/>
               </w:rPr>
-              <w:t>Сформулируйте итоговый вывод по работе в пяти или семи содержательных предложениях</w:t>
+              <w:t>Какое исходное решение в неполной модели вы изменили сильнее всего и по какой причине</w:t>
             </w:r>
           </w:p>
         </w:tc>
@@ -5154,7 +6104,130 @@
                 <w:b w:val="0"/>
                 <w:sz w:val="22"/>
               </w:rPr>
+              <w:t>Сильнее всего изменена связь «PurchaseOrder – RequestItem» («заказ содержит позиции напрямую»): я её убрал и связал заказ с заявкой. Позиции принадлежат заявке, а прямая связь дублировала бы состав и допускала расхождение сумм. Вместе с ней заменена связь «Supplier – Approval»: решения принимают пользователи, а поставщик связан с заказом.</w:t>
+            </w:r>
+          </w:p>
+          <w:p>
+            <w:pPr>
+              <w:spacing w:before="40"/>
+              <w:jc w:val="left"/>
+            </w:pPr>
+            <w:r>
+              <w:rPr>
+                <w:rFonts w:ascii="Times New Roman" w:hAnsi="Times New Roman" w:eastAsia="Times New Roman"/>
+                <w:b/>
+                <w:color w:val="595959"/>
+                <w:sz w:val="16"/>
+              </w:rPr>
+              <w:t xml:space="preserve">Откуда это в тексте: </w:t>
+            </w:r>
+            <w:r>
+              <w:rPr>
+                <w:rFonts w:ascii="Times New Roman" w:hAnsi="Times New Roman" w:eastAsia="Times New Roman"/>
+                <w:b w:val="0"/>
+                <w:color w:val="595959"/>
+                <w:sz w:val="16"/>
+              </w:rPr>
+              <w:t>условия: стоимость и состав принадлежат заявке; решения принимают сотрудники организации, поставщик только участвует в заказе.</w:t>
+            </w:r>
+          </w:p>
+        </w:tc>
+      </w:tr>
+    </w:tbl>
+    <w:p>
+      <w:pPr>
+        <w:spacing w:after="20"/>
+      </w:pPr>
+    </w:p>
+    <w:tbl>
+      <w:tblPr>
+        <w:tblW w:w="0" w:type="auto"/>
+        <w:jc w:val="center"/>
+        <w:tblLook w:val="04A0" w:firstRow="1" w:lastRow="0" w:firstColumn="1" w:lastColumn="0" w:noHBand="0" w:noVBand="1"/>
+      </w:tblPr>
+      <w:tblGrid>
+        <w:gridCol w:w="10256"/>
+      </w:tblGrid>
+      <w:tr>
+        <w:trPr>
+          <w:jc w:val="center"/>
+        </w:trPr>
+        <w:tc>
+          <w:tcPr>
+            <w:tcW w:w="10256" w:type="dxa"/>
+            <w:shd w:val="clear" w:color="auto" w:fill="D9EAF7"/>
+            <w:tcMar>
+              <w:top w:w="90" w:type="dxa"/>
+              <w:left w:w="90" w:type="dxa"/>
+              <w:bottom w:w="90" w:type="dxa"/>
+              <w:right w:w="90" w:type="dxa"/>
+            </w:tcMar>
+          </w:tcPr>
+          <w:p>
+            <w:pPr>
+              <w:spacing w:after="0"/>
+            </w:pPr>
+            <w:r>
+              <w:rPr>
+                <w:b/>
+                <w:sz w:val="22"/>
+              </w:rPr>
+              <w:t>Сформулируйте итоговый вывод по работе в пяти или семи содержательных предложениях</w:t>
+            </w:r>
+          </w:p>
+        </w:tc>
+      </w:tr>
+      <w:tr>
+        <w:trPr>
+          <w:jc w:val="center"/>
+        </w:trPr>
+        <w:tc>
+          <w:tcPr>
+            <w:tcW w:w="10256" w:type="dxa"/>
+            <w:shd w:val="clear" w:color="auto" w:fill="F7F7F7"/>
+            <w:tcMar>
+              <w:top w:w="120" w:type="dxa"/>
+              <w:left w:w="120" w:type="dxa"/>
+              <w:bottom w:w="120" w:type="dxa"/>
+              <w:right w:w="120" w:type="dxa"/>
+            </w:tcMar>
+          </w:tcPr>
+          <w:p>
+            <w:pPr>
+              <w:spacing w:after="0"/>
+              <w:jc w:val="left"/>
+            </w:pPr>
+            <w:r>
+              <w:rPr>
+                <w:rFonts w:ascii="Times New Roman" w:hAnsi="Times New Roman" w:eastAsia="Times New Roman"/>
+                <w:b w:val="0"/>
+                <w:sz w:val="22"/>
+              </w:rPr>
               <w:t>В работе спроектирована модель закупочной заявки, согласованная между требованиями, жизненным циклом, диаграммами вариантов использования и классов. Центральным объектом стала PurchaseRequest со статусами и переходами, в которых конечными являются «Отклонена» и «Заказ сформирован». История решений вынесена в отдельный неизменяемый объект Approval, поэтому повторное согласование не стирает прошлые результаты. Ключевые правила разнесены по уровням: проверка комментария и состава позиций в сервисе плюс ограничения БД, а уникальность действующего заказа обеспечивается транзакцией и частичным индексом. Исправлены неверные связи на диаграмме классов и добавлены недостающий актор и варианты использования. Таблица трассируемости показывает, что каждая бизнес-возможность проходит путь от варианта использования через классы до контрольного правила.</w:t>
+            </w:r>
+          </w:p>
+          <w:p>
+            <w:pPr>
+              <w:spacing w:before="40"/>
+              <w:jc w:val="left"/>
+            </w:pPr>
+            <w:r>
+              <w:rPr>
+                <w:rFonts w:ascii="Times New Roman" w:hAnsi="Times New Roman" w:eastAsia="Times New Roman"/>
+                <w:b/>
+                <w:color w:val="595959"/>
+                <w:sz w:val="16"/>
+              </w:rPr>
+              <w:t xml:space="preserve">Откуда это в тексте: </w:t>
+            </w:r>
+            <w:r>
+              <w:rPr>
+                <w:rFonts w:ascii="Times New Roman" w:hAnsi="Times New Roman" w:eastAsia="Times New Roman"/>
+                <w:b w:val="0"/>
+                <w:color w:val="595959"/>
+                <w:sz w:val="16"/>
+              </w:rPr>
+              <w:t>итог по пунктам выше; каждая мысль опирается на раздел 1 и перечисленные условия.</w:t>
             </w:r>
           </w:p>
         </w:tc>

--- a/Abramenkov_12-25_RT2.docx
+++ b/Abramenkov_12-25_RT2.docx
@@ -746,7 +746,7 @@
                 <w:b w:val="0"/>
                 <w:sz w:val="22"/>
               </w:rPr>
-              <w:t>согласующие принимают решение по зафиксированному составу и общей сумме заявки, и правка позиций после отправки подменила бы предмет согласования. Система блокирует добавление, удаление и изменение позиций, если статус заявки не «Черновик» и не «Возвращена на доработку».</w:t>
+              <w:t>согласующие решают по тому составу, который им отправили. Позиции после отправки блокируются, пока статус не «Черновик» или «Возвращена на доработку».</w:t>
             </w:r>
           </w:p>
           <w:p>
@@ -819,7 +819,7 @@
                 <w:b w:val="0"/>
                 <w:sz w:val="22"/>
               </w:rPr>
-              <w:t>комментарий согласующего и запись решения (кто, когда, результат «возврат») отдельной записью Approval, а ранее принятые решения остаются в истории без изменений. Заявка получает статус «Возвращена на доработку», и автор снова может редактировать позиции.</w:t>
+              <w:t>комментарий согласующего и запись решения (кто, когда, результат) отдельной записью. Прошлые решения остаются в истории.</w:t>
             </w:r>
           </w:p>
           <w:p>
@@ -892,7 +892,7 @@
                 <w:b w:val="0"/>
                 <w:sz w:val="22"/>
               </w:rPr>
-              <w:t>сформировать заказ (выбрать поставщика и создать PurchaseOrder) только при условии, что заявка находится в статусе «Согласована» (есть положительные решения руководителя и финансового контролёра), выбранный поставщик имеет действующий статус и по заявке нет действующего заказа.</w:t>
+              <w:t>сформировать заказ только при условии: заявка «Согласована», поставщик действующий, действующего заказа по заявке нет.</w:t>
             </w:r>
           </w:p>
           <w:p>
@@ -965,7 +965,7 @@
                 <w:b w:val="0"/>
                 <w:sz w:val="22"/>
               </w:rPr>
-              <w:t>исключить его из списка выбора для новых заказов и отказать в формировании заказа с этим поставщиком (статус проверяется в момент создания заказа), не изменяя и не удаляя ранее созданные заказы и историю согласований.</w:t>
+              <w:t>убрать его из выбора для новых заказов и отказать, если заказ создаётся с ним. Старые заказы и историю не трогать.</w:t>
             </w:r>
           </w:p>
           <w:p>
@@ -1038,7 +1038,7 @@
                 <w:b w:val="0"/>
                 <w:sz w:val="22"/>
               </w:rPr>
-              <w:t>она подтверждает, кто, когда и какое решение принял, и правка задним числом позволила бы подменить результат согласования. Обычная роль имеет только чтение и добавление записей, операции UPDATE и DELETE запрещены; ошибочное решение исправляется новой записью, а не перезаписью.</w:t>
+              <w:t>она показывает, кто, когда и что решил. Для обычного пользователя только чтение и добавление, UPDATE и DELETE запрещены.</w:t>
             </w:r>
           </w:p>
           <w:p>
@@ -1111,7 +1111,7 @@
                 <w:b w:val="0"/>
                 <w:sz w:val="22"/>
               </w:rPr>
-              <w:t>в одной транзакции блокировать заявку (SELECT … FOR UPDATE), проверять отсутствие действующего заказа и создавать заказ, а на уровне БД добавить уникальный частичный индекс по request_id для заказов в статусе, отличном от «Отменён». Тогда параллельный второй запрос завершится ошибкой и откатится.</w:t>
+              <w:t>в одной транзакции заблокировать заявку, проверить, что действующего заказа нет, и создать его. В БД добавить уникальность по заявке для действующих заказов.</w:t>
             </w:r>
           </w:p>
           <w:p>
@@ -1582,7 +1582,7 @@
                 <w:b w:val="0"/>
                 <w:sz w:val="22"/>
               </w:rPr>
-              <w:t>Решение руководителя сохраняется отдельной записью Approval (пользователь, время, результат). Статус заявки не меняется, согласование переходит к финансовому контролёру.</w:t>
+              <w:t>Решение сохраняется записью Approval. Статус не меняется, дальше решает финансовый контролёр.</w:t>
             </w:r>
           </w:p>
           <w:p>
@@ -1709,7 +1709,7 @@
                 <w:b w:val="0"/>
                 <w:sz w:val="22"/>
               </w:rPr>
-              <w:t>Положительное решение руководителя уже есть. Решение финансового контролёра сохраняется отдельной записью. Возврат или отклонение финконтролёром — с обязательным комментарием.</w:t>
+              <w:t>Решение руководителя уже есть. Решение контролёра тоже сохраняется записью.</w:t>
             </w:r>
           </w:p>
           <w:p>
@@ -1907,7 +1907,7 @@
                 <w:b w:val="0"/>
                 <w:sz w:val="22"/>
               </w:rPr>
-              <w:t>В заявке есть хотя бы одна позиция. Согласование начинается заново с руководителя, прежние решения остаются в истории.</w:t>
+              <w:t>Есть хотя бы одна позиция. Согласование идёт заново, старые решения остаются в истории.</w:t>
             </w:r>
           </w:p>
           <w:p>
@@ -2018,7 +2018,7 @@
                 <w:b w:val="0"/>
                 <w:sz w:val="22"/>
               </w:rPr>
-              <w:t>Комментарий обязателен. Решение сохраняется записью Approval, дальнейшие переходы из «Отклонена» запрещены.</w:t>
+              <w:t>Комментарий обязателен. Решение сохраняется записью Approval. Из «Отклонена» выхода нет.</w:t>
             </w:r>
           </w:p>
           <w:p>
@@ -2129,7 +2129,7 @@
                 <w:b w:val="0"/>
                 <w:sz w:val="22"/>
               </w:rPr>
-              <w:t>Заявка «Согласована», поставщик действующий, действующего заказа по заявке ещё нет. Операция выполняется специалистом по закупкам в одной транзакции.</w:t>
+              <w:t>Заявка «Согласована», поставщик действующий, действующего заказа ещё нет.</w:t>
             </w:r>
           </w:p>
           <w:p>
@@ -2229,20 +2229,7 @@
                 <w:b w:val="0"/>
                 <w:sz w:val="22"/>
               </w:rPr>
-              <w:t>Правило: «Отклонена» и «Заказ сформирован» — конечные состояния: из них нет переходов в другие состояния, и позиции заявки не изменяются. Оно предотвращает ошибку, когда пользователь снова открывает и правит уже отклонённую или исполненную заявку, и содержимое заявки расходится с принятыми решениями и созданным заказом.</w:t>
-            </w:r>
-          </w:p>
-          <w:p>
-            <w:pPr>
-              <w:jc w:val="left"/>
-            </w:pPr>
-            <w:r>
-              <w:rPr>
-                <w:rFonts w:ascii="Times New Roman" w:hAnsi="Times New Roman" w:eastAsia="Times New Roman"/>
-                <w:b w:val="0"/>
-                <w:sz w:val="22"/>
-              </w:rPr>
-              <w:t>Достаточность набора: шести состояний достаточно, если этап согласования (руководитель или финансовый контролёр) определяется по записям Approval, а не по отдельным статусам. Иначе пришлось бы делить «На согласовании» на два состояния.</w:t>
+              <w:t>«Отклонена» и «Заказ сформирован» конечные: из них переходов нет. Это защищает от правки уже закрытой заявки. Шести состояний хватает, если этап (руководитель или контролёр) определять по записям Approval.</w:t>
             </w:r>
           </w:p>
           <w:p>
@@ -2646,7 +2633,7 @@
           <w:b w:val="0"/>
           <w:sz w:val="22"/>
         </w:rPr>
-        <w:t xml:space="preserve"> Связь «Сотрудник – Сформировать заказ» ошибочна: заказ формирует специалист по закупкам, у сотрудника такого права нет, поэтому связь удалена. Связь «Финансовый контролёр – Принять решение» неверна по типу: между актором и вариантом использования проводится сплошная ассоциация (пунктир допустим только между вариантами использования как «include» или «extend»), поэтому она заменена сплошной. Пунктирную связь заглушки («Актор определяется студентом – Функция определяется студентом») заменяет сплошная ассоциация «Администратор – Изменить статус поставщика». Дополнительно: у варианта «Просмотреть историю» на исходной диаграмме не было ни одного актора, добавлены ассоциации со всеми участниками процесса; «Выбрать поставщика» стал частью формирования заказа («include»).</w:t>
+        <w:t xml:space="preserve"> «Сотрудник – Сформировать заказ»: заказ формирует специалист по закупкам, связь удалена. «Финансовый контролёр – Принять решение» заменена сплошной ассоциацией, пунктир нужен только для include и extend. Заглушка заменена связью «Администратор – Изменить статус поставщика». «Просмотреть историю» получила акторов.</w:t>
       </w:r>
     </w:p>
     <w:p>
@@ -2691,7 +2678,7 @@
           <w:b w:val="0"/>
           <w:sz w:val="22"/>
         </w:rPr>
-        <w:t xml:space="preserve"> Нужен «Администратор» (ответственный за справочники). По условию поставщик участвует в заказе только в действующем статусе, а блокировка пользователя не должна разрушать историю, и кто-то должен менять эти статусы. Ни один из четырёх существующих акторов этого не делает. Поставщик актором не является: он не работает с системой.</w:t>
+        <w:t xml:space="preserve"> Администратор. Кто-то должен менять статус поставщика, а из четырёх акторов этого никто не делает. Поставщик не актор, он не работает с системой.</w:t>
       </w:r>
     </w:p>
     <w:p>
@@ -2736,7 +2723,7 @@
           <w:b w:val="0"/>
           <w:sz w:val="22"/>
         </w:rPr>
-        <w:t xml:space="preserve"> «Вернуть на доработку» и «Отклонить заявку» («extend» к «Принять решение», комментарий обязателен), «Изменить статус поставщика» (Администратор). Без первых двух процесс не может завершиться возвратом или отказом, без третьего поставщик никогда не станет неактивным. Подробно описан вариант «Сформировать заказ» (карточка в разделе 5).</w:t>
+        <w:t xml:space="preserve"> «Вернуть на доработку» и «Отклонить заявку» (extend к «Принять решение», комментарий обязателен), «Изменить статус поставщика». Подробно описан «Сформировать заказ» в разделе 5.</w:t>
       </w:r>
     </w:p>
     <w:p>
@@ -2826,7 +2813,7 @@
                 <w:b w:val="0"/>
                 <w:sz w:val="22"/>
               </w:rPr>
-              <w:t>Границей системы является прямоугольник на диаграмме. Внутри автоматизируются: создание, изменение и отправка заявки, фиксация решений, возврат и отклонение, выбор поставщика из справочника, формирование заказа, хранение и просмотр истории, смена статуса поставщика. Снаружи остаются сами люди-акторы и их управленческие суждения (руководитель решает, нужна ли закупка, контролёр оценивает бюджет), переговоры с поставщиком, фактическая поставка, оплата и бухгалтерский учёт. Поставщик сам с системой не работает и актором не является, это только объект справочника.</w:t>
+              <w:t>Граница это прямоугольник на диаграмме. Внутри: заявки, решения, история, выбор поставщика, формирование заказа. Снаружи: люди и их решения, переговоры с поставщиком, поставка, оплата. Поставщик в системе не работает.</w:t>
             </w:r>
           </w:p>
           <w:p>
@@ -3216,7 +3203,7 @@
                 <w:b w:val="0"/>
                 <w:sz w:val="22"/>
               </w:rPr>
-              <w:t>Оформить заказ поставщику по согласованной заявке так, чтобы он был создан один раз и только с действующим поставщиком.</w:t>
+              <w:t>Оформить заказ поставщику по согласованной заявке один раз и только с действующим поставщиком.</w:t>
             </w:r>
           </w:p>
           <w:p>
@@ -3289,7 +3276,7 @@
                 <w:b w:val="0"/>
                 <w:sz w:val="22"/>
               </w:rPr>
-              <w:t>Пользователь вошёл в систему с ролью «Специалист по закупкам». Заявка в статусе «Согласована» (положительные решения руководителя и финансового контролёра сохранены). Действующего заказа по заявке нет.</w:t>
+              <w:t>Роль «Специалист по закупкам». Заявка «Согласована», действующего заказа нет.</w:t>
             </w:r>
           </w:p>
           <w:p>
@@ -3362,7 +3349,7 @@
                 <w:b w:val="0"/>
                 <w:sz w:val="22"/>
               </w:rPr>
-              <w:t>Специалист открывает согласованную заявку и нажимает «Сформировать заказ».</w:t>
+              <w:t>Специалист нажимает «Сформировать заказ» в согласованной заявке.</w:t>
             </w:r>
           </w:p>
           <w:p>
@@ -3434,7 +3421,7 @@
                 <w:b w:val="0"/>
                 <w:sz w:val="22"/>
               </w:rPr>
-              <w:t>1. Система показывает состав заявки и список поставщиков со статусом «Действующий» (включается вариант «Выбрать поставщика»).</w:t>
+              <w:t>1. Система показывает состав заявки и действующих поставщиков.</w:t>
             </w:r>
           </w:p>
           <w:p>
@@ -3460,7 +3447,7 @@
                 <w:b w:val="0"/>
                 <w:sz w:val="22"/>
               </w:rPr>
-              <w:t>3. Система в одной транзакции блокирует заявку, повторно проверяет статус заявки, статус поставщика и отсутствие действующего заказа.</w:t>
+              <w:t>3. Система в транзакции проверяет заявку, поставщика и отсутствие заказа.</w:t>
             </w:r>
           </w:p>
           <w:p>
@@ -3473,7 +3460,7 @@
                 <w:b w:val="0"/>
                 <w:sz w:val="22"/>
               </w:rPr>
-              <w:t>4. Система создаёт PurchaseOrder со ссылками на заявку и поставщика и присваивает номер.</w:t>
+              <w:t>4. Создаёт заказ.</w:t>
             </w:r>
           </w:p>
           <w:p>
@@ -3486,7 +3473,7 @@
                 <w:b w:val="0"/>
                 <w:sz w:val="22"/>
               </w:rPr>
-              <w:t>5. Система переводит заявку в статус «Заказ сформирован» и записывает действие в историю (пользователь, время, результат).</w:t>
+              <w:t>5. Ставит заявке «Заказ сформирован» и пишет действие в историю.</w:t>
             </w:r>
           </w:p>
           <w:p>
@@ -3499,7 +3486,7 @@
                 <w:b w:val="0"/>
                 <w:sz w:val="22"/>
               </w:rPr>
-              <w:t>6. Система показывает номер созданного заказа.</w:t>
+              <w:t>6. Показывает номер заказа.</w:t>
             </w:r>
           </w:p>
           <w:p>
@@ -3571,7 +3558,7 @@
                 <w:b w:val="0"/>
                 <w:sz w:val="22"/>
               </w:rPr>
-              <w:t>3а. Поставщик стал неактивным (или заявка перестала быть «Согласована», или заказ уже создан): система отменяет транзакцию, заказ не создаётся, пользователю выводится причина отказа, при неактивном поставщике предлагается выбрать другого.</w:t>
+              <w:t>3а. Поставщик стал неактивным или заказ уже есть: заказ не создаётся, пользователю показана причина.</w:t>
             </w:r>
           </w:p>
           <w:p>
@@ -3584,7 +3571,7 @@
                 <w:b w:val="0"/>
                 <w:sz w:val="22"/>
               </w:rPr>
-              <w:t>3б. Другой пользователь успел создать заказ: сработал уникальный индекс, транзакция откатывается, система сообщает, что заказ по заявке уже существует.</w:t>
+              <w:t>3б. Параллельный заказ: транзакция откатывается, система сообщает, что заказ уже есть.</w:t>
             </w:r>
           </w:p>
           <w:p>
@@ -3657,7 +3644,7 @@
                 <w:b w:val="0"/>
                 <w:sz w:val="22"/>
               </w:rPr>
-              <w:t>Создан ровно один действующий PurchaseOrder, заявка в статусе «Заказ сформирован», в истории есть запись о создании заказа. При отказе данные не изменены.</w:t>
+              <w:t>Создан один действующий заказ, статус «Заказ сформирован», запись в истории. При отказе ничего не меняется.</w:t>
             </w:r>
           </w:p>
           <w:p>
@@ -3730,7 +3717,7 @@
                 <w:b w:val="0"/>
                 <w:sz w:val="22"/>
               </w:rPr>
-              <w:t>Заказ формируется только после завершения обязательных согласований и только с поставщиком в действующем статусе; по одной заявке — не более одного действующего заказа.</w:t>
+              <w:t>Заказ только после согласований и только с действующим поставщиком, не более одного действующего.</w:t>
             </w:r>
           </w:p>
           <w:p>
@@ -3958,7 +3945,7 @@
           <w:b w:val="0"/>
           <w:sz w:val="22"/>
         </w:rPr>
-        <w:t xml:space="preserve"> User 1 – 0..* PurchaseRequest: у заявки ровно один автор, а пользователь может создать любое число заявок, в том числе ни одной. PurchaseRequest 1 – 0..* RequestItem: у черновика позиций ещё может не быть, правило «не менее одной позиции» проверяется в момент submit(), поэтому в модели стоит 0..*, а не 1..*. PurchaseRequest 1 – 0..* Approval: пока заявку не рассмотрели, решений нет, после этапов и возвратов их несколько, а каждое решение относится ровно к одной заявке.</w:t>
+        <w:t xml:space="preserve"> User 1 – 0..* PurchaseRequest: автор один, заявок может не быть. PurchaseRequest 1 – 0..* RequestItem: у черновика позиций ещё нет, «не менее одной» проверяется при отправке. PurchaseRequest 1 – 0..* Approval: решений может не быть, потом их несколько.</w:t>
       </w:r>
     </w:p>
     <w:p>
@@ -4003,7 +3990,7 @@
           <w:b w:val="0"/>
           <w:sz w:val="22"/>
         </w:rPr>
-        <w:t xml:space="preserve"> (1) «Supplier – Approval» («поставщик согласует заявку») неверна: согласуют внутренние пользователи, поэтому вместо неё связь Approval – User (согласующий, 1) и связь PurchaseOrder – Supplier (заказ исполняет один поставщик, у поставщика 0..* заказов). (2) «PurchaseOrder – RequestItem» («заказ содержит позиции напрямую») неверна: позиции принадлежат заявке, а заказ связан с заявкой (PurchaseOrder 0..1 – 1 PurchaseRequest), иначе состав дублируется и суммы могут разойтись. (3) «Approval – PurchaseOrder» лишняя: решения относятся к заявке, а к заказу ведёт путь через заявку.</w:t>
+        <w:t xml:space="preserve"> «Supplier – Approval» неверна: решают сотрудники, заменена на Approval – User и PurchaseOrder – Supplier. «PurchaseOrder – RequestItem» неверна: позиции принадлежат заявке, заказ связан с заявкой. «Approval – PurchaseOrder» лишняя.</w:t>
       </w:r>
     </w:p>
     <w:p>
@@ -4048,7 +4035,7 @@
           <w:b w:val="0"/>
           <w:sz w:val="22"/>
         </w:rPr>
-        <w:t xml:space="preserve"> Атрибуты: PurchaseRequest.department и purpose (по условию заявка относится к одному подразделению и имеет назначение закупки), User.role и department, Approval.stage (этап: руководитель или финансовый контролёр). Поведение: returnForRework(comment), reject(comment), recalcTotal() у PurchaseRequest и lineTotal() у RequestItem. Без пересчёта суммы и возврата или отклонения с комментарием модель не выражает правила процесса.</w:t>
+        <w:t xml:space="preserve"> Атрибуты: PurchaseRequest.department и purpose, Approval.stage. Поведение: returnForRework(comment), reject(comment), recalcTotal(). Без них не выражены возврат, отклонение и сумма.</w:t>
       </w:r>
     </w:p>
     <w:p>
@@ -4093,7 +4080,7 @@
           <w:b w:val="0"/>
           <w:sz w:val="22"/>
         </w:rPr>
-        <w:t xml:space="preserve"> Композиция PurchaseRequest ◆ RequestItem: позиция не существует вне заявки и не переходит в другую заявку. Остальные связи обычные ассоциации. Approval — самостоятельный исторический факт, который должен сохраняться независимо от операций над заявкой, а User и Supplier существуют отдельно от заявок.</w:t>
+        <w:t xml:space="preserve"> Композиция PurchaseRequest ◆ RequestItem: позиция не живёт вне заявки. Остальное ассоциации: решение, пользователь и поставщик существуют сами по себе.</w:t>
       </w:r>
     </w:p>
     <w:p>
@@ -4183,7 +4170,7 @@
                 <w:b w:val="0"/>
                 <w:sz w:val="22"/>
               </w:rPr>
-              <w:t>Для любой заявки итоговая сумма totalAmount всегда равна сумме quantity × unitPrice по её позициям, а в любом статусе, кроме «Черновик» и «Возвращена на доработку», у заявки есть хотя бы одна позиция и состав позиций не меняется. Это верно независимо от интерфейса, потому что проверяется в самой модели и в БД.</w:t>
+              <w:t>totalAmount всегда равна сумме quantity × unitPrice по позициям, а вне статусов «Черновик» и «Возвращена на доработку» у заявки есть хотя бы одна позиция и они не меняются.</w:t>
             </w:r>
           </w:p>
           <w:p>
@@ -4282,7 +4269,7 @@
                 <w:b w:val="0"/>
                 <w:sz w:val="22"/>
               </w:rPr>
-              <w:t>Решений по одной заявке несколько: руководитель, финансовый контролёр, повторные после возврата. У каждого свой автор, время, результат и комментарий. Два поля внутри PurchaseRequest перезаписывались бы при повторном согласовании и теряли историю, не хранили бы автора и время и не позволили бы добавить этап. Отдельный объект соответствует условию «решение не перезаписывается» и даёт неизменяемую историю.</w:t>
+              <w:t>Решений несколько (руководитель, контролёр, повторные), у каждого свой автор, время и результат. Два поля в заявке перезаписывались бы и теряли историю.</w:t>
             </w:r>
           </w:p>
           <w:p>
@@ -4529,7 +4516,7 @@
                 <w:b w:val="0"/>
                 <w:sz w:val="22"/>
               </w:rPr>
-              <w:t>Автор может изменять позиции и реквизиты заявки только в статусах «Черновик» и «Возвращена на доработку». В остальных статусах система отклоняет любое изменение автором с сообщением об ошибке.</w:t>
+              <w:t>Автор меняет позиции и реквизиты только в статусах «Черновик» и «Возвращена на доработку», иначе система отказывает с ошибкой.</w:t>
             </w:r>
           </w:p>
           <w:p>
@@ -4602,7 +4589,7 @@
                 <w:b w:val="0"/>
                 <w:sz w:val="22"/>
               </w:rPr>
-              <w:t>Руководитель принимает решение не позднее 3 рабочих дней после отправки заявки (срок задаётся в настройках). По истечении срока система отправляет напоминание, а заявка попадает в список просроченных.</w:t>
+              <w:t>Руководитель решает не позднее 3 рабочих дней после отправки, иначе заявка попадает в список просроченных.</w:t>
             </w:r>
           </w:p>
           <w:p>
@@ -4675,7 +4662,7 @@
                 <w:b w:val="0"/>
                 <w:sz w:val="22"/>
               </w:rPr>
-              <w:t>Каждое решение сохраняется в той же транзакции, что и смена статуса, с пользователем, датой и временем, результатом и комментарием. Записи нельзя изменить или удалить через интерфейс, API и роль приложения в БД (UPDATE и DELETE запрещены).</w:t>
+              <w:t>Решение сохраняется в той же транзакции, что и смена статуса, с пользователем, временем, результатом и комментарием. Изменить или удалить его нельзя.</w:t>
             </w:r>
           </w:p>
           <w:p>
@@ -4748,7 +4735,7 @@
                 <w:b w:val="0"/>
                 <w:sz w:val="22"/>
               </w:rPr>
-              <w:t>Заказ создаётся только по заявке в статусе «Согласована», по которой есть положительные решения руководителя и финансового контролёра и нет действующего заказа. Иначе система отказывает и заказ не создаётся.</w:t>
+              <w:t>Заказ создаётся только по заявке «Согласована» с решениями руководителя и контролёра, если действующего заказа нет. Иначе отказ.</w:t>
             </w:r>
           </w:p>
           <w:p>
@@ -4821,7 +4808,7 @@
                 <w:b w:val="0"/>
                 <w:sz w:val="22"/>
               </w:rPr>
-              <w:t>Специалист выбирает поставщика из справочника только со статусом «Действующий». Неактивные поставщики не показываются в списке, а статус повторно проверяется в момент формирования заказа.</w:t>
+              <w:t>Поставщика выбирают из справочника только со статусом «Действующий», статус проверяется ещё раз при создании заказа.</w:t>
             </w:r>
           </w:p>
           <w:p>
@@ -5218,7 +5205,7 @@
                 <w:b w:val="0"/>
                 <w:sz w:val="22"/>
               </w:rPr>
-              <w:t>Автор единственный, заявка относится к одному подразделению, totalAmount = сумма quantity × unitPrice</w:t>
+              <w:t>Автор один, подразделение одно, сумма = сумма quantity × unitPrice</w:t>
             </w:r>
           </w:p>
           <w:p>
@@ -5335,7 +5322,7 @@
                 <w:b w:val="0"/>
                 <w:sz w:val="22"/>
               </w:rPr>
-              <w:t>Решение сохраняется отдельной записью Approval и не перезаписывается, возврат и отклонение только с комментарием</w:t>
+              <w:t>Решение отдельной записью, возврат и отклонение только с комментарием</w:t>
             </w:r>
           </w:p>
           <w:p>
@@ -5458,7 +5445,7 @@
                 <w:b w:val="0"/>
                 <w:sz w:val="22"/>
               </w:rPr>
-              <w:t>Заказ только по заявке «Согласована», с действующим поставщиком, не более одного действующего заказа (уникальный индекс)</w:t>
+              <w:t>Заказ только по «Согласована», с действующим поставщиком, не более одного действующего</w:t>
             </w:r>
           </w:p>
           <w:p>
@@ -5587,7 +5574,7 @@
                 <w:b w:val="0"/>
                 <w:sz w:val="22"/>
               </w:rPr>
-              <w:t>История неизменяема: для пользователей только чтение и добавление, UPDATE и DELETE запрещены</w:t>
+              <w:t>История неизменяема, только чтение и добавление</w:t>
             </w:r>
           </w:p>
           <w:p>
@@ -5759,7 +5746,7 @@
                 <w:b w:val="0"/>
                 <w:sz w:val="22"/>
               </w:rPr>
-              <w:t>Ситуация 2: руководитель возвращает заявку без комментария. Ошибка останавливается сочетанием механизмов. В прикладной логике (сервис согласования) перед записью решения проверяется, что комментарий не пустой, и пользователь получает понятное сообщение. В БД стоит ограничение CHECK: decision не равен «Возврат» и «Отклонено» либо comment не пустой, как последний рубеж, если проверку обойдут через другой клиент.</w:t>
+              <w:t>Ситуация 2 (возврат без комментария): сервис проверяет, что комментарий не пустой, и в БД стоит CHECK как последний рубеж.</w:t>
             </w:r>
           </w:p>
           <w:p>
@@ -5772,7 +5759,7 @@
                 <w:b w:val="0"/>
                 <w:sz w:val="22"/>
               </w:rPr>
-              <w:t>Ситуация 5: два пользователя одновременно формируют два заказа по одной заявке. Это решается транзакцией и ограничением БД. Транзакция блокирует заявку (SELECT … FOR UPDATE), проверяет, что действующего заказа нет, и создаёт заказ. Уникальный частичный индекс по request_id для заказов не в статусе «Отменён» гарантирует, что при любом сбое в логике второй заказ не будет записан: второй запрос получит отказ и откатится. Одной прикладной проверки здесь мало, потому что между проверкой и записью второй запрос успевает вклиниться.</w:t>
+              <w:t>Ситуация 5 (два заказа одновременно): транзакция блокирует заявку (SELECT … FOR UPDATE), плюс уникальный индекс по заявке в БД. Одной проверки в коде мало, второй запрос успеет вклиниться.</w:t>
             </w:r>
           </w:p>
           <w:p>
@@ -5906,7 +5893,7 @@
                 <w:b w:val="0"/>
                 <w:sz w:val="22"/>
               </w:rPr>
-              <w:t>Центральная сущность — PurchaseRequest. Вокруг неё строятся позиции (RequestItem), история решений (Approval) и заказ (PurchaseOrder), у неё же хранится статус жизненного цикла, и каждый вариант использования читает или меняет именно заявку.</w:t>
+              <w:t>PurchaseRequest: вокруг неё позиции, решения, заказ и статус.</w:t>
             </w:r>
           </w:p>
           <w:p>
@@ -6005,7 +5992,7 @@
                 <w:b w:val="0"/>
                 <w:sz w:val="22"/>
               </w:rPr>
-              <w:t>Самое важное правило — «по согласованной заявке не более одного действующего заказа и только после обязательных согласований». Оно защищает от двойной закупки и обеспечивается транзакцией с блокировкой заявки и уникальным частичным индексом в БД, то есть двумя механизмами сразу.</w:t>
+              <w:t>«Не более одного действующего заказа и только после согласований». Обеспечено транзакцией с блокировкой и уникальным индексом в БД.</w:t>
             </w:r>
           </w:p>
           <w:p>
@@ -6104,7 +6091,7 @@
                 <w:b w:val="0"/>
                 <w:sz w:val="22"/>
               </w:rPr>
-              <w:t>Сильнее всего изменена связь «PurchaseOrder – RequestItem» («заказ содержит позиции напрямую»): я её убрал и связал заказ с заявкой. Позиции принадлежат заявке, а прямая связь дублировала бы состав и допускала расхождение сумм. Вместе с ней заменена связь «Supplier – Approval»: решения принимают пользователи, а поставщик связан с заказом.</w:t>
+              <w:t>Связь «PurchaseOrder – RequestItem»: убрана, заказ связан с заявкой. Иначе состав дублируется и суммы расходятся. Заодно заменена «Supplier – Approval».</w:t>
             </w:r>
           </w:p>
           <w:p>
@@ -6203,7 +6190,7 @@
                 <w:b w:val="0"/>
                 <w:sz w:val="22"/>
               </w:rPr>
-              <w:t>В работе спроектирована модель закупочной заявки, согласованная между требованиями, жизненным циклом, диаграммами вариантов использования и классов. Центральным объектом стала PurchaseRequest со статусами и переходами, в которых конечными являются «Отклонена» и «Заказ сформирован». История решений вынесена в отдельный неизменяемый объект Approval, поэтому повторное согласование не стирает прошлые результаты. Ключевые правила разнесены по уровням: проверка комментария и состава позиций в сервисе плюс ограничения БД, а уникальность действующего заказа обеспечивается транзакцией и частичным индексом. Исправлены неверные связи на диаграмме классов и добавлены недостающий актор и варианты использования. Таблица трассируемости показывает, что каждая бизнес-возможность проходит путь от варианта использования через классы до контрольного правила.</w:t>
+              <w:t>Спроектирована модель закупочной заявки: требования, жизненный цикл и диаграммы согласованы между собой. Центральный объект PurchaseRequest, конечные состояния «Отклонена» и «Заказ сформирован». История решений вынесена в неизменяемый Approval. Проверка комментария и состава позиций стоит в сервисе и в БД, единственность заказа обеспечена транзакцией и индексом. Исправлены неверные связи, добавлены актор и варианты использования. Таблица трассируемости связывает возможности, диаграммы и правила.</w:t>
             </w:r>
           </w:p>
           <w:p>

--- a/Abramenkov_12-25_RT2.docx
+++ b/Abramenkov_12-25_RT2.docx
@@ -757,15 +757,6 @@
             <w:r>
               <w:rPr>
                 <w:rFonts w:ascii="Times New Roman" w:hAnsi="Times New Roman" w:eastAsia="Times New Roman"/>
-                <w:b/>
-                <w:color w:val="595959"/>
-                <w:sz w:val="16"/>
-              </w:rPr>
-              <w:t xml:space="preserve">Откуда это в тексте: </w:t>
-            </w:r>
-            <w:r>
-              <w:rPr>
-                <w:rFonts w:ascii="Times New Roman" w:hAnsi="Times New Roman" w:eastAsia="Times New Roman"/>
                 <w:b w:val="0"/>
                 <w:color w:val="595959"/>
                 <w:sz w:val="16"/>
@@ -827,15 +818,6 @@
               <w:spacing w:before="40"/>
               <w:jc w:val="left"/>
             </w:pPr>
-            <w:r>
-              <w:rPr>
-                <w:rFonts w:ascii="Times New Roman" w:hAnsi="Times New Roman" w:eastAsia="Times New Roman"/>
-                <w:b/>
-                <w:color w:val="595959"/>
-                <w:sz w:val="16"/>
-              </w:rPr>
-              <w:t xml:space="preserve">Откуда это в тексте: </w:t>
-            </w:r>
             <w:r>
               <w:rPr>
                 <w:rFonts w:ascii="Times New Roman" w:hAnsi="Times New Roman" w:eastAsia="Times New Roman"/>
@@ -903,15 +885,6 @@
             <w:r>
               <w:rPr>
                 <w:rFonts w:ascii="Times New Roman" w:hAnsi="Times New Roman" w:eastAsia="Times New Roman"/>
-                <w:b/>
-                <w:color w:val="595959"/>
-                <w:sz w:val="16"/>
-              </w:rPr>
-              <w:t xml:space="preserve">Откуда это в тексте: </w:t>
-            </w:r>
-            <w:r>
-              <w:rPr>
-                <w:rFonts w:ascii="Times New Roman" w:hAnsi="Times New Roman" w:eastAsia="Times New Roman"/>
                 <w:b w:val="0"/>
                 <w:color w:val="595959"/>
                 <w:sz w:val="16"/>
@@ -973,15 +946,6 @@
               <w:spacing w:before="40"/>
               <w:jc w:val="left"/>
             </w:pPr>
-            <w:r>
-              <w:rPr>
-                <w:rFonts w:ascii="Times New Roman" w:hAnsi="Times New Roman" w:eastAsia="Times New Roman"/>
-                <w:b/>
-                <w:color w:val="595959"/>
-                <w:sz w:val="16"/>
-              </w:rPr>
-              <w:t xml:space="preserve">Откуда это в тексте: </w:t>
-            </w:r>
             <w:r>
               <w:rPr>
                 <w:rFonts w:ascii="Times New Roman" w:hAnsi="Times New Roman" w:eastAsia="Times New Roman"/>
@@ -1049,15 +1013,6 @@
             <w:r>
               <w:rPr>
                 <w:rFonts w:ascii="Times New Roman" w:hAnsi="Times New Roman" w:eastAsia="Times New Roman"/>
-                <w:b/>
-                <w:color w:val="595959"/>
-                <w:sz w:val="16"/>
-              </w:rPr>
-              <w:t xml:space="preserve">Откуда это в тексте: </w:t>
-            </w:r>
-            <w:r>
-              <w:rPr>
-                <w:rFonts w:ascii="Times New Roman" w:hAnsi="Times New Roman" w:eastAsia="Times New Roman"/>
                 <w:b w:val="0"/>
                 <w:color w:val="595959"/>
                 <w:sz w:val="16"/>
@@ -1119,15 +1074,6 @@
               <w:spacing w:before="40"/>
               <w:jc w:val="left"/>
             </w:pPr>
-            <w:r>
-              <w:rPr>
-                <w:rFonts w:ascii="Times New Roman" w:hAnsi="Times New Roman" w:eastAsia="Times New Roman"/>
-                <w:b/>
-                <w:color w:val="595959"/>
-                <w:sz w:val="16"/>
-              </w:rPr>
-              <w:t xml:space="preserve">Откуда это в тексте: </w:t>
-            </w:r>
             <w:r>
               <w:rPr>
                 <w:rFonts w:ascii="Times New Roman" w:hAnsi="Times New Roman" w:eastAsia="Times New Roman"/>
@@ -1593,15 +1539,6 @@
             <w:r>
               <w:rPr>
                 <w:rFonts w:ascii="Times New Roman" w:hAnsi="Times New Roman" w:eastAsia="Times New Roman"/>
-                <w:b/>
-                <w:color w:val="595959"/>
-                <w:sz w:val="16"/>
-              </w:rPr>
-              <w:t xml:space="preserve">Откуда это в тексте: </w:t>
-            </w:r>
-            <w:r>
-              <w:rPr>
-                <w:rFonts w:ascii="Times New Roman" w:hAnsi="Times New Roman" w:eastAsia="Times New Roman"/>
                 <w:b w:val="0"/>
                 <w:color w:val="595959"/>
                 <w:sz w:val="16"/>
@@ -1717,15 +1654,6 @@
               <w:spacing w:before="40"/>
               <w:jc w:val="left"/>
             </w:pPr>
-            <w:r>
-              <w:rPr>
-                <w:rFonts w:ascii="Times New Roman" w:hAnsi="Times New Roman" w:eastAsia="Times New Roman"/>
-                <w:b/>
-                <w:color w:val="595959"/>
-                <w:sz w:val="16"/>
-              </w:rPr>
-              <w:t xml:space="preserve">Откуда это в тексте: </w:t>
-            </w:r>
             <w:r>
               <w:rPr>
                 <w:rFonts w:ascii="Times New Roman" w:hAnsi="Times New Roman" w:eastAsia="Times New Roman"/>
@@ -1918,15 +1846,6 @@
             <w:r>
               <w:rPr>
                 <w:rFonts w:ascii="Times New Roman" w:hAnsi="Times New Roman" w:eastAsia="Times New Roman"/>
-                <w:b/>
-                <w:color w:val="595959"/>
-                <w:sz w:val="16"/>
-              </w:rPr>
-              <w:t xml:space="preserve">Откуда это в тексте: </w:t>
-            </w:r>
-            <w:r>
-              <w:rPr>
-                <w:rFonts w:ascii="Times New Roman" w:hAnsi="Times New Roman" w:eastAsia="Times New Roman"/>
                 <w:b w:val="0"/>
                 <w:color w:val="595959"/>
                 <w:sz w:val="16"/>
@@ -2026,15 +1945,6 @@
               <w:spacing w:before="40"/>
               <w:jc w:val="left"/>
             </w:pPr>
-            <w:r>
-              <w:rPr>
-                <w:rFonts w:ascii="Times New Roman" w:hAnsi="Times New Roman" w:eastAsia="Times New Roman"/>
-                <w:b/>
-                <w:color w:val="595959"/>
-                <w:sz w:val="16"/>
-              </w:rPr>
-              <w:t xml:space="preserve">Откуда это в тексте: </w:t>
-            </w:r>
             <w:r>
               <w:rPr>
                 <w:rFonts w:ascii="Times New Roman" w:hAnsi="Times New Roman" w:eastAsia="Times New Roman"/>
@@ -2140,15 +2050,6 @@
             <w:r>
               <w:rPr>
                 <w:rFonts w:ascii="Times New Roman" w:hAnsi="Times New Roman" w:eastAsia="Times New Roman"/>
-                <w:b/>
-                <w:color w:val="595959"/>
-                <w:sz w:val="16"/>
-              </w:rPr>
-              <w:t xml:space="preserve">Откуда это в тексте: </w:t>
-            </w:r>
-            <w:r>
-              <w:rPr>
-                <w:rFonts w:ascii="Times New Roman" w:hAnsi="Times New Roman" w:eastAsia="Times New Roman"/>
                 <w:b w:val="0"/>
                 <w:color w:val="595959"/>
                 <w:sz w:val="16"/>
@@ -2240,15 +2141,6 @@
             <w:r>
               <w:rPr>
                 <w:rFonts w:ascii="Times New Roman" w:hAnsi="Times New Roman" w:eastAsia="Times New Roman"/>
-                <w:b/>
-                <w:color w:val="595959"/>
-                <w:sz w:val="16"/>
-              </w:rPr>
-              <w:t xml:space="preserve">Откуда это в тексте: </w:t>
-            </w:r>
-            <w:r>
-              <w:rPr>
-                <w:rFonts w:ascii="Times New Roman" w:hAnsi="Times New Roman" w:eastAsia="Times New Roman"/>
                 <w:b w:val="0"/>
                 <w:color w:val="595959"/>
                 <w:sz w:val="16"/>
@@ -2643,15 +2535,6 @@
       <w:r>
         <w:rPr>
           <w:rFonts w:ascii="Times New Roman" w:hAnsi="Times New Roman" w:eastAsia="Times New Roman"/>
-          <w:b/>
-          <w:color w:val="595959"/>
-          <w:sz w:val="16"/>
-        </w:rPr>
-        <w:t xml:space="preserve">Откуда это в тексте: </w:t>
-      </w:r>
-      <w:r>
-        <w:rPr>
-          <w:rFonts w:ascii="Times New Roman" w:hAnsi="Times New Roman" w:eastAsia="Times New Roman"/>
           <w:b w:val="0"/>
           <w:color w:val="595959"/>
           <w:sz w:val="16"/>
@@ -2685,15 +2568,6 @@
       <w:pPr>
         <w:spacing w:after="80"/>
       </w:pPr>
-      <w:r>
-        <w:rPr>
-          <w:rFonts w:ascii="Times New Roman" w:hAnsi="Times New Roman" w:eastAsia="Times New Roman"/>
-          <w:b/>
-          <w:color w:val="595959"/>
-          <w:sz w:val="16"/>
-        </w:rPr>
-        <w:t xml:space="preserve">Откуда это в тексте: </w:t>
-      </w:r>
       <w:r>
         <w:rPr>
           <w:rFonts w:ascii="Times New Roman" w:hAnsi="Times New Roman" w:eastAsia="Times New Roman"/>
@@ -2730,15 +2604,6 @@
       <w:pPr>
         <w:spacing w:after="80"/>
       </w:pPr>
-      <w:r>
-        <w:rPr>
-          <w:rFonts w:ascii="Times New Roman" w:hAnsi="Times New Roman" w:eastAsia="Times New Roman"/>
-          <w:b/>
-          <w:color w:val="595959"/>
-          <w:sz w:val="16"/>
-        </w:rPr>
-        <w:t xml:space="preserve">Откуда это в тексте: </w:t>
-      </w:r>
       <w:r>
         <w:rPr>
           <w:rFonts w:ascii="Times New Roman" w:hAnsi="Times New Roman" w:eastAsia="Times New Roman"/>
@@ -2821,15 +2686,6 @@
               <w:spacing w:before="40"/>
               <w:jc w:val="left"/>
             </w:pPr>
-            <w:r>
-              <w:rPr>
-                <w:rFonts w:ascii="Times New Roman" w:hAnsi="Times New Roman" w:eastAsia="Times New Roman"/>
-                <w:b/>
-                <w:color w:val="595959"/>
-                <w:sz w:val="16"/>
-              </w:rPr>
-              <w:t xml:space="preserve">Откуда это в тексте: </w:t>
-            </w:r>
             <w:r>
               <w:rPr>
                 <w:rFonts w:ascii="Times New Roman" w:hAnsi="Times New Roman" w:eastAsia="Times New Roman"/>
@@ -3068,15 +2924,6 @@
             <w:r>
               <w:rPr>
                 <w:rFonts w:ascii="Times New Roman" w:hAnsi="Times New Roman" w:eastAsia="Times New Roman"/>
-                <w:b/>
-                <w:color w:val="595959"/>
-                <w:sz w:val="16"/>
-              </w:rPr>
-              <w:t xml:space="preserve">Откуда это в тексте: </w:t>
-            </w:r>
-            <w:r>
-              <w:rPr>
-                <w:rFonts w:ascii="Times New Roman" w:hAnsi="Times New Roman" w:eastAsia="Times New Roman"/>
                 <w:b w:val="0"/>
                 <w:color w:val="595959"/>
                 <w:sz w:val="16"/>
@@ -3138,15 +2985,6 @@
               <w:spacing w:before="40"/>
               <w:jc w:val="left"/>
             </w:pPr>
-            <w:r>
-              <w:rPr>
-                <w:rFonts w:ascii="Times New Roman" w:hAnsi="Times New Roman" w:eastAsia="Times New Roman"/>
-                <w:b/>
-                <w:color w:val="595959"/>
-                <w:sz w:val="16"/>
-              </w:rPr>
-              <w:t xml:space="preserve">Откуда это в тексте: </w:t>
-            </w:r>
             <w:r>
               <w:rPr>
                 <w:rFonts w:ascii="Times New Roman" w:hAnsi="Times New Roman" w:eastAsia="Times New Roman"/>
@@ -3214,15 +3052,6 @@
             <w:r>
               <w:rPr>
                 <w:rFonts w:ascii="Times New Roman" w:hAnsi="Times New Roman" w:eastAsia="Times New Roman"/>
-                <w:b/>
-                <w:color w:val="595959"/>
-                <w:sz w:val="16"/>
-              </w:rPr>
-              <w:t xml:space="preserve">Откуда это в тексте: </w:t>
-            </w:r>
-            <w:r>
-              <w:rPr>
-                <w:rFonts w:ascii="Times New Roman" w:hAnsi="Times New Roman" w:eastAsia="Times New Roman"/>
                 <w:b w:val="0"/>
                 <w:color w:val="595959"/>
                 <w:sz w:val="16"/>
@@ -3287,15 +3116,6 @@
             <w:r>
               <w:rPr>
                 <w:rFonts w:ascii="Times New Roman" w:hAnsi="Times New Roman" w:eastAsia="Times New Roman"/>
-                <w:b/>
-                <w:color w:val="595959"/>
-                <w:sz w:val="16"/>
-              </w:rPr>
-              <w:t xml:space="preserve">Откуда это в тексте: </w:t>
-            </w:r>
-            <w:r>
-              <w:rPr>
-                <w:rFonts w:ascii="Times New Roman" w:hAnsi="Times New Roman" w:eastAsia="Times New Roman"/>
                 <w:b w:val="0"/>
                 <w:color w:val="595959"/>
                 <w:sz w:val="16"/>
@@ -3357,15 +3177,6 @@
               <w:spacing w:before="40"/>
               <w:jc w:val="left"/>
             </w:pPr>
-            <w:r>
-              <w:rPr>
-                <w:rFonts w:ascii="Times New Roman" w:hAnsi="Times New Roman" w:eastAsia="Times New Roman"/>
-                <w:b/>
-                <w:color w:val="595959"/>
-                <w:sz w:val="16"/>
-              </w:rPr>
-              <w:t xml:space="preserve">Откуда это в тексте: </w:t>
-            </w:r>
             <w:r>
               <w:rPr>
                 <w:rFonts w:ascii="Times New Roman" w:hAnsi="Times New Roman" w:eastAsia="Times New Roman"/>
@@ -3497,15 +3308,6 @@
             <w:r>
               <w:rPr>
                 <w:rFonts w:ascii="Times New Roman" w:hAnsi="Times New Roman" w:eastAsia="Times New Roman"/>
-                <w:b/>
-                <w:color w:val="595959"/>
-                <w:sz w:val="16"/>
-              </w:rPr>
-              <w:t xml:space="preserve">Откуда это в тексте: </w:t>
-            </w:r>
-            <w:r>
-              <w:rPr>
-                <w:rFonts w:ascii="Times New Roman" w:hAnsi="Times New Roman" w:eastAsia="Times New Roman"/>
                 <w:b w:val="0"/>
                 <w:color w:val="595959"/>
                 <w:sz w:val="16"/>
@@ -3582,15 +3384,6 @@
             <w:r>
               <w:rPr>
                 <w:rFonts w:ascii="Times New Roman" w:hAnsi="Times New Roman" w:eastAsia="Times New Roman"/>
-                <w:b/>
-                <w:color w:val="595959"/>
-                <w:sz w:val="16"/>
-              </w:rPr>
-              <w:t xml:space="preserve">Откуда это в тексте: </w:t>
-            </w:r>
-            <w:r>
-              <w:rPr>
-                <w:rFonts w:ascii="Times New Roman" w:hAnsi="Times New Roman" w:eastAsia="Times New Roman"/>
                 <w:b w:val="0"/>
                 <w:color w:val="595959"/>
                 <w:sz w:val="16"/>
@@ -3652,15 +3445,6 @@
               <w:spacing w:before="40"/>
               <w:jc w:val="left"/>
             </w:pPr>
-            <w:r>
-              <w:rPr>
-                <w:rFonts w:ascii="Times New Roman" w:hAnsi="Times New Roman" w:eastAsia="Times New Roman"/>
-                <w:b/>
-                <w:color w:val="595959"/>
-                <w:sz w:val="16"/>
-              </w:rPr>
-              <w:t xml:space="preserve">Откуда это в тексте: </w:t>
-            </w:r>
             <w:r>
               <w:rPr>
                 <w:rFonts w:ascii="Times New Roman" w:hAnsi="Times New Roman" w:eastAsia="Times New Roman"/>
@@ -3728,15 +3512,6 @@
             <w:r>
               <w:rPr>
                 <w:rFonts w:ascii="Times New Roman" w:hAnsi="Times New Roman" w:eastAsia="Times New Roman"/>
-                <w:b/>
-                <w:color w:val="595959"/>
-                <w:sz w:val="16"/>
-              </w:rPr>
-              <w:t xml:space="preserve">Откуда это в тексте: </w:t>
-            </w:r>
-            <w:r>
-              <w:rPr>
-                <w:rFonts w:ascii="Times New Roman" w:hAnsi="Times New Roman" w:eastAsia="Times New Roman"/>
                 <w:b w:val="0"/>
                 <w:color w:val="595959"/>
                 <w:sz w:val="16"/>
@@ -3955,15 +3730,6 @@
       <w:r>
         <w:rPr>
           <w:rFonts w:ascii="Times New Roman" w:hAnsi="Times New Roman" w:eastAsia="Times New Roman"/>
-          <w:b/>
-          <w:color w:val="595959"/>
-          <w:sz w:val="16"/>
-        </w:rPr>
-        <w:t xml:space="preserve">Откуда это в тексте: </w:t>
-      </w:r>
-      <w:r>
-        <w:rPr>
-          <w:rFonts w:ascii="Times New Roman" w:hAnsi="Times New Roman" w:eastAsia="Times New Roman"/>
           <w:b w:val="0"/>
           <w:color w:val="595959"/>
           <w:sz w:val="16"/>
@@ -3997,15 +3763,6 @@
       <w:pPr>
         <w:spacing w:after="80"/>
       </w:pPr>
-      <w:r>
-        <w:rPr>
-          <w:rFonts w:ascii="Times New Roman" w:hAnsi="Times New Roman" w:eastAsia="Times New Roman"/>
-          <w:b/>
-          <w:color w:val="595959"/>
-          <w:sz w:val="16"/>
-        </w:rPr>
-        <w:t xml:space="preserve">Откуда это в тексте: </w:t>
-      </w:r>
       <w:r>
         <w:rPr>
           <w:rFonts w:ascii="Times New Roman" w:hAnsi="Times New Roman" w:eastAsia="Times New Roman"/>
@@ -4045,15 +3802,6 @@
       <w:r>
         <w:rPr>
           <w:rFonts w:ascii="Times New Roman" w:hAnsi="Times New Roman" w:eastAsia="Times New Roman"/>
-          <w:b/>
-          <w:color w:val="595959"/>
-          <w:sz w:val="16"/>
-        </w:rPr>
-        <w:t xml:space="preserve">Откуда это в тексте: </w:t>
-      </w:r>
-      <w:r>
-        <w:rPr>
-          <w:rFonts w:ascii="Times New Roman" w:hAnsi="Times New Roman" w:eastAsia="Times New Roman"/>
           <w:b w:val="0"/>
           <w:color w:val="595959"/>
           <w:sz w:val="16"/>
@@ -4087,15 +3835,6 @@
       <w:pPr>
         <w:spacing w:after="80"/>
       </w:pPr>
-      <w:r>
-        <w:rPr>
-          <w:rFonts w:ascii="Times New Roman" w:hAnsi="Times New Roman" w:eastAsia="Times New Roman"/>
-          <w:b/>
-          <w:color w:val="595959"/>
-          <w:sz w:val="16"/>
-        </w:rPr>
-        <w:t xml:space="preserve">Откуда это в тексте: </w:t>
-      </w:r>
       <w:r>
         <w:rPr>
           <w:rFonts w:ascii="Times New Roman" w:hAnsi="Times New Roman" w:eastAsia="Times New Roman"/>
@@ -4178,15 +3917,6 @@
               <w:spacing w:before="40"/>
               <w:jc w:val="left"/>
             </w:pPr>
-            <w:r>
-              <w:rPr>
-                <w:rFonts w:ascii="Times New Roman" w:hAnsi="Times New Roman" w:eastAsia="Times New Roman"/>
-                <w:b/>
-                <w:color w:val="595959"/>
-                <w:sz w:val="16"/>
-              </w:rPr>
-              <w:t xml:space="preserve">Откуда это в тексте: </w:t>
-            </w:r>
             <w:r>
               <w:rPr>
                 <w:rFonts w:ascii="Times New Roman" w:hAnsi="Times New Roman" w:eastAsia="Times New Roman"/>
@@ -4277,15 +4007,6 @@
               <w:spacing w:before="40"/>
               <w:jc w:val="left"/>
             </w:pPr>
-            <w:r>
-              <w:rPr>
-                <w:rFonts w:ascii="Times New Roman" w:hAnsi="Times New Roman" w:eastAsia="Times New Roman"/>
-                <w:b/>
-                <w:color w:val="595959"/>
-                <w:sz w:val="16"/>
-              </w:rPr>
-              <w:t xml:space="preserve">Откуда это в тексте: </w:t>
-            </w:r>
             <w:r>
               <w:rPr>
                 <w:rFonts w:ascii="Times New Roman" w:hAnsi="Times New Roman" w:eastAsia="Times New Roman"/>
@@ -4527,15 +4248,6 @@
             <w:r>
               <w:rPr>
                 <w:rFonts w:ascii="Times New Roman" w:hAnsi="Times New Roman" w:eastAsia="Times New Roman"/>
-                <w:b/>
-                <w:color w:val="595959"/>
-                <w:sz w:val="16"/>
-              </w:rPr>
-              <w:t xml:space="preserve">Откуда это в тексте: </w:t>
-            </w:r>
-            <w:r>
-              <w:rPr>
-                <w:rFonts w:ascii="Times New Roman" w:hAnsi="Times New Roman" w:eastAsia="Times New Roman"/>
                 <w:b w:val="0"/>
                 <w:color w:val="595959"/>
                 <w:sz w:val="16"/>
@@ -4597,15 +4309,6 @@
               <w:spacing w:before="40"/>
               <w:jc w:val="left"/>
             </w:pPr>
-            <w:r>
-              <w:rPr>
-                <w:rFonts w:ascii="Times New Roman" w:hAnsi="Times New Roman" w:eastAsia="Times New Roman"/>
-                <w:b/>
-                <w:color w:val="595959"/>
-                <w:sz w:val="16"/>
-              </w:rPr>
-              <w:t xml:space="preserve">Откуда это в тексте: </w:t>
-            </w:r>
             <w:r>
               <w:rPr>
                 <w:rFonts w:ascii="Times New Roman" w:hAnsi="Times New Roman" w:eastAsia="Times New Roman"/>
@@ -4673,15 +4376,6 @@
             <w:r>
               <w:rPr>
                 <w:rFonts w:ascii="Times New Roman" w:hAnsi="Times New Roman" w:eastAsia="Times New Roman"/>
-                <w:b/>
-                <w:color w:val="595959"/>
-                <w:sz w:val="16"/>
-              </w:rPr>
-              <w:t xml:space="preserve">Откуда это в тексте: </w:t>
-            </w:r>
-            <w:r>
-              <w:rPr>
-                <w:rFonts w:ascii="Times New Roman" w:hAnsi="Times New Roman" w:eastAsia="Times New Roman"/>
                 <w:b w:val="0"/>
                 <w:color w:val="595959"/>
                 <w:sz w:val="16"/>
@@ -4746,15 +4440,6 @@
             <w:r>
               <w:rPr>
                 <w:rFonts w:ascii="Times New Roman" w:hAnsi="Times New Roman" w:eastAsia="Times New Roman"/>
-                <w:b/>
-                <w:color w:val="595959"/>
-                <w:sz w:val="16"/>
-              </w:rPr>
-              <w:t xml:space="preserve">Откуда это в тексте: </w:t>
-            </w:r>
-            <w:r>
-              <w:rPr>
-                <w:rFonts w:ascii="Times New Roman" w:hAnsi="Times New Roman" w:eastAsia="Times New Roman"/>
                 <w:b w:val="0"/>
                 <w:color w:val="595959"/>
                 <w:sz w:val="16"/>
@@ -4816,15 +4501,6 @@
               <w:spacing w:before="40"/>
               <w:jc w:val="left"/>
             </w:pPr>
-            <w:r>
-              <w:rPr>
-                <w:rFonts w:ascii="Times New Roman" w:hAnsi="Times New Roman" w:eastAsia="Times New Roman"/>
-                <w:b/>
-                <w:color w:val="595959"/>
-                <w:sz w:val="16"/>
-              </w:rPr>
-              <w:t xml:space="preserve">Откуда это в тексте: </w:t>
-            </w:r>
             <w:r>
               <w:rPr>
                 <w:rFonts w:ascii="Times New Roman" w:hAnsi="Times New Roman" w:eastAsia="Times New Roman"/>
@@ -5216,15 +4892,6 @@
             <w:r>
               <w:rPr>
                 <w:rFonts w:ascii="Times New Roman" w:hAnsi="Times New Roman" w:eastAsia="Times New Roman"/>
-                <w:b/>
-                <w:color w:val="595959"/>
-                <w:sz w:val="16"/>
-              </w:rPr>
-              <w:t xml:space="preserve">Откуда это в тексте: </w:t>
-            </w:r>
-            <w:r>
-              <w:rPr>
-                <w:rFonts w:ascii="Times New Roman" w:hAnsi="Times New Roman" w:eastAsia="Times New Roman"/>
                 <w:b w:val="0"/>
                 <w:color w:val="595959"/>
                 <w:sz w:val="16"/>
@@ -5330,15 +4997,6 @@
               <w:spacing w:before="40"/>
               <w:jc w:val="left"/>
             </w:pPr>
-            <w:r>
-              <w:rPr>
-                <w:rFonts w:ascii="Times New Roman" w:hAnsi="Times New Roman" w:eastAsia="Times New Roman"/>
-                <w:b/>
-                <w:color w:val="595959"/>
-                <w:sz w:val="16"/>
-              </w:rPr>
-              <w:t xml:space="preserve">Откуда это в тексте: </w:t>
-            </w:r>
             <w:r>
               <w:rPr>
                 <w:rFonts w:ascii="Times New Roman" w:hAnsi="Times New Roman" w:eastAsia="Times New Roman"/>
@@ -5453,15 +5111,6 @@
               <w:spacing w:before="40"/>
               <w:jc w:val="left"/>
             </w:pPr>
-            <w:r>
-              <w:rPr>
-                <w:rFonts w:ascii="Times New Roman" w:hAnsi="Times New Roman" w:eastAsia="Times New Roman"/>
-                <w:b/>
-                <w:color w:val="595959"/>
-                <w:sz w:val="16"/>
-              </w:rPr>
-              <w:t xml:space="preserve">Откуда это в тексте: </w:t>
-            </w:r>
             <w:r>
               <w:rPr>
                 <w:rFonts w:ascii="Times New Roman" w:hAnsi="Times New Roman" w:eastAsia="Times New Roman"/>
@@ -5585,15 +5234,6 @@
             <w:r>
               <w:rPr>
                 <w:rFonts w:ascii="Times New Roman" w:hAnsi="Times New Roman" w:eastAsia="Times New Roman"/>
-                <w:b/>
-                <w:color w:val="595959"/>
-                <w:sz w:val="16"/>
-              </w:rPr>
-              <w:t xml:space="preserve">Откуда это в тексте: </w:t>
-            </w:r>
-            <w:r>
-              <w:rPr>
-                <w:rFonts w:ascii="Times New Roman" w:hAnsi="Times New Roman" w:eastAsia="Times New Roman"/>
                 <w:b w:val="0"/>
                 <w:color w:val="595959"/>
                 <w:sz w:val="16"/>
@@ -5770,15 +5410,6 @@
             <w:r>
               <w:rPr>
                 <w:rFonts w:ascii="Times New Roman" w:hAnsi="Times New Roman" w:eastAsia="Times New Roman"/>
-                <w:b/>
-                <w:color w:val="595959"/>
-                <w:sz w:val="16"/>
-              </w:rPr>
-              <w:t xml:space="preserve">Откуда это в тексте: </w:t>
-            </w:r>
-            <w:r>
-              <w:rPr>
-                <w:rFonts w:ascii="Times New Roman" w:hAnsi="Times New Roman" w:eastAsia="Times New Roman"/>
                 <w:b w:val="0"/>
                 <w:color w:val="595959"/>
                 <w:sz w:val="16"/>
@@ -5901,15 +5532,6 @@
               <w:spacing w:before="40"/>
               <w:jc w:val="left"/>
             </w:pPr>
-            <w:r>
-              <w:rPr>
-                <w:rFonts w:ascii="Times New Roman" w:hAnsi="Times New Roman" w:eastAsia="Times New Roman"/>
-                <w:b/>
-                <w:color w:val="595959"/>
-                <w:sz w:val="16"/>
-              </w:rPr>
-              <w:t xml:space="preserve">Откуда это в тексте: </w:t>
-            </w:r>
             <w:r>
               <w:rPr>
                 <w:rFonts w:ascii="Times New Roman" w:hAnsi="Times New Roman" w:eastAsia="Times New Roman"/>
@@ -6003,15 +5625,6 @@
             <w:r>
               <w:rPr>
                 <w:rFonts w:ascii="Times New Roman" w:hAnsi="Times New Roman" w:eastAsia="Times New Roman"/>
-                <w:b/>
-                <w:color w:val="595959"/>
-                <w:sz w:val="16"/>
-              </w:rPr>
-              <w:t xml:space="preserve">Откуда это в тексте: </w:t>
-            </w:r>
-            <w:r>
-              <w:rPr>
-                <w:rFonts w:ascii="Times New Roman" w:hAnsi="Times New Roman" w:eastAsia="Times New Roman"/>
                 <w:b w:val="0"/>
                 <w:color w:val="595959"/>
                 <w:sz w:val="16"/>
@@ -6102,15 +5715,6 @@
             <w:r>
               <w:rPr>
                 <w:rFonts w:ascii="Times New Roman" w:hAnsi="Times New Roman" w:eastAsia="Times New Roman"/>
-                <w:b/>
-                <w:color w:val="595959"/>
-                <w:sz w:val="16"/>
-              </w:rPr>
-              <w:t xml:space="preserve">Откуда это в тексте: </w:t>
-            </w:r>
-            <w:r>
-              <w:rPr>
-                <w:rFonts w:ascii="Times New Roman" w:hAnsi="Times New Roman" w:eastAsia="Times New Roman"/>
                 <w:b w:val="0"/>
                 <w:color w:val="595959"/>
                 <w:sz w:val="16"/>
@@ -6198,15 +5802,6 @@
               <w:spacing w:before="40"/>
               <w:jc w:val="left"/>
             </w:pPr>
-            <w:r>
-              <w:rPr>
-                <w:rFonts w:ascii="Times New Roman" w:hAnsi="Times New Roman" w:eastAsia="Times New Roman"/>
-                <w:b/>
-                <w:color w:val="595959"/>
-                <w:sz w:val="16"/>
-              </w:rPr>
-              <w:t xml:space="preserve">Откуда это в тексте: </w:t>
-            </w:r>
             <w:r>
               <w:rPr>
                 <w:rFonts w:ascii="Times New Roman" w:hAnsi="Times New Roman" w:eastAsia="Times New Roman"/>

--- a/Abramenkov_12-25_RT2.docx
+++ b/Abramenkov_12-25_RT2.docx
@@ -749,21 +749,6 @@
               <w:t>согласующие решают по тому составу, который им отправили. Позиции после отправки блокируются, пока статус не «Черновик» или «Возвращена на доработку».</w:t>
             </w:r>
           </w:p>
-          <w:p>
-            <w:pPr>
-              <w:spacing w:before="40"/>
-              <w:jc w:val="left"/>
-            </w:pPr>
-            <w:r>
-              <w:rPr>
-                <w:rFonts w:ascii="Times New Roman" w:hAnsi="Times New Roman" w:eastAsia="Times New Roman"/>
-                <w:b w:val="0"/>
-                <w:color w:val="595959"/>
-                <w:sz w:val="16"/>
-              </w:rPr>
-              <w:t>в разделе 1 прямо сказано: «до отправки заявка является рабочим документом автора и может изменяться. После отправки начинается последовательное согласование». Значит, после отправки менять позиции нельзя, иначе согласуют уже не то, что отправили.</w:t>
-            </w:r>
-          </w:p>
         </w:tc>
       </w:tr>
       <w:tr>
@@ -811,21 +796,6 @@
                 <w:sz w:val="22"/>
               </w:rPr>
               <w:t>комментарий согласующего и запись решения (кто, когда, результат) отдельной записью. Прошлые решения остаются в истории.</w:t>
-            </w:r>
-          </w:p>
-          <w:p>
-            <w:pPr>
-              <w:spacing w:before="40"/>
-              <w:jc w:val="left"/>
-            </w:pPr>
-            <w:r>
-              <w:rPr>
-                <w:rFonts w:ascii="Times New Roman" w:hAnsi="Times New Roman" w:eastAsia="Times New Roman"/>
-                <w:b w:val="0"/>
-                <w:color w:val="595959"/>
-                <w:sz w:val="16"/>
-              </w:rPr>
-              <w:t>в разделе 1: «решение об отклонении либо возврате заявки не должно существовать без поясняющего комментария» и «для существенных операций необходимо однозначно определить пользователя, время действия и результат». Отсюда комментарий и запись «кто, когда, результат».</w:t>
             </w:r>
           </w:p>
         </w:tc>
@@ -877,21 +847,6 @@
               <w:t>сформировать заказ только при условии: заявка «Согласована», поставщик действующий, действующего заказа по заявке нет.</w:t>
             </w:r>
           </w:p>
-          <w:p>
-            <w:pPr>
-              <w:spacing w:before="40"/>
-              <w:jc w:val="left"/>
-            </w:pPr>
-            <w:r>
-              <w:rPr>
-                <w:rFonts w:ascii="Times New Roman" w:hAnsi="Times New Roman" w:eastAsia="Times New Roman"/>
-                <w:b w:val="0"/>
-                <w:color w:val="595959"/>
-                <w:sz w:val="16"/>
-              </w:rPr>
-              <w:t>в разделе 1: «заказ не может быть сформирован раньше завершения обязательных согласований», и в условиях: «поставщик может участвовать в формировании заказа только тогда, когда он имеет действующий статус» и «не более одного действующего заказа».</w:t>
-            </w:r>
-          </w:p>
         </w:tc>
       </w:tr>
       <w:tr>
@@ -939,21 +894,6 @@
                 <w:sz w:val="22"/>
               </w:rPr>
               <w:t>убрать его из выбора для новых заказов и отказать, если заказ создаётся с ним. Старые заказы и историю не трогать.</w:t>
-            </w:r>
-          </w:p>
-          <w:p>
-            <w:pPr>
-              <w:spacing w:before="40"/>
-              <w:jc w:val="left"/>
-            </w:pPr>
-            <w:r>
-              <w:rPr>
-                <w:rFonts w:ascii="Times New Roman" w:hAnsi="Times New Roman" w:eastAsia="Times New Roman"/>
-                <w:b w:val="0"/>
-                <w:color w:val="595959"/>
-                <w:sz w:val="16"/>
-              </w:rPr>
-              <w:t>условие из раздела 1: «поставщик может участвовать в формировании заказа только тогда, когда он имеет действующий статус». Про старые заказы и историю: система «должна хранить не только текущее состояние заявки, но и историю действий».</w:t>
             </w:r>
           </w:p>
         </w:tc>
@@ -1005,21 +945,6 @@
               <w:t>она показывает, кто, когда и что решил. Для обычного пользователя только чтение и добавление, UPDATE и DELETE запрещены.</w:t>
             </w:r>
           </w:p>
-          <w:p>
-            <w:pPr>
-              <w:spacing w:before="40"/>
-              <w:jc w:val="left"/>
-            </w:pPr>
-            <w:r>
-              <w:rPr>
-                <w:rFonts w:ascii="Times New Roman" w:hAnsi="Times New Roman" w:eastAsia="Times New Roman"/>
-                <w:b w:val="0"/>
-                <w:color w:val="595959"/>
-                <w:sz w:val="16"/>
-              </w:rPr>
-              <w:t>в условиях: «решение согласующего должно сохраняться отдельной записью и не должно перезаписываться новым значением без сохранения истории», плюс требование хранить историю действий (раздел 1).</w:t>
-            </w:r>
-          </w:p>
         </w:tc>
       </w:tr>
       <w:tr>
@@ -1067,21 +992,6 @@
                 <w:sz w:val="22"/>
               </w:rPr>
               <w:t>в одной транзакции заблокировать заявку, проверить, что действующего заказа нет, и создать его. В БД добавить уникальность по заявке для действующих заказов.</w:t>
-            </w:r>
-          </w:p>
-          <w:p>
-            <w:pPr>
-              <w:spacing w:before="40"/>
-              <w:jc w:val="left"/>
-            </w:pPr>
-            <w:r>
-              <w:rPr>
-                <w:rFonts w:ascii="Times New Roman" w:hAnsi="Times New Roman" w:eastAsia="Times New Roman"/>
-                <w:b w:val="0"/>
-                <w:color w:val="595959"/>
-                <w:sz w:val="16"/>
-              </w:rPr>
-              <w:t>в условиях: «для одной согласованной заявки в базовом варианте формируется не более одного действующего заказа». Остальное (транзакция и индекс) моё решение, как это обеспечить.</w:t>
             </w:r>
           </w:p>
         </w:tc>
@@ -1531,21 +1441,6 @@
               <w:t>Решение сохраняется записью Approval. Статус не меняется, дальше решает финансовый контролёр.</w:t>
             </w:r>
           </w:p>
-          <w:p>
-            <w:pPr>
-              <w:spacing w:before="40"/>
-              <w:jc w:val="left"/>
-            </w:pPr>
-            <w:r>
-              <w:rPr>
-                <w:rFonts w:ascii="Times New Roman" w:hAnsi="Times New Roman" w:eastAsia="Times New Roman"/>
-                <w:b w:val="0"/>
-                <w:color w:val="595959"/>
-                <w:sz w:val="16"/>
-              </w:rPr>
-              <w:t>по тексту раздела 1 руководитель проверяет необходимость закупки, потом финансовый контролёр проверяет финансирование, то есть согласование идёт по очереди. Решение сохраняется отдельной записью (условие про Approval).</w:t>
-            </w:r>
-          </w:p>
         </w:tc>
       </w:tr>
       <w:tr>
@@ -1647,21 +1542,6 @@
                 <w:sz w:val="22"/>
               </w:rPr>
               <w:t>Решение руководителя уже есть. Решение контролёра тоже сохраняется записью.</w:t>
-            </w:r>
-          </w:p>
-          <w:p>
-            <w:pPr>
-              <w:spacing w:before="40"/>
-              <w:jc w:val="left"/>
-            </w:pPr>
-            <w:r>
-              <w:rPr>
-                <w:rFonts w:ascii="Times New Roman" w:hAnsi="Times New Roman" w:eastAsia="Times New Roman"/>
-                <w:b w:val="0"/>
-                <w:color w:val="595959"/>
-                <w:sz w:val="16"/>
-              </w:rPr>
-              <w:t>раздел 1: «после завершения обязательных согласований» заказ можно формировать. Обязательных согласований два (руководитель и финконтролёр), значит заявка становится «Согласована» после второго.</w:t>
             </w:r>
           </w:p>
         </w:tc>
@@ -1838,21 +1718,6 @@
               <w:t>Есть хотя бы одна позиция. Согласование идёт заново, старые решения остаются в истории.</w:t>
             </w:r>
           </w:p>
-          <w:p>
-            <w:pPr>
-              <w:spacing w:before="40"/>
-              <w:jc w:val="left"/>
-            </w:pPr>
-            <w:r>
-              <w:rPr>
-                <w:rFonts w:ascii="Times New Roman" w:hAnsi="Times New Roman" w:eastAsia="Times New Roman"/>
-                <w:b w:val="0"/>
-                <w:color w:val="595959"/>
-                <w:sz w:val="16"/>
-              </w:rPr>
-              <w:t>раздел 1: после отправки «начинается последовательное согласование», а прежние решения не перезаписываются (условие про отдельную запись). Поэтому согласование идёт заново, а история остаётся.</w:t>
-            </w:r>
-          </w:p>
         </w:tc>
       </w:tr>
       <w:tr>
@@ -1938,21 +1803,6 @@
                 <w:sz w:val="22"/>
               </w:rPr>
               <w:t>Комментарий обязателен. Решение сохраняется записью Approval. Из «Отклонена» выхода нет.</w:t>
-            </w:r>
-          </w:p>
-          <w:p>
-            <w:pPr>
-              <w:spacing w:before="40"/>
-              <w:jc w:val="left"/>
-            </w:pPr>
-            <w:r>
-              <w:rPr>
-                <w:rFonts w:ascii="Times New Roman" w:hAnsi="Times New Roman" w:eastAsia="Times New Roman"/>
-                <w:b w:val="0"/>
-                <w:color w:val="595959"/>
-                <w:sz w:val="16"/>
-              </w:rPr>
-              <w:t>раздел 1: решение об отклонении не может быть без комментария. Про Approval: решение сохраняется отдельной записью. Что из «Отклонена» нет выхода, это моё допущение, ниже оно оформлено как правило.</w:t>
             </w:r>
           </w:p>
         </w:tc>
@@ -2042,21 +1892,6 @@
               <w:t>Заявка «Согласована», поставщик действующий, действующего заказа ещё нет.</w:t>
             </w:r>
           </w:p>
-          <w:p>
-            <w:pPr>
-              <w:spacing w:before="40"/>
-              <w:jc w:val="left"/>
-            </w:pPr>
-            <w:r>
-              <w:rPr>
-                <w:rFonts w:ascii="Times New Roman" w:hAnsi="Times New Roman" w:eastAsia="Times New Roman"/>
-                <w:b w:val="0"/>
-                <w:color w:val="595959"/>
-                <w:sz w:val="16"/>
-              </w:rPr>
-              <w:t>раздел 1: заказ только после согласований, в условиях: поставщик должен быть действующим и действующий заказ по заявке не более одного.</w:t>
-            </w:r>
-          </w:p>
         </w:tc>
       </w:tr>
     </w:tbl>
@@ -2133,21 +1968,6 @@
               <w:t>«Отклонена» и «Заказ сформирован» конечные: из них переходов нет. Это защищает от правки уже закрытой заявки. Шести состояний хватает, если этап (руководитель или контролёр) определять по записям Approval.</w:t>
             </w:r>
           </w:p>
-          <w:p>
-            <w:pPr>
-              <w:spacing w:before="40"/>
-              <w:jc w:val="left"/>
-            </w:pPr>
-            <w:r>
-              <w:rPr>
-                <w:rFonts w:ascii="Times New Roman" w:hAnsi="Times New Roman" w:eastAsia="Times New Roman"/>
-                <w:b w:val="0"/>
-                <w:color w:val="595959"/>
-                <w:sz w:val="16"/>
-              </w:rPr>
-              <w:t>вывод из раздела 1: после отклонения и после формирования заказа процесс по тексту заканчивается (дальше идёт только поставка и оплата вне системы), а решения и заказ не должны терять историю.</w:t>
-            </w:r>
-          </w:p>
         </w:tc>
       </w:tr>
     </w:tbl>
@@ -2531,15 +2351,23 @@
     <w:p>
       <w:pPr>
         <w:spacing w:after="80"/>
+        <w:jc w:val="both"/>
       </w:pPr>
+      <w:r>
+        <w:rPr>
+          <w:rFonts w:ascii="Times New Roman" w:hAnsi="Times New Roman" w:eastAsia="Times New Roman"/>
+          <w:b/>
+          <w:sz w:val="22"/>
+        </w:rPr>
+        <w:t>Недостающий актор.</w:t>
+      </w:r>
       <w:r>
         <w:rPr>
           <w:rFonts w:ascii="Times New Roman" w:hAnsi="Times New Roman" w:eastAsia="Times New Roman"/>
           <w:b w:val="0"/>
-          <w:color w:val="595959"/>
-          <w:sz w:val="16"/>
+          <w:sz w:val="22"/>
         </w:rPr>
-        <w:t>раздел 1: заказ формирует специалист по закупкам (не сотрудник), решение принимают руководитель и финконтролёр; пунктир между актором и вариантом использования это уже правило UML, а не текст.</w:t>
+        <w:t xml:space="preserve"> Администратор. Кто-то должен менять статус поставщика, а из четырёх акторов этого никто не делает. Поставщик не актор, он не работает с системой.</w:t>
       </w:r>
     </w:p>
     <w:p>
@@ -2553,42 +2381,6 @@
           <w:b/>
           <w:sz w:val="22"/>
         </w:rPr>
-        <w:t>Недостающий актор.</w:t>
-      </w:r>
-      <w:r>
-        <w:rPr>
-          <w:rFonts w:ascii="Times New Roman" w:hAnsi="Times New Roman" w:eastAsia="Times New Roman"/>
-          <w:b w:val="0"/>
-          <w:sz w:val="22"/>
-        </w:rPr>
-        <w:t xml:space="preserve"> Администратор. Кто-то должен менять статус поставщика, а из четырёх акторов этого никто не делает. Поставщик не актор, он не работает с системой.</w:t>
-      </w:r>
-    </w:p>
-    <w:p>
-      <w:pPr>
-        <w:spacing w:after="80"/>
-      </w:pPr>
-      <w:r>
-        <w:rPr>
-          <w:rFonts w:ascii="Times New Roman" w:hAnsi="Times New Roman" w:eastAsia="Times New Roman"/>
-          <w:b w:val="0"/>
-          <w:color w:val="595959"/>
-          <w:sz w:val="16"/>
-        </w:rPr>
-        <w:t>условия: поставщик участвует «только когда он имеет действующий статус», а блокировка пользователя не должна разрушать историю. Кто-то эти статусы меняет, в тексте такой роли нет, поэтому добавлен Администратор.</w:t>
-      </w:r>
-    </w:p>
-    <w:p>
-      <w:pPr>
-        <w:spacing w:after="80"/>
-        <w:jc w:val="both"/>
-      </w:pPr>
-      <w:r>
-        <w:rPr>
-          <w:rFonts w:ascii="Times New Roman" w:hAnsi="Times New Roman" w:eastAsia="Times New Roman"/>
-          <w:b/>
-          <w:sz w:val="22"/>
-        </w:rPr>
         <w:t>Добавленные варианты использования.</w:t>
       </w:r>
       <w:r>
@@ -2598,20 +2390,6 @@
           <w:sz w:val="22"/>
         </w:rPr>
         <w:t xml:space="preserve"> «Вернуть на доработку» и «Отклонить заявку» (extend к «Принять решение», комментарий обязателен), «Изменить статус поставщика». Подробно описан «Сформировать заказ» в разделе 5.</w:t>
-      </w:r>
-    </w:p>
-    <w:p>
-      <w:pPr>
-        <w:spacing w:after="80"/>
-      </w:pPr>
-      <w:r>
-        <w:rPr>
-          <w:rFonts w:ascii="Times New Roman" w:hAnsi="Times New Roman" w:eastAsia="Times New Roman"/>
-          <w:b w:val="0"/>
-          <w:color w:val="595959"/>
-          <w:sz w:val="16"/>
-        </w:rPr>
-        <w:t>раздел 1: решение может быть отклонением или возвратом (с комментарием), а смена статуса поставщика следует из условия про действующий статус.</w:t>
       </w:r>
     </w:p>
     <w:tbl>
@@ -2679,21 +2457,6 @@
                 <w:sz w:val="22"/>
               </w:rPr>
               <w:t>Граница это прямоугольник на диаграмме. Внутри: заявки, решения, история, выбор поставщика, формирование заказа. Снаружи: люди и их решения, переговоры с поставщиком, поставка, оплата. Поставщик в системе не работает.</w:t>
-            </w:r>
-          </w:p>
-          <w:p>
-            <w:pPr>
-              <w:spacing w:before="40"/>
-              <w:jc w:val="left"/>
-            </w:pPr>
-            <w:r>
-              <w:rPr>
-                <w:rFonts w:ascii="Times New Roman" w:hAnsi="Times New Roman" w:eastAsia="Times New Roman"/>
-                <w:b w:val="0"/>
-                <w:color w:val="595959"/>
-                <w:sz w:val="16"/>
-              </w:rPr>
-              <w:t>раздел 1 перечисляет, что делает система (хранит заявки, решения, историю, формирует заказ), а переговоры, поставку и оплату не упоминает вообще, поэтому они снаружи. Поставщик в тексте только «участвует в формировании заказа» по статусу, а не работает с системой.</w:t>
             </w:r>
           </w:p>
         </w:tc>
@@ -2916,21 +2679,6 @@
               <w:t>Сформировать заказ</w:t>
             </w:r>
           </w:p>
-          <w:p>
-            <w:pPr>
-              <w:spacing w:before="40"/>
-              <w:jc w:val="left"/>
-            </w:pPr>
-            <w:r>
-              <w:rPr>
-                <w:rFonts w:ascii="Times New Roman" w:hAnsi="Times New Roman" w:eastAsia="Times New Roman"/>
-                <w:b w:val="0"/>
-                <w:color w:val="595959"/>
-                <w:sz w:val="16"/>
-              </w:rPr>
-              <w:t>задание 3 про диаграмму; название взято из раздела 1: «специалист по закупкам выбирает поставщика и формирует заказ».</w:t>
-            </w:r>
-          </w:p>
         </w:tc>
       </w:tr>
       <w:tr>
@@ -2978,21 +2726,6 @@
                 <w:sz w:val="22"/>
               </w:rPr>
               <w:t>Специалист по закупкам</w:t>
-            </w:r>
-          </w:p>
-          <w:p>
-            <w:pPr>
-              <w:spacing w:before="40"/>
-              <w:jc w:val="left"/>
-            </w:pPr>
-            <w:r>
-              <w:rPr>
-                <w:rFonts w:ascii="Times New Roman" w:hAnsi="Times New Roman" w:eastAsia="Times New Roman"/>
-                <w:b w:val="0"/>
-                <w:color w:val="595959"/>
-                <w:sz w:val="16"/>
-              </w:rPr>
-              <w:t>раздел 1: заказ формирует специалист по закупкам.</w:t>
             </w:r>
           </w:p>
         </w:tc>
@@ -3044,21 +2777,6 @@
               <w:t>Оформить заказ поставщику по согласованной заявке один раз и только с действующим поставщиком.</w:t>
             </w:r>
           </w:p>
-          <w:p>
-            <w:pPr>
-              <w:spacing w:before="40"/>
-              <w:jc w:val="left"/>
-            </w:pPr>
-            <w:r>
-              <w:rPr>
-                <w:rFonts w:ascii="Times New Roman" w:hAnsi="Times New Roman" w:eastAsia="Times New Roman"/>
-                <w:b w:val="0"/>
-                <w:color w:val="595959"/>
-                <w:sz w:val="16"/>
-              </w:rPr>
-              <w:t>раздел 1: «заказ не может быть сформирован раньше завершения обязательных согласований» и поставщик только действующий.</w:t>
-            </w:r>
-          </w:p>
         </w:tc>
       </w:tr>
       <w:tr>
@@ -3108,21 +2826,6 @@
               <w:t>Роль «Специалист по закупкам». Заявка «Согласована», действующего заказа нет.</w:t>
             </w:r>
           </w:p>
-          <w:p>
-            <w:pPr>
-              <w:spacing w:before="40"/>
-              <w:jc w:val="left"/>
-            </w:pPr>
-            <w:r>
-              <w:rPr>
-                <w:rFonts w:ascii="Times New Roman" w:hAnsi="Times New Roman" w:eastAsia="Times New Roman"/>
-                <w:b w:val="0"/>
-                <w:color w:val="595959"/>
-                <w:sz w:val="16"/>
-              </w:rPr>
-              <w:t>раздел 1 и условия: заявка «Согласована», поставщик действующий, не более одного действующего заказа.</w:t>
-            </w:r>
-          </w:p>
         </w:tc>
       </w:tr>
       <w:tr>
@@ -3170,21 +2873,6 @@
                 <w:sz w:val="22"/>
               </w:rPr>
               <w:t>Специалист нажимает «Сформировать заказ» в согласованной заявке.</w:t>
-            </w:r>
-          </w:p>
-          <w:p>
-            <w:pPr>
-              <w:spacing w:before="40"/>
-              <w:jc w:val="left"/>
-            </w:pPr>
-            <w:r>
-              <w:rPr>
-                <w:rFonts w:ascii="Times New Roman" w:hAnsi="Times New Roman" w:eastAsia="Times New Roman"/>
-                <w:b w:val="0"/>
-                <w:color w:val="595959"/>
-                <w:sz w:val="16"/>
-              </w:rPr>
-              <w:t>раздел 1: «после завершения обязательных согласований специалист по закупкам выбирает поставщика и формирует заказ».</w:t>
             </w:r>
           </w:p>
         </w:tc>
@@ -3300,21 +2988,6 @@
               <w:t>6. Показывает номер заказа.</w:t>
             </w:r>
           </w:p>
-          <w:p>
-            <w:pPr>
-              <w:spacing w:before="40"/>
-              <w:jc w:val="left"/>
-            </w:pPr>
-            <w:r>
-              <w:rPr>
-                <w:rFonts w:ascii="Times New Roman" w:hAnsi="Times New Roman" w:eastAsia="Times New Roman"/>
-                <w:b w:val="0"/>
-                <w:color w:val="595959"/>
-                <w:sz w:val="16"/>
-              </w:rPr>
-              <w:t>шаги следуют из условий: действующий статус поставщика, единственный заказ, история с пользователем, временем и результатом (раздел 1).</w:t>
-            </w:r>
-          </w:p>
         </w:tc>
       </w:tr>
       <w:tr>
@@ -3376,21 +3049,6 @@
               <w:t>3б. Параллельный заказ: транзакция откатывается, система сообщает, что заказ уже есть.</w:t>
             </w:r>
           </w:p>
-          <w:p>
-            <w:pPr>
-              <w:spacing w:before="40"/>
-              <w:jc w:val="left"/>
-            </w:pPr>
-            <w:r>
-              <w:rPr>
-                <w:rFonts w:ascii="Times New Roman" w:hAnsi="Times New Roman" w:eastAsia="Times New Roman"/>
-                <w:b w:val="0"/>
-                <w:color w:val="595959"/>
-                <w:sz w:val="16"/>
-              </w:rPr>
-              <w:t>то же: отказ при неактивном поставщике или уже созданном заказе (условия раздела 1).</w:t>
-            </w:r>
-          </w:p>
         </w:tc>
       </w:tr>
       <w:tr>
@@ -3438,21 +3096,6 @@
                 <w:sz w:val="22"/>
               </w:rPr>
               <w:t>Создан один действующий заказ, статус «Заказ сформирован», запись в истории. При отказе ничего не меняется.</w:t>
-            </w:r>
-          </w:p>
-          <w:p>
-            <w:pPr>
-              <w:spacing w:before="40"/>
-              <w:jc w:val="left"/>
-            </w:pPr>
-            <w:r>
-              <w:rPr>
-                <w:rFonts w:ascii="Times New Roman" w:hAnsi="Times New Roman" w:eastAsia="Times New Roman"/>
-                <w:b w:val="0"/>
-                <w:color w:val="595959"/>
-                <w:sz w:val="16"/>
-              </w:rPr>
-              <w:t>условия: «не более одного действующего заказа», запись в историю (раздел 1).</w:t>
             </w:r>
           </w:p>
         </w:tc>
@@ -3504,21 +3147,6 @@
               <w:t>Заказ только после согласований и только с действующим поставщиком, не более одного действующего.</w:t>
             </w:r>
           </w:p>
-          <w:p>
-            <w:pPr>
-              <w:spacing w:before="40"/>
-              <w:jc w:val="left"/>
-            </w:pPr>
-            <w:r>
-              <w:rPr>
-                <w:rFonts w:ascii="Times New Roman" w:hAnsi="Times New Roman" w:eastAsia="Times New Roman"/>
-                <w:b w:val="0"/>
-                <w:color w:val="595959"/>
-                <w:sz w:val="16"/>
-              </w:rPr>
-              <w:t>дословно близко к тексту раздела 1: заказ только после согласований и только с действующим поставщиком.</w:t>
-            </w:r>
-          </w:p>
         </w:tc>
       </w:tr>
     </w:tbl>
@@ -3726,15 +3354,23 @@
     <w:p>
       <w:pPr>
         <w:spacing w:after="80"/>
+        <w:jc w:val="both"/>
       </w:pPr>
+      <w:r>
+        <w:rPr>
+          <w:rFonts w:ascii="Times New Roman" w:hAnsi="Times New Roman" w:eastAsia="Times New Roman"/>
+          <w:b/>
+          <w:sz w:val="22"/>
+        </w:rPr>
+        <w:t>Неверные связи.</w:t>
+      </w:r>
       <w:r>
         <w:rPr>
           <w:rFonts w:ascii="Times New Roman" w:hAnsi="Times New Roman" w:eastAsia="Times New Roman"/>
           <w:b w:val="0"/>
-          <w:color w:val="595959"/>
-          <w:sz w:val="16"/>
+          <w:sz w:val="22"/>
         </w:rPr>
-        <w:t>условия: «каждая заявка имеет единственного автора», «не менее одной позиции до момента отправки» (то есть у черновика позиций может ещё не быть), итог получается из позиций.</w:t>
+        <w:t xml:space="preserve"> «Supplier – Approval» неверна: решают сотрудники, заменена на Approval – User и PurchaseOrder – Supplier. «PurchaseOrder – RequestItem» неверна: позиции принадлежат заявке, заказ связан с заявкой. «Approval – PurchaseOrder» лишняя.</w:t>
       </w:r>
     </w:p>
     <w:p>
@@ -3748,7 +3384,7 @@
           <w:b/>
           <w:sz w:val="22"/>
         </w:rPr>
-        <w:t>Неверные связи.</w:t>
+        <w:t>Добавлено.</w:t>
       </w:r>
       <w:r>
         <w:rPr>
@@ -3756,21 +3392,7 @@
           <w:b w:val="0"/>
           <w:sz w:val="22"/>
         </w:rPr>
-        <w:t xml:space="preserve"> «Supplier – Approval» неверна: решают сотрудники, заменена на Approval – User и PurchaseOrder – Supplier. «PurchaseOrder – RequestItem» неверна: позиции принадлежат заявке, заказ связан с заявкой. «Approval – PurchaseOrder» лишняя.</w:t>
-      </w:r>
-    </w:p>
-    <w:p>
-      <w:pPr>
-        <w:spacing w:after="80"/>
-      </w:pPr>
-      <w:r>
-        <w:rPr>
-          <w:rFonts w:ascii="Times New Roman" w:hAnsi="Times New Roman" w:eastAsia="Times New Roman"/>
-          <w:b w:val="0"/>
-          <w:color w:val="595959"/>
-          <w:sz w:val="16"/>
-        </w:rPr>
-        <w:t>условия и раздел 1: решения принимают руководитель и финконтролёр, а не поставщик; поставщик участвует только в заказе; стоимость заявки получается из её позиций.</w:t>
+        <w:t xml:space="preserve"> Атрибуты: PurchaseRequest.department и purpose, Approval.stage. Поведение: returnForRework(comment), reject(comment), recalcTotal(). Без них не выражены возврат, отклонение и сумма.</w:t>
       </w:r>
     </w:p>
     <w:p>
@@ -3784,42 +3406,6 @@
           <w:b/>
           <w:sz w:val="22"/>
         </w:rPr>
-        <w:t>Добавлено.</w:t>
-      </w:r>
-      <w:r>
-        <w:rPr>
-          <w:rFonts w:ascii="Times New Roman" w:hAnsi="Times New Roman" w:eastAsia="Times New Roman"/>
-          <w:b w:val="0"/>
-          <w:sz w:val="22"/>
-        </w:rPr>
-        <w:t xml:space="preserve"> Атрибуты: PurchaseRequest.department и purpose, Approval.stage. Поведение: returnForRework(comment), reject(comment), recalcTotal(). Без них не выражены возврат, отклонение и сумма.</w:t>
-      </w:r>
-    </w:p>
-    <w:p>
-      <w:pPr>
-        <w:spacing w:after="80"/>
-      </w:pPr>
-      <w:r>
-        <w:rPr>
-          <w:rFonts w:ascii="Times New Roman" w:hAnsi="Times New Roman" w:eastAsia="Times New Roman"/>
-          <w:b w:val="0"/>
-          <w:color w:val="595959"/>
-          <w:sz w:val="16"/>
-        </w:rPr>
-        <w:t>раздел 1: сотрудник «указывает назначение закупки», заявка относится «к одному подразделению», нужны этапы руководителя и финконтролёра, возврат и отклонение с комментарием.</w:t>
-      </w:r>
-    </w:p>
-    <w:p>
-      <w:pPr>
-        <w:spacing w:after="80"/>
-        <w:jc w:val="both"/>
-      </w:pPr>
-      <w:r>
-        <w:rPr>
-          <w:rFonts w:ascii="Times New Roman" w:hAnsi="Times New Roman" w:eastAsia="Times New Roman"/>
-          <w:b/>
-          <w:sz w:val="22"/>
-        </w:rPr>
         <w:t>Композиция и ассоциация.</w:t>
       </w:r>
       <w:r>
@@ -3829,20 +3415,6 @@
           <w:sz w:val="22"/>
         </w:rPr>
         <w:t xml:space="preserve"> Композиция PurchaseRequest ◆ RequestItem: позиция не живёт вне заявки. Остальное ассоциации: решение, пользователь и поставщик существуют сами по себе.</w:t>
-      </w:r>
-    </w:p>
-    <w:p>
-      <w:pPr>
-        <w:spacing w:after="80"/>
-      </w:pPr>
-      <w:r>
-        <w:rPr>
-          <w:rFonts w:ascii="Times New Roman" w:hAnsi="Times New Roman" w:eastAsia="Times New Roman"/>
-          <w:b w:val="0"/>
-          <w:color w:val="595959"/>
-          <w:sz w:val="16"/>
-        </w:rPr>
-        <w:t>условия: стоимость позиции и итог заявки считаются из позиций (позиции живут внутри заявки), а решение «сохраняется отдельной записью» и не перезаписывается.</w:t>
       </w:r>
     </w:p>
     <w:tbl>
@@ -3910,21 +3482,6 @@
                 <w:sz w:val="22"/>
               </w:rPr>
               <w:t>totalAmount всегда равна сумме quantity × unitPrice по позициям, а вне статусов «Черновик» и «Возвращена на доработку» у заявки есть хотя бы одна позиция и они не меняются.</w:t>
-            </w:r>
-          </w:p>
-          <w:p>
-            <w:pPr>
-              <w:spacing w:before="40"/>
-              <w:jc w:val="left"/>
-            </w:pPr>
-            <w:r>
-              <w:rPr>
-                <w:rFonts w:ascii="Times New Roman" w:hAnsi="Times New Roman" w:eastAsia="Times New Roman"/>
-                <w:b w:val="0"/>
-                <w:color w:val="595959"/>
-                <w:sz w:val="16"/>
-              </w:rPr>
-              <w:t>условия: «итоговая стоимость заявки получается из её позиций» и «заявка должна содержать не менее одной позиции до момента отправки».</w:t>
             </w:r>
           </w:p>
         </w:tc>
@@ -4000,21 +3557,6 @@
                 <w:sz w:val="22"/>
               </w:rPr>
               <w:t>Решений несколько (руководитель, контролёр, повторные), у каждого свой автор, время и результат. Два поля в заявке перезаписывались бы и теряли историю.</w:t>
-            </w:r>
-          </w:p>
-          <w:p>
-            <w:pPr>
-              <w:spacing w:before="40"/>
-              <w:jc w:val="left"/>
-            </w:pPr>
-            <w:r>
-              <w:rPr>
-                <w:rFonts w:ascii="Times New Roman" w:hAnsi="Times New Roman" w:eastAsia="Times New Roman"/>
-                <w:b w:val="0"/>
-                <w:color w:val="595959"/>
-                <w:sz w:val="16"/>
-              </w:rPr>
-              <w:t>условия: «решение согласующего должно сохраняться отдельной записью и не должно перезаписываться».</w:t>
             </w:r>
           </w:p>
         </w:tc>
@@ -4240,21 +3782,6 @@
               <w:t>Автор меняет позиции и реквизиты только в статусах «Черновик» и «Возвращена на доработку», иначе система отказывает с ошибкой.</w:t>
             </w:r>
           </w:p>
-          <w:p>
-            <w:pPr>
-              <w:spacing w:before="40"/>
-              <w:jc w:val="left"/>
-            </w:pPr>
-            <w:r>
-              <w:rPr>
-                <w:rFonts w:ascii="Times New Roman" w:hAnsi="Times New Roman" w:eastAsia="Times New Roman"/>
-                <w:b w:val="0"/>
-                <w:color w:val="595959"/>
-                <w:sz w:val="16"/>
-              </w:rPr>
-              <w:t>раздел 1: «до отправки заявка является рабочим документом автора и может изменяться». Возврат на доработку тоже возвращает право правки (переход из таблицы в задании 2).</w:t>
-            </w:r>
-          </w:p>
         </w:tc>
       </w:tr>
       <w:tr>
@@ -4302,21 +3829,6 @@
                 <w:sz w:val="22"/>
               </w:rPr>
               <w:t>Руководитель решает не позднее 3 рабочих дней после отправки, иначе заявка попадает в список просроченных.</w:t>
-            </w:r>
-          </w:p>
-          <w:p>
-            <w:pPr>
-              <w:spacing w:before="40"/>
-              <w:jc w:val="left"/>
-            </w:pPr>
-            <w:r>
-              <w:rPr>
-                <w:rFonts w:ascii="Times New Roman" w:hAnsi="Times New Roman" w:eastAsia="Times New Roman"/>
-                <w:b w:val="0"/>
-                <w:color w:val="595959"/>
-                <w:sz w:val="16"/>
-              </w:rPr>
-              <w:t>срок в 3 дня в тексте не указан, это моё допущение. Из текста взято только, что руководитель проверяет необходимость закупки сразу после отправки.</w:t>
             </w:r>
           </w:p>
         </w:tc>
@@ -4368,21 +3880,6 @@
               <w:t>Решение сохраняется в той же транзакции, что и смена статуса, с пользователем, временем, результатом и комментарием. Изменить или удалить его нельзя.</w:t>
             </w:r>
           </w:p>
-          <w:p>
-            <w:pPr>
-              <w:spacing w:before="40"/>
-              <w:jc w:val="left"/>
-            </w:pPr>
-            <w:r>
-              <w:rPr>
-                <w:rFonts w:ascii="Times New Roman" w:hAnsi="Times New Roman" w:eastAsia="Times New Roman"/>
-                <w:b w:val="0"/>
-                <w:color w:val="595959"/>
-                <w:sz w:val="16"/>
-              </w:rPr>
-              <w:t>раздел 1: «хранить не только текущее состояние заявки, но и историю действий», для существенных операций пользователь, время и результат; условие про отдельную запись решения.</w:t>
-            </w:r>
-          </w:p>
         </w:tc>
       </w:tr>
       <w:tr>
@@ -4432,21 +3929,6 @@
               <w:t>Заказ создаётся только по заявке «Согласована» с решениями руководителя и контролёра, если действующего заказа нет. Иначе отказ.</w:t>
             </w:r>
           </w:p>
-          <w:p>
-            <w:pPr>
-              <w:spacing w:before="40"/>
-              <w:jc w:val="left"/>
-            </w:pPr>
-            <w:r>
-              <w:rPr>
-                <w:rFonts w:ascii="Times New Roman" w:hAnsi="Times New Roman" w:eastAsia="Times New Roman"/>
-                <w:b w:val="0"/>
-                <w:color w:val="595959"/>
-                <w:sz w:val="16"/>
-              </w:rPr>
-              <w:t>раздел 1: «заказ не может быть сформирован раньше завершения обязательных согласований»; условия: не более одного действующего заказа.</w:t>
-            </w:r>
-          </w:p>
         </w:tc>
       </w:tr>
       <w:tr>
@@ -4494,21 +3976,6 @@
                 <w:sz w:val="22"/>
               </w:rPr>
               <w:t>Поставщика выбирают из справочника только со статусом «Действующий», статус проверяется ещё раз при создании заказа.</w:t>
-            </w:r>
-          </w:p>
-          <w:p>
-            <w:pPr>
-              <w:spacing w:before="40"/>
-              <w:jc w:val="left"/>
-            </w:pPr>
-            <w:r>
-              <w:rPr>
-                <w:rFonts w:ascii="Times New Roman" w:hAnsi="Times New Roman" w:eastAsia="Times New Roman"/>
-                <w:b w:val="0"/>
-                <w:color w:val="595959"/>
-                <w:sz w:val="16"/>
-              </w:rPr>
-              <w:t>условие: «поставщик может участвовать в формировании заказа только тогда, когда он имеет действующий статус».</w:t>
             </w:r>
           </w:p>
         </w:tc>
@@ -4884,21 +4351,6 @@
               <w:t>Автор один, подразделение одно, сумма = сумма quantity × unitPrice</w:t>
             </w:r>
           </w:p>
-          <w:p>
-            <w:pPr>
-              <w:spacing w:before="40"/>
-              <w:jc w:val="left"/>
-            </w:pPr>
-            <w:r>
-              <w:rPr>
-                <w:rFonts w:ascii="Times New Roman" w:hAnsi="Times New Roman" w:eastAsia="Times New Roman"/>
-                <w:b w:val="0"/>
-                <w:color w:val="595959"/>
-                <w:sz w:val="16"/>
-              </w:rPr>
-              <w:t>условия: единственный автор, одно подразделение, итог из позиций.</w:t>
-            </w:r>
-          </w:p>
         </w:tc>
       </w:tr>
       <w:tr>
@@ -4990,21 +4442,6 @@
                 <w:sz w:val="22"/>
               </w:rPr>
               <w:t>Решение отдельной записью, возврат и отклонение только с комментарием</w:t>
-            </w:r>
-          </w:p>
-          <w:p>
-            <w:pPr>
-              <w:spacing w:before="40"/>
-              <w:jc w:val="left"/>
-            </w:pPr>
-            <w:r>
-              <w:rPr>
-                <w:rFonts w:ascii="Times New Roman" w:hAnsi="Times New Roman" w:eastAsia="Times New Roman"/>
-                <w:b w:val="0"/>
-                <w:color w:val="595959"/>
-                <w:sz w:val="16"/>
-              </w:rPr>
-              <w:t>условия: решение отдельной записью без перезаписи; раздел 1: комментарий при возврате и отклонении.</w:t>
             </w:r>
           </w:p>
         </w:tc>
@@ -5104,21 +4541,6 @@
                 <w:sz w:val="22"/>
               </w:rPr>
               <w:t>Заказ только по «Согласована», с действующим поставщиком, не более одного действующего</w:t>
-            </w:r>
-          </w:p>
-          <w:p>
-            <w:pPr>
-              <w:spacing w:before="40"/>
-              <w:jc w:val="left"/>
-            </w:pPr>
-            <w:r>
-              <w:rPr>
-                <w:rFonts w:ascii="Times New Roman" w:hAnsi="Times New Roman" w:eastAsia="Times New Roman"/>
-                <w:b w:val="0"/>
-                <w:color w:val="595959"/>
-                <w:sz w:val="16"/>
-              </w:rPr>
-              <w:t>раздел 1 и условия: после согласований, действующий поставщик, не более одного действующего заказа.</w:t>
             </w:r>
           </w:p>
         </w:tc>
@@ -5226,21 +4648,6 @@
               <w:t>История неизменяема, только чтение и добавление</w:t>
             </w:r>
           </w:p>
-          <w:p>
-            <w:pPr>
-              <w:spacing w:before="40"/>
-              <w:jc w:val="left"/>
-            </w:pPr>
-            <w:r>
-              <w:rPr>
-                <w:rFonts w:ascii="Times New Roman" w:hAnsi="Times New Roman" w:eastAsia="Times New Roman"/>
-                <w:b w:val="0"/>
-                <w:color w:val="595959"/>
-                <w:sz w:val="16"/>
-              </w:rPr>
-              <w:t>раздел 1: хранить историю действий; условие про неперезаписываемое решение.</w:t>
-            </w:r>
-          </w:p>
         </w:tc>
       </w:tr>
     </w:tbl>
@@ -5402,21 +4809,6 @@
               <w:t>Ситуация 5 (два заказа одновременно): транзакция блокирует заявку (SELECT … FOR UPDATE), плюс уникальный индекс по заявке в БД. Одной проверки в коде мало, второй запрос успеет вклиниться.</w:t>
             </w:r>
           </w:p>
-          <w:p>
-            <w:pPr>
-              <w:spacing w:before="40"/>
-              <w:jc w:val="left"/>
-            </w:pPr>
-            <w:r>
-              <w:rPr>
-                <w:rFonts w:ascii="Times New Roman" w:hAnsi="Times New Roman" w:eastAsia="Times New Roman"/>
-                <w:b w:val="0"/>
-                <w:color w:val="595959"/>
-                <w:sz w:val="16"/>
-              </w:rPr>
-              <w:t>ситуации 2 и 5 перечислены в самом разделе 9; правила к ним: комментарий обязателен (раздел 1) и «не более одного действующего заказа» (условия).</w:t>
-            </w:r>
-          </w:p>
         </w:tc>
       </w:tr>
     </w:tbl>
@@ -5525,21 +4917,6 @@
                 <w:sz w:val="22"/>
               </w:rPr>
               <w:t>PurchaseRequest: вокруг неё позиции, решения, заказ и статус.</w:t>
-            </w:r>
-          </w:p>
-          <w:p>
-            <w:pPr>
-              <w:spacing w:before="40"/>
-              <w:jc w:val="left"/>
-            </w:pPr>
-            <w:r>
-              <w:rPr>
-                <w:rFonts w:ascii="Times New Roman" w:hAnsi="Times New Roman" w:eastAsia="Times New Roman"/>
-                <w:b w:val="0"/>
-                <w:color w:val="595959"/>
-                <w:sz w:val="16"/>
-              </w:rPr>
-              <w:t>почти все условия раздела 1 и таблица переходов сходятся на заявке: позиции, решения, заказ и статус привязаны к ней.</w:t>
             </w:r>
           </w:p>
         </w:tc>
@@ -5617,21 +4994,6 @@
               <w:t>«Не более одного действующего заказа и только после согласований». Обеспечено транзакцией с блокировкой и уникальным индексом в БД.</w:t>
             </w:r>
           </w:p>
-          <w:p>
-            <w:pPr>
-              <w:spacing w:before="40"/>
-              <w:jc w:val="left"/>
-            </w:pPr>
-            <w:r>
-              <w:rPr>
-                <w:rFonts w:ascii="Times New Roman" w:hAnsi="Times New Roman" w:eastAsia="Times New Roman"/>
-                <w:b w:val="0"/>
-                <w:color w:val="595959"/>
-                <w:sz w:val="16"/>
-              </w:rPr>
-              <w:t>условие: «для одной согласованной заявки в базовом варианте формируется не более одного действующего заказа» и раздел 1 про заказ только после согласований.</w:t>
-            </w:r>
-          </w:p>
         </w:tc>
       </w:tr>
     </w:tbl>
@@ -5707,21 +5069,6 @@
               <w:t>Связь «PurchaseOrder – RequestItem»: убрана, заказ связан с заявкой. Иначе состав дублируется и суммы расходятся. Заодно заменена «Supplier – Approval».</w:t>
             </w:r>
           </w:p>
-          <w:p>
-            <w:pPr>
-              <w:spacing w:before="40"/>
-              <w:jc w:val="left"/>
-            </w:pPr>
-            <w:r>
-              <w:rPr>
-                <w:rFonts w:ascii="Times New Roman" w:hAnsi="Times New Roman" w:eastAsia="Times New Roman"/>
-                <w:b w:val="0"/>
-                <w:color w:val="595959"/>
-                <w:sz w:val="16"/>
-              </w:rPr>
-              <w:t>условия: стоимость и состав принадлежат заявке; решения принимают сотрудники организации, поставщик только участвует в заказе.</w:t>
-            </w:r>
-          </w:p>
         </w:tc>
       </w:tr>
     </w:tbl>
@@ -5795,21 +5142,6 @@
                 <w:sz w:val="22"/>
               </w:rPr>
               <w:t>Спроектирована модель закупочной заявки: требования, жизненный цикл и диаграммы согласованы между собой. Центральный объект PurchaseRequest, конечные состояния «Отклонена» и «Заказ сформирован». История решений вынесена в неизменяемый Approval. Проверка комментария и состава позиций стоит в сервисе и в БД, единственность заказа обеспечена транзакцией и индексом. Исправлены неверные связи, добавлены актор и варианты использования. Таблица трассируемости связывает возможности, диаграммы и правила.</w:t>
-            </w:r>
-          </w:p>
-          <w:p>
-            <w:pPr>
-              <w:spacing w:before="40"/>
-              <w:jc w:val="left"/>
-            </w:pPr>
-            <w:r>
-              <w:rPr>
-                <w:rFonts w:ascii="Times New Roman" w:hAnsi="Times New Roman" w:eastAsia="Times New Roman"/>
-                <w:b w:val="0"/>
-                <w:color w:val="595959"/>
-                <w:sz w:val="16"/>
-              </w:rPr>
-              <w:t>итог по пунктам выше; каждая мысль опирается на раздел 1 и перечисленные условия.</w:t>
             </w:r>
           </w:p>
         </w:tc>

--- a/Abramenkov_12-25_RT2.docx
+++ b/Abramenkov_12-25_RT2.docx
@@ -1413,7 +1413,7 @@
                 <w:b w:val="0"/>
                 <w:sz w:val="22"/>
               </w:rPr>
-              <w:t>На согласовании (этап «финансовый контроль»)</w:t>
+              <w:t>На согласовании</w:t>
             </w:r>
           </w:p>
         </w:tc>
@@ -1467,7 +1467,7 @@
                 <w:b w:val="0"/>
                 <w:sz w:val="22"/>
               </w:rPr>
-              <w:t>На согласовании (этап «финансовый контроль»)</w:t>
+              <w:t>На согласовании</w:t>
             </w:r>
           </w:p>
         </w:tc>
